--- a/doc/command interface.docx
+++ b/doc/command interface.docx
@@ -1,6 +1,6 @@
 
 <file path=word/document.xml><?xml version="1.0" encoding="utf-8"?>
-<w:document xmlns:wpc="http://schemas.microsoft.com/office/word/2010/wordprocessingCanvas" xmlns:mc="http://schemas.openxmlformats.org/markup-compatibility/2006" xmlns:o="urn:schemas-microsoft-com:office:office" xmlns:r="http://schemas.openxmlformats.org/officeDocument/2006/relationships" xmlns:m="http://schemas.openxmlformats.org/officeDocument/2006/math" xmlns:v="urn:schemas-microsoft-com:vml" xmlns:wp14="http://schemas.microsoft.com/office/word/2010/wordprocessingDrawing" xmlns:wp="http://schemas.openxmlformats.org/drawingml/2006/wordprocessingDrawing" xmlns:w10="urn:schemas-microsoft-com:office:word" xmlns:w="http://schemas.openxmlformats.org/wordprocessingml/2006/main" xmlns:w14="http://schemas.microsoft.com/office/word/2010/wordml" xmlns:wpg="http://schemas.microsoft.com/office/word/2010/wordprocessingGroup" xmlns:wpi="http://schemas.microsoft.com/office/word/2010/wordprocessingInk" xmlns:wne="http://schemas.microsoft.com/office/word/2006/wordml" xmlns:wps="http://schemas.microsoft.com/office/word/2010/wordprocessingShape" mc:Ignorable="w14 wp14">
+<w:document xmlns:wpc="http://schemas.microsoft.com/office/word/2010/wordprocessingCanvas" xmlns:cx="http://schemas.microsoft.com/office/drawing/2014/chartex" xmlns:cx1="http://schemas.microsoft.com/office/drawing/2015/9/8/chartex" xmlns:cx2="http://schemas.microsoft.com/office/drawing/2015/10/21/chartex" xmlns:cx3="http://schemas.microsoft.com/office/drawing/2016/5/9/chartex" xmlns:cx4="http://schemas.microsoft.com/office/drawing/2016/5/10/chartex" xmlns:cx5="http://schemas.microsoft.com/office/drawing/2016/5/11/chartex" xmlns:cx6="http://schemas.microsoft.com/office/drawing/2016/5/12/chartex" xmlns:cx7="http://schemas.microsoft.com/office/drawing/2016/5/13/chartex" xmlns:cx8="http://schemas.microsoft.com/office/drawing/2016/5/14/chartex" xmlns:mc="http://schemas.openxmlformats.org/markup-compatibility/2006" xmlns:aink="http://schemas.microsoft.com/office/drawing/2016/ink" xmlns:am3d="http://schemas.microsoft.com/office/drawing/2017/model3d" xmlns:o="urn:schemas-microsoft-com:office:office" xmlns:oel="http://schemas.microsoft.com/office/2019/extlst" xmlns:r="http://schemas.openxmlformats.org/officeDocument/2006/relationships" xmlns:m="http://schemas.openxmlformats.org/officeDocument/2006/math" xmlns:v="urn:schemas-microsoft-com:vml" xmlns:wp14="http://schemas.microsoft.com/office/word/2010/wordprocessingDrawing" xmlns:wp="http://schemas.openxmlformats.org/drawingml/2006/wordprocessingDrawing" xmlns:w10="urn:schemas-microsoft-com:office:word" xmlns:w="http://schemas.openxmlformats.org/wordprocessingml/2006/main" xmlns:w14="http://schemas.microsoft.com/office/word/2010/wordml" xmlns:w15="http://schemas.microsoft.com/office/word/2012/wordml" xmlns:w16cex="http://schemas.microsoft.com/office/word/2018/wordml/cex" xmlns:w16cid="http://schemas.microsoft.com/office/word/2016/wordml/cid" xmlns:w16="http://schemas.microsoft.com/office/word/2018/wordml" xmlns:w16sdtdh="http://schemas.microsoft.com/office/word/2020/wordml/sdtdatahash" xmlns:w16se="http://schemas.microsoft.com/office/word/2015/wordml/symex" xmlns:wpg="http://schemas.microsoft.com/office/word/2010/wordprocessingGroup" xmlns:wpi="http://schemas.microsoft.com/office/word/2010/wordprocessingInk" xmlns:wne="http://schemas.microsoft.com/office/word/2006/wordml" xmlns:wps="http://schemas.microsoft.com/office/word/2010/wordprocessingShape" mc:Ignorable="w14 w15 w16se w16cid w16 w16cex w16sdtdh wp14">
   <w:body>
     <w:tbl>
       <w:tblPr>
@@ -41,7 +41,6 @@
             <w:dataBinding w:prefixMappings="xmlns:ns0='http://schemas.openxmlformats.org/package/2006/metadata/core-properties' xmlns:ns1='http://purl.org/dc/elements/1.1/'" w:xpath="/ns0:coreProperties[1]/ns1:title[1]" w:storeItemID="{6C3C8BC8-F283-45AE-878A-BAB7291924A1}"/>
             <w:text/>
           </w:sdtPr>
-          <w:sdtEndPr/>
           <w:sdtContent>
             <w:tc>
               <w:tcPr>
@@ -72,7 +71,7 @@
                     <w:sz w:val="72"/>
                     <w:szCs w:val="72"/>
                   </w:rPr>
-                  <w:t>-II Command Interface</w:t>
+                  <w:t xml:space="preserve"> Command Interface</w:t>
                 </w:r>
                 <w:r>
                   <w:rPr>
@@ -105,7 +104,6 @@
             <w:dataBinding w:prefixMappings="xmlns:ns0='http://schemas.openxmlformats.org/package/2006/metadata/core-properties' xmlns:ns1='http://purl.org/dc/elements/1.1/'" w:xpath="/ns0:coreProperties[1]/ns1:subject[1]" w:storeItemID="{6C3C8BC8-F283-45AE-878A-BAB7291924A1}"/>
             <w:text/>
           </w:sdtPr>
-          <w:sdtEndPr/>
           <w:sdtContent>
             <w:tc>
               <w:tcPr>
@@ -168,7 +166,6 @@
                 <w:dataBinding w:prefixMappings="xmlns:ns0='http://schemas.openxmlformats.org/package/2006/metadata/core-properties' xmlns:ns1='http://purl.org/dc/elements/1.1/'" w:xpath="/ns0:coreProperties[1]/ns1:creator[1]" w:storeItemID="{6C3C8BC8-F283-45AE-878A-BAB7291924A1}"/>
                 <w:text w:multiLine="1"/>
               </w:sdtPr>
-              <w:sdtEndPr/>
               <w:sdtContent>
                 <w:r>
                   <w:rPr>
@@ -204,7 +201,6 @@
           <w:docPartUnique/>
         </w:docPartObj>
       </w:sdtPr>
-      <w:sdtEndPr/>
       <w:sdtContent>
         <w:p/>
         <w:p/>
@@ -241,27 +237,20 @@
             <w:r>
               <w:t xml:space="preserve">Version </w:t>
             </w:r>
-            <w:r>
-              <w:fldChar w:fldCharType="begin"/>
-            </w:r>
-            <w:r>
-              <w:instrText xml:space="preserve"> DOCPROPERTY "Version" \* MERGEFORMAT </w:instrText>
-            </w:r>
-            <w:r>
-              <w:fldChar w:fldCharType="separate"/>
-            </w:r>
-            <w:r>
-              <w:rPr>
-                <w:bCs/>
-              </w:rPr>
-              <w:t>1.0</w:t>
-            </w:r>
-            <w:r>
-              <w:rPr>
-                <w:bCs/>
-              </w:rPr>
-              <w:fldChar w:fldCharType="end"/>
-            </w:r>
+            <w:fldSimple w:instr=" DOCPROPERTY &quot;Version&quot; \* MERGEFORMAT ">
+              <w:r>
+                <w:rPr>
+                  <w:bCs/>
+                </w:rPr>
+                <w:t>1.</w:t>
+              </w:r>
+              <w:r>
+                <w:rPr>
+                  <w:bCs/>
+                </w:rPr>
+                <w:t>1</w:t>
+              </w:r>
+            </w:fldSimple>
             <w:r>
               <w:rPr>
                 <w:bCs/>
@@ -272,16 +261,13 @@
               <w:t xml:space="preserve"> </w:t>
             </w:r>
             <w:r>
-              <w:t>February 1</w:t>
+              <w:t>March 8,</w:t>
             </w:r>
             <w:r>
-              <w:rPr>
-                <w:vertAlign w:val="superscript"/>
-              </w:rPr>
-              <w:t>st</w:t>
+              <w:t xml:space="preserve"> </w:t>
             </w:r>
             <w:r>
-              <w:t xml:space="preserve"> 2013</w:t>
+              <w:t>2026</w:t>
             </w:r>
           </w:p>
         </w:tc>
@@ -526,6 +512,9 @@
         <w:t>3</w:t>
       </w:r>
       <w:r>
+        <w:t>-2026</w:t>
+      </w:r>
+      <w:r>
         <w:t xml:space="preserve"> by</w:t>
       </w:r>
     </w:p>
@@ -567,7 +556,9 @@
           <w:rFonts w:eastAsiaTheme="minorEastAsia"/>
           <w:b w:val="0"/>
           <w:noProof/>
-          <w:sz w:val="22"/>
+          <w:kern w:val="2"/>
+          <w:szCs w:val="24"/>
+          <w14:ligatures w14:val="standardContextual"/>
         </w:rPr>
       </w:pPr>
       <w:r>
@@ -579,7 +570,7 @@
       <w:r>
         <w:fldChar w:fldCharType="separate"/>
       </w:r>
-      <w:hyperlink w:anchor="_Toc347565484" w:history="1">
+      <w:hyperlink w:anchor="_Toc223899839" w:history="1">
         <w:r>
           <w:rPr>
             <w:rStyle w:val="Hyperlink"/>
@@ -606,7 +597,7 @@
             <w:noProof/>
             <w:webHidden/>
           </w:rPr>
-          <w:instrText xml:space="preserve"> PAGEREF _Toc347565484 \h </w:instrText>
+          <w:instrText xml:space="preserve"> PAGEREF _Toc223899839 \h </w:instrText>
         </w:r>
         <w:r>
           <w:rPr>
@@ -646,9 +637,13 @@
         <w:rPr>
           <w:rFonts w:eastAsiaTheme="minorEastAsia"/>
           <w:noProof/>
+          <w:kern w:val="2"/>
+          <w:sz w:val="24"/>
+          <w:szCs w:val="24"/>
+          <w14:ligatures w14:val="standardContextual"/>
         </w:rPr>
       </w:pPr>
-      <w:hyperlink w:anchor="_Toc347565485" w:history="1">
+      <w:hyperlink w:anchor="_Toc223899840" w:history="1">
         <w:r>
           <w:rPr>
             <w:rStyle w:val="Hyperlink"/>
@@ -675,7 +670,7 @@
             <w:noProof/>
             <w:webHidden/>
           </w:rPr>
-          <w:instrText xml:space="preserve"> PAGEREF _Toc347565485 \h </w:instrText>
+          <w:instrText xml:space="preserve"> PAGEREF _Toc223899840 \h </w:instrText>
         </w:r>
         <w:r>
           <w:rPr>
@@ -715,9 +710,13 @@
         <w:rPr>
           <w:rFonts w:eastAsiaTheme="minorEastAsia"/>
           <w:noProof/>
+          <w:kern w:val="2"/>
+          <w:sz w:val="24"/>
+          <w:szCs w:val="24"/>
+          <w14:ligatures w14:val="standardContextual"/>
         </w:rPr>
       </w:pPr>
-      <w:hyperlink w:anchor="_Toc347565486" w:history="1">
+      <w:hyperlink w:anchor="_Toc223899841" w:history="1">
         <w:r>
           <w:rPr>
             <w:rStyle w:val="Hyperlink"/>
@@ -744,7 +743,7 @@
             <w:noProof/>
             <w:webHidden/>
           </w:rPr>
-          <w:instrText xml:space="preserve"> PAGEREF _Toc347565486 \h </w:instrText>
+          <w:instrText xml:space="preserve"> PAGEREF _Toc223899841 \h </w:instrText>
         </w:r>
         <w:r>
           <w:rPr>
@@ -782,10 +781,12 @@
           <w:rFonts w:eastAsiaTheme="minorEastAsia"/>
           <w:b w:val="0"/>
           <w:noProof/>
-          <w:sz w:val="22"/>
+          <w:kern w:val="2"/>
+          <w:szCs w:val="24"/>
+          <w14:ligatures w14:val="standardContextual"/>
         </w:rPr>
       </w:pPr>
-      <w:hyperlink w:anchor="_Toc347565487" w:history="1">
+      <w:hyperlink w:anchor="_Toc223899842" w:history="1">
         <w:r>
           <w:rPr>
             <w:rStyle w:val="Hyperlink"/>
@@ -812,7 +813,7 @@
             <w:noProof/>
             <w:webHidden/>
           </w:rPr>
-          <w:instrText xml:space="preserve"> PAGEREF _Toc347565487 \h </w:instrText>
+          <w:instrText xml:space="preserve"> PAGEREF _Toc223899842 \h </w:instrText>
         </w:r>
         <w:r>
           <w:rPr>
@@ -852,9 +853,13 @@
         <w:rPr>
           <w:rFonts w:eastAsiaTheme="minorEastAsia"/>
           <w:noProof/>
+          <w:kern w:val="2"/>
+          <w:sz w:val="24"/>
+          <w:szCs w:val="24"/>
+          <w14:ligatures w14:val="standardContextual"/>
         </w:rPr>
       </w:pPr>
-      <w:hyperlink w:anchor="_Toc347565488" w:history="1">
+      <w:hyperlink w:anchor="_Toc223899843" w:history="1">
         <w:r>
           <w:rPr>
             <w:rStyle w:val="Hyperlink"/>
@@ -881,7 +886,7 @@
             <w:noProof/>
             <w:webHidden/>
           </w:rPr>
-          <w:instrText xml:space="preserve"> PAGEREF _Toc347565488 \h </w:instrText>
+          <w:instrText xml:space="preserve"> PAGEREF _Toc223899843 \h </w:instrText>
         </w:r>
         <w:r>
           <w:rPr>
@@ -921,9 +926,13 @@
         <w:rPr>
           <w:rFonts w:eastAsiaTheme="minorEastAsia"/>
           <w:noProof/>
+          <w:kern w:val="2"/>
+          <w:sz w:val="24"/>
+          <w:szCs w:val="24"/>
+          <w14:ligatures w14:val="standardContextual"/>
         </w:rPr>
       </w:pPr>
-      <w:hyperlink w:anchor="_Toc347565489" w:history="1">
+      <w:hyperlink w:anchor="_Toc223899844" w:history="1">
         <w:r>
           <w:rPr>
             <w:rStyle w:val="Hyperlink"/>
@@ -950,7 +959,7 @@
             <w:noProof/>
             <w:webHidden/>
           </w:rPr>
-          <w:instrText xml:space="preserve"> PAGEREF _Toc347565489 \h </w:instrText>
+          <w:instrText xml:space="preserve"> PAGEREF _Toc223899844 \h </w:instrText>
         </w:r>
         <w:r>
           <w:rPr>
@@ -990,9 +999,13 @@
         <w:rPr>
           <w:rFonts w:eastAsiaTheme="minorEastAsia"/>
           <w:noProof/>
+          <w:kern w:val="2"/>
+          <w:sz w:val="24"/>
+          <w:szCs w:val="24"/>
+          <w14:ligatures w14:val="standardContextual"/>
         </w:rPr>
       </w:pPr>
-      <w:hyperlink w:anchor="_Toc347565490" w:history="1">
+      <w:hyperlink w:anchor="_Toc223899845" w:history="1">
         <w:r>
           <w:rPr>
             <w:rStyle w:val="Hyperlink"/>
@@ -1019,7 +1032,7 @@
             <w:noProof/>
             <w:webHidden/>
           </w:rPr>
-          <w:instrText xml:space="preserve"> PAGEREF _Toc347565490 \h </w:instrText>
+          <w:instrText xml:space="preserve"> PAGEREF _Toc223899845 \h </w:instrText>
         </w:r>
         <w:r>
           <w:rPr>
@@ -1059,10 +1072,13 @@
         <w:rPr>
           <w:rFonts w:eastAsiaTheme="minorEastAsia"/>
           <w:noProof/>
-          <w:sz w:val="22"/>
+          <w:kern w:val="2"/>
+          <w:sz w:val="24"/>
+          <w:szCs w:val="24"/>
+          <w14:ligatures w14:val="standardContextual"/>
         </w:rPr>
       </w:pPr>
-      <w:hyperlink w:anchor="_Toc347565491" w:history="1">
+      <w:hyperlink w:anchor="_Toc223899846" w:history="1">
         <w:r>
           <w:rPr>
             <w:rStyle w:val="Hyperlink"/>
@@ -1070,8 +1086,6 @@
           </w:rPr>
           <w:t>2.3.1. Transfer command</w:t>
         </w:r>
-        <w:bookmarkStart w:id="0" w:name="_GoBack"/>
-        <w:bookmarkEnd w:id="0"/>
         <w:r>
           <w:rPr>
             <w:noProof/>
@@ -1091,7 +1105,7 @@
             <w:noProof/>
             <w:webHidden/>
           </w:rPr>
-          <w:instrText xml:space="preserve"> PAGEREF _Toc347565491 \h </w:instrText>
+          <w:instrText xml:space="preserve"> PAGEREF _Toc223899846 \h </w:instrText>
         </w:r>
         <w:r>
           <w:rPr>
@@ -1131,16 +1145,19 @@
         <w:rPr>
           <w:rFonts w:eastAsiaTheme="minorEastAsia"/>
           <w:noProof/>
-          <w:sz w:val="22"/>
+          <w:kern w:val="2"/>
+          <w:sz w:val="24"/>
+          <w:szCs w:val="24"/>
+          <w14:ligatures w14:val="standardContextual"/>
         </w:rPr>
       </w:pPr>
-      <w:hyperlink w:anchor="_Toc347565492" w:history="1">
+      <w:hyperlink w:anchor="_Toc223899847" w:history="1">
         <w:r>
           <w:rPr>
             <w:rStyle w:val="Hyperlink"/>
             <w:noProof/>
           </w:rPr>
-          <w:t>2.3.2. Ultimate-II processes command</w:t>
+          <w:t>2.3.2. Ultimate processes command</w:t>
         </w:r>
         <w:r>
           <w:rPr>
@@ -1161,7 +1178,7 @@
             <w:noProof/>
             <w:webHidden/>
           </w:rPr>
-          <w:instrText xml:space="preserve"> PAGEREF _Toc347565492 \h </w:instrText>
+          <w:instrText xml:space="preserve"> PAGEREF _Toc223899847 \h </w:instrText>
         </w:r>
         <w:r>
           <w:rPr>
@@ -1201,10 +1218,13 @@
         <w:rPr>
           <w:rFonts w:eastAsiaTheme="minorEastAsia"/>
           <w:noProof/>
-          <w:sz w:val="22"/>
+          <w:kern w:val="2"/>
+          <w:sz w:val="24"/>
+          <w:szCs w:val="24"/>
+          <w14:ligatures w14:val="standardContextual"/>
         </w:rPr>
       </w:pPr>
-      <w:hyperlink w:anchor="_Toc347565493" w:history="1">
+      <w:hyperlink w:anchor="_Toc223899848" w:history="1">
         <w:r>
           <w:rPr>
             <w:rStyle w:val="Hyperlink"/>
@@ -1231,7 +1251,7 @@
             <w:noProof/>
             <w:webHidden/>
           </w:rPr>
-          <w:instrText xml:space="preserve"> PAGEREF _Toc347565493 \h </w:instrText>
+          <w:instrText xml:space="preserve"> PAGEREF _Toc223899848 \h </w:instrText>
         </w:r>
         <w:r>
           <w:rPr>
@@ -1251,7 +1271,7 @@
             <w:noProof/>
             <w:webHidden/>
           </w:rPr>
-          <w:t>4</w:t>
+          <w:t>5</w:t>
         </w:r>
         <w:r>
           <w:rPr>
@@ -1271,10 +1291,13 @@
         <w:rPr>
           <w:rFonts w:eastAsiaTheme="minorEastAsia"/>
           <w:noProof/>
-          <w:sz w:val="22"/>
+          <w:kern w:val="2"/>
+          <w:sz w:val="24"/>
+          <w:szCs w:val="24"/>
+          <w14:ligatures w14:val="standardContextual"/>
         </w:rPr>
       </w:pPr>
-      <w:hyperlink w:anchor="_Toc347565494" w:history="1">
+      <w:hyperlink w:anchor="_Toc223899849" w:history="1">
         <w:r>
           <w:rPr>
             <w:rStyle w:val="Hyperlink"/>
@@ -1301,7 +1324,7 @@
             <w:noProof/>
             <w:webHidden/>
           </w:rPr>
-          <w:instrText xml:space="preserve"> PAGEREF _Toc347565494 \h </w:instrText>
+          <w:instrText xml:space="preserve"> PAGEREF _Toc223899849 \h </w:instrText>
         </w:r>
         <w:r>
           <w:rPr>
@@ -1341,10 +1364,13 @@
         <w:rPr>
           <w:rFonts w:eastAsiaTheme="minorEastAsia"/>
           <w:noProof/>
-          <w:sz w:val="22"/>
+          <w:kern w:val="2"/>
+          <w:sz w:val="24"/>
+          <w:szCs w:val="24"/>
+          <w14:ligatures w14:val="standardContextual"/>
         </w:rPr>
       </w:pPr>
-      <w:hyperlink w:anchor="_Toc347565495" w:history="1">
+      <w:hyperlink w:anchor="_Toc223899850" w:history="1">
         <w:r>
           <w:rPr>
             <w:rStyle w:val="Hyperlink"/>
@@ -1371,7 +1397,7 @@
             <w:noProof/>
             <w:webHidden/>
           </w:rPr>
-          <w:instrText xml:space="preserve"> PAGEREF _Toc347565495 \h </w:instrText>
+          <w:instrText xml:space="preserve"> PAGEREF _Toc223899850 \h </w:instrText>
         </w:r>
         <w:r>
           <w:rPr>
@@ -1411,9 +1437,13 @@
         <w:rPr>
           <w:rFonts w:eastAsiaTheme="minorEastAsia"/>
           <w:noProof/>
+          <w:kern w:val="2"/>
+          <w:sz w:val="24"/>
+          <w:szCs w:val="24"/>
+          <w14:ligatures w14:val="standardContextual"/>
         </w:rPr>
       </w:pPr>
-      <w:hyperlink w:anchor="_Toc347565496" w:history="1">
+      <w:hyperlink w:anchor="_Toc223899851" w:history="1">
         <w:r>
           <w:rPr>
             <w:rStyle w:val="Hyperlink"/>
@@ -1440,7 +1470,7 @@
             <w:noProof/>
             <w:webHidden/>
           </w:rPr>
-          <w:instrText xml:space="preserve"> PAGEREF _Toc347565496 \h </w:instrText>
+          <w:instrText xml:space="preserve"> PAGEREF _Toc223899851 \h </w:instrText>
         </w:r>
         <w:r>
           <w:rPr>
@@ -1480,10 +1510,13 @@
         <w:rPr>
           <w:rFonts w:eastAsiaTheme="minorEastAsia"/>
           <w:noProof/>
-          <w:sz w:val="22"/>
+          <w:kern w:val="2"/>
+          <w:sz w:val="24"/>
+          <w:szCs w:val="24"/>
+          <w14:ligatures w14:val="standardContextual"/>
         </w:rPr>
       </w:pPr>
-      <w:hyperlink w:anchor="_Toc347565497" w:history="1">
+      <w:hyperlink w:anchor="_Toc223899852" w:history="1">
         <w:r>
           <w:rPr>
             <w:rStyle w:val="Hyperlink"/>
@@ -1510,7 +1543,7 @@
             <w:noProof/>
             <w:webHidden/>
           </w:rPr>
-          <w:instrText xml:space="preserve"> PAGEREF _Toc347565497 \h </w:instrText>
+          <w:instrText xml:space="preserve"> PAGEREF _Toc223899852 \h </w:instrText>
         </w:r>
         <w:r>
           <w:rPr>
@@ -1550,10 +1583,13 @@
         <w:rPr>
           <w:rFonts w:eastAsiaTheme="minorEastAsia"/>
           <w:noProof/>
-          <w:sz w:val="22"/>
+          <w:kern w:val="2"/>
+          <w:sz w:val="24"/>
+          <w:szCs w:val="24"/>
+          <w14:ligatures w14:val="standardContextual"/>
         </w:rPr>
       </w:pPr>
-      <w:hyperlink w:anchor="_Toc347565498" w:history="1">
+      <w:hyperlink w:anchor="_Toc223899853" w:history="1">
         <w:r>
           <w:rPr>
             <w:rStyle w:val="Hyperlink"/>
@@ -1580,7 +1616,7 @@
             <w:noProof/>
             <w:webHidden/>
           </w:rPr>
-          <w:instrText xml:space="preserve"> PAGEREF _Toc347565498 \h </w:instrText>
+          <w:instrText xml:space="preserve"> PAGEREF _Toc223899853 \h </w:instrText>
         </w:r>
         <w:r>
           <w:rPr>
@@ -1620,9 +1656,13 @@
         <w:rPr>
           <w:rFonts w:eastAsiaTheme="minorEastAsia"/>
           <w:noProof/>
+          <w:kern w:val="2"/>
+          <w:sz w:val="24"/>
+          <w:szCs w:val="24"/>
+          <w14:ligatures w14:val="standardContextual"/>
         </w:rPr>
       </w:pPr>
-      <w:hyperlink w:anchor="_Toc347565499" w:history="1">
+      <w:hyperlink w:anchor="_Toc223899854" w:history="1">
         <w:r>
           <w:rPr>
             <w:rStyle w:val="Hyperlink"/>
@@ -1649,7 +1689,7 @@
             <w:noProof/>
             <w:webHidden/>
           </w:rPr>
-          <w:instrText xml:space="preserve"> PAGEREF _Toc347565499 \h </w:instrText>
+          <w:instrText xml:space="preserve"> PAGEREF _Toc223899854 \h </w:instrText>
         </w:r>
         <w:r>
           <w:rPr>
@@ -1669,7 +1709,7 @@
             <w:noProof/>
             <w:webHidden/>
           </w:rPr>
-          <w:t>6</w:t>
+          <w:t>7</w:t>
         </w:r>
         <w:r>
           <w:rPr>
@@ -1687,10 +1727,12 @@
           <w:rFonts w:eastAsiaTheme="minorEastAsia"/>
           <w:b w:val="0"/>
           <w:noProof/>
-          <w:sz w:val="22"/>
+          <w:kern w:val="2"/>
+          <w:szCs w:val="24"/>
+          <w14:ligatures w14:val="standardContextual"/>
         </w:rPr>
       </w:pPr>
-      <w:hyperlink w:anchor="_Toc347565500" w:history="1">
+      <w:hyperlink w:anchor="_Toc223899855" w:history="1">
         <w:r>
           <w:rPr>
             <w:rStyle w:val="Hyperlink"/>
@@ -1717,7 +1759,7 @@
             <w:noProof/>
             <w:webHidden/>
           </w:rPr>
-          <w:instrText xml:space="preserve"> PAGEREF _Toc347565500 \h </w:instrText>
+          <w:instrText xml:space="preserve"> PAGEREF _Toc223899855 \h </w:instrText>
         </w:r>
         <w:r>
           <w:rPr>
@@ -1737,7 +1779,7 @@
             <w:noProof/>
             <w:webHidden/>
           </w:rPr>
-          <w:t>7</w:t>
+          <w:t>8</w:t>
         </w:r>
         <w:r>
           <w:rPr>
@@ -1757,64 +1799,105 @@
       <w:pPr>
         <w:pStyle w:val="Heading1"/>
       </w:pPr>
-      <w:bookmarkStart w:id="1" w:name="_Toc347565484"/>
+      <w:bookmarkStart w:id="0" w:name="_Toc223899839"/>
       <w:r>
         <w:lastRenderedPageBreak/>
         <w:t>Introduction</w:t>
       </w:r>
+      <w:bookmarkEnd w:id="0"/>
+    </w:p>
+    <w:p>
+      <w:pPr>
+        <w:pStyle w:val="Heading2"/>
+      </w:pPr>
+      <w:bookmarkStart w:id="1" w:name="_Toc223899840"/>
+      <w:r>
+        <w:t>Context</w:t>
+      </w:r>
       <w:bookmarkEnd w:id="1"/>
     </w:p>
     <w:p>
+      <w:r>
+        <w:t>The ‘Ultimate command interface’</w:t>
+      </w:r>
+      <w:r>
+        <w:t xml:space="preserve"> </w:t>
+      </w:r>
+      <w:r>
+        <w:t xml:space="preserve">is a </w:t>
+      </w:r>
+      <w:r>
+        <w:t xml:space="preserve">feature for the </w:t>
+      </w:r>
+      <w:r>
+        <w:t xml:space="preserve">Ultimate based products, ranging from </w:t>
+      </w:r>
+      <w:r>
+        <w:t>1541</w:t>
+      </w:r>
+      <w:r>
+        <w:t xml:space="preserve"> </w:t>
+      </w:r>
+      <w:r>
+        <w:t>Ultimate</w:t>
+      </w:r>
+      <w:r>
+        <w:t>-II all the way to the Commodore 64 Ultimate</w:t>
+      </w:r>
+      <w:r>
+        <w:t xml:space="preserve">. It implements </w:t>
+      </w:r>
+      <w:r>
+        <w:t>a way to communicate to the Ultimate</w:t>
+      </w:r>
+      <w:r>
+        <w:t xml:space="preserve"> management application</w:t>
+      </w:r>
+      <w:r>
+        <w:t xml:space="preserve"> programmatically from the Commodore 64, through the cartridge port I/O registers.</w:t>
+      </w:r>
+    </w:p>
+    <w:p>
+      <w:r>
+        <w:t xml:space="preserve">The ‘Ultimate command interface’ is the communication layer between the C64 on one side and functional modules of the </w:t>
+      </w:r>
+      <w:r>
+        <w:t>Ultimate management application</w:t>
+      </w:r>
+      <w:r>
+        <w:t xml:space="preserve"> on the other side. Such a functional module takes a command, and returns data and status back to the user program on the C64.</w:t>
+      </w:r>
+    </w:p>
+    <w:p>
+      <w:r>
+        <w:t xml:space="preserve">There are various ‘command targets’, such as Ultimate DOS, Network, Module Control, </w:t>
+      </w:r>
+      <w:proofErr w:type="spellStart"/>
+      <w:r>
+        <w:t>SoftIEC</w:t>
+      </w:r>
+      <w:proofErr w:type="spellEnd"/>
+      <w:r>
+        <w:t xml:space="preserve"> Bypass and the new HTTP client, as per firmware version 3.15.</w:t>
+      </w:r>
+    </w:p>
+    <w:p/>
+    <w:p>
       <w:pPr>
         <w:pStyle w:val="Heading2"/>
       </w:pPr>
-      <w:bookmarkStart w:id="2" w:name="_Toc347565485"/>
-      <w:r>
-        <w:t>Context</w:t>
+      <w:bookmarkStart w:id="2" w:name="_Toc223899841"/>
+      <w:r>
+        <w:t>Purpose of this document</w:t>
       </w:r>
       <w:bookmarkEnd w:id="2"/>
     </w:p>
     <w:p>
       <w:r>
-        <w:t>The ‘Ultimate-II command interface’</w:t>
-      </w:r>
-      <w:r>
-        <w:t xml:space="preserve"> feature is a new feature for the 1541 Ultimate-II module. It implements </w:t>
-      </w:r>
-      <w:r>
-        <w:t>a way to communicate to the 1541 Ultimate-II programmatically from the Commodore 64, through the cartridge port I/O registers.</w:t>
-      </w:r>
-    </w:p>
-    <w:p>
-      <w:r>
-        <w:t>The ‘Ultimate-II command interface’ is the communication layer between the C64 on one side and functional modules of the 1541 Ultimate-II on the other side. Such a functional module takes a command, and returns data and status back to the user program on the C64.</w:t>
-      </w:r>
-    </w:p>
-    <w:p>
-      <w:r>
-        <w:t xml:space="preserve">Initially, there </w:t>
-      </w:r>
-      <w:r>
-        <w:t xml:space="preserve">is one functional module, named “Ultimate DOS”, which is described in a separate document. </w:t>
-      </w:r>
-    </w:p>
-    <w:p/>
-    <w:p>
-      <w:pPr>
-        <w:pStyle w:val="Heading2"/>
-      </w:pPr>
-      <w:bookmarkStart w:id="3" w:name="_Toc347565486"/>
-      <w:r>
-        <w:t>Purpose of this document</w:t>
-      </w:r>
-      <w:bookmarkEnd w:id="3"/>
-    </w:p>
-    <w:p>
-      <w:r>
         <w:t xml:space="preserve">The </w:t>
       </w:r>
       <w:r>
-        <w:t xml:space="preserve">‘Ultimate-II command interface’ </w:t>
+        <w:t xml:space="preserve">‘Ultimate command interface’ </w:t>
       </w:r>
       <w:r>
         <w:t>feature is accessible from the cartridge I/O range. In this manual, the programming API is described.</w:t>
@@ -1824,73 +1907,88 @@
       <w:pPr>
         <w:pStyle w:val="Heading1"/>
       </w:pPr>
-      <w:bookmarkStart w:id="4" w:name="_Toc347565487"/>
+      <w:bookmarkStart w:id="3" w:name="_Toc223899842"/>
       <w:r>
         <w:lastRenderedPageBreak/>
         <w:t>Transport Layer</w:t>
       </w:r>
+      <w:bookmarkEnd w:id="3"/>
+    </w:p>
+    <w:p>
+      <w:pPr>
+        <w:pStyle w:val="Heading2"/>
+      </w:pPr>
+      <w:bookmarkStart w:id="4" w:name="_Toc223899843"/>
+      <w:r>
+        <w:t>Overview</w:t>
+      </w:r>
       <w:bookmarkEnd w:id="4"/>
     </w:p>
     <w:p>
+      <w:r>
+        <w:t xml:space="preserve">The </w:t>
+      </w:r>
+      <w:r>
+        <w:t xml:space="preserve">transport layer of the Ultimate-II Command Interface makes use of a register interface which is accessible through the cartridge port of the C64. The registers are </w:t>
+      </w:r>
+      <w:r>
+        <w:t>mapped into I/O space, at the address $DF</w:t>
+      </w:r>
+      <w:r>
+        <w:t>1</w:t>
+      </w:r>
+      <w:r>
+        <w:t>B</w:t>
+      </w:r>
+      <w:r>
+        <w:t xml:space="preserve"> up to $DF</w:t>
+      </w:r>
+      <w:r>
+        <w:t xml:space="preserve">1F, masking the last </w:t>
+      </w:r>
+      <w:r>
+        <w:t>five</w:t>
+      </w:r>
+      <w:r>
+        <w:t xml:space="preserve"> registers of the RAM Expansion Unit (REU).</w:t>
+      </w:r>
+      <w:r>
+        <w:t xml:space="preserve"> Mapping this </w:t>
+      </w:r>
+      <w:r>
+        <w:t xml:space="preserve">small </w:t>
+      </w:r>
+      <w:r>
+        <w:t>5</w:t>
+      </w:r>
+      <w:r>
+        <w:t xml:space="preserve">-byte </w:t>
+      </w:r>
+      <w:r>
+        <w:t>block into the I/O space is optional, and needs to be turned on in the ‘</w:t>
+      </w:r>
+      <w:r>
+        <w:t>Command Interface</w:t>
+      </w:r>
+      <w:r>
+        <w:t xml:space="preserve">’ </w:t>
+      </w:r>
+      <w:r>
+        <w:t xml:space="preserve">configuration </w:t>
+      </w:r>
+      <w:r>
+        <w:t xml:space="preserve">menu. </w:t>
+      </w:r>
+    </w:p>
+    <w:p>
       <w:pPr>
         <w:pStyle w:val="Heading2"/>
       </w:pPr>
-      <w:bookmarkStart w:id="5" w:name="_Toc347565488"/>
-      <w:r>
-        <w:t>Overview</w:t>
+      <w:bookmarkStart w:id="5" w:name="_Toc223899844"/>
+      <w:r>
+        <w:t>Register Overview</w:t>
       </w:r>
       <w:bookmarkEnd w:id="5"/>
-    </w:p>
-    <w:p>
-      <w:r>
-        <w:t xml:space="preserve">The </w:t>
-      </w:r>
-      <w:r>
-        <w:t xml:space="preserve">transport layer of the Ultimate-II Command Interface makes use of a register interface which is accessible through the cartridge port of the C64. The registers are </w:t>
-      </w:r>
-      <w:r>
-        <w:t>mapped into I/O space, at the address $DF</w:t>
-      </w:r>
-      <w:r>
-        <w:t>1C</w:t>
-      </w:r>
-      <w:r>
-        <w:t xml:space="preserve"> up to $DF</w:t>
-      </w:r>
-      <w:r>
-        <w:t>1F, masking the last four registers of the RAM Expansion Unit (REU).</w:t>
-      </w:r>
-      <w:r>
-        <w:t xml:space="preserve"> Mapping this </w:t>
-      </w:r>
-      <w:r>
-        <w:t xml:space="preserve">small 4-byte </w:t>
-      </w:r>
-      <w:r>
-        <w:t>block into the I/O space is optional, and needs to be turned on in the ‘</w:t>
-      </w:r>
-      <w:r>
-        <w:t>Command Interface</w:t>
-      </w:r>
-      <w:r>
-        <w:t xml:space="preserve">’ </w:t>
-      </w:r>
-      <w:r>
-        <w:t xml:space="preserve">configuration </w:t>
-      </w:r>
-      <w:r>
-        <w:t xml:space="preserve">menu. </w:t>
-      </w:r>
-    </w:p>
-    <w:p>
-      <w:pPr>
-        <w:pStyle w:val="Heading2"/>
-      </w:pPr>
-      <w:bookmarkStart w:id="6" w:name="_Toc347565489"/>
-      <w:r>
-        <w:t>Register Overview</w:t>
-      </w:r>
-      <w:bookmarkEnd w:id="6"/>
     </w:p>
     <w:p>
       <w:r>
@@ -1968,7 +2066,7 @@
               <w:jc w:val="center"/>
             </w:pPr>
             <w:r>
-              <w:t>$DF1C</w:t>
+              <w:t>$DF1B</w:t>
             </w:r>
           </w:p>
         </w:tc>
@@ -1980,11 +2078,13 @@
             <w:pPr>
               <w:cnfStyle w:val="000000100000" w:firstRow="0" w:lastRow="0" w:firstColumn="0" w:lastColumn="0" w:oddVBand="0" w:evenVBand="0" w:oddHBand="1" w:evenHBand="0" w:firstRowFirstColumn="0" w:firstRowLastColumn="0" w:lastRowFirstColumn="0" w:lastRowLastColumn="0"/>
             </w:pPr>
+            <w:proofErr w:type="spellStart"/>
             <w:r>
-              <w:t>Control</w:t>
+              <w:t>SoftwareIEC</w:t>
             </w:r>
+            <w:proofErr w:type="spellEnd"/>
             <w:r>
-              <w:t xml:space="preserve"> register (Write)</w:t>
+              <w:t xml:space="preserve"> Bus ID (Read)</w:t>
             </w:r>
           </w:p>
         </w:tc>
@@ -2026,7 +2126,10 @@
               <w:cnfStyle w:val="000000010000" w:firstRow="0" w:lastRow="0" w:firstColumn="0" w:lastColumn="0" w:oddVBand="0" w:evenVBand="0" w:oddHBand="0" w:evenHBand="1" w:firstRowFirstColumn="0" w:firstRowLastColumn="0" w:lastRowFirstColumn="0" w:lastRowLastColumn="0"/>
             </w:pPr>
             <w:r>
-              <w:t>Status register (Read)</w:t>
+              <w:t>Control</w:t>
+            </w:r>
+            <w:r>
+              <w:t xml:space="preserve"> register (Write)</w:t>
             </w:r>
           </w:p>
         </w:tc>
@@ -2038,9 +2141,93 @@
             <w:pPr>
               <w:cnfStyle w:val="000000010000" w:firstRow="0" w:lastRow="0" w:firstColumn="0" w:lastColumn="0" w:oddVBand="0" w:evenVBand="0" w:oddHBand="0" w:evenHBand="1" w:firstRowFirstColumn="0" w:firstRowLastColumn="0" w:lastRowFirstColumn="0" w:lastRowLastColumn="0"/>
             </w:pPr>
+          </w:p>
+        </w:tc>
+      </w:tr>
+      <w:tr>
+        <w:trPr>
+          <w:cnfStyle w:val="000000100000" w:firstRow="0" w:lastRow="0" w:firstColumn="0" w:lastColumn="0" w:oddVBand="0" w:evenVBand="0" w:oddHBand="1" w:evenHBand="0" w:firstRowFirstColumn="0" w:firstRowLastColumn="0" w:lastRowFirstColumn="0" w:lastRowLastColumn="0"/>
+        </w:trPr>
+        <w:tc>
+          <w:tcPr>
+            <w:cnfStyle w:val="001000000000" w:firstRow="0" w:lastRow="0" w:firstColumn="1" w:lastColumn="0" w:oddVBand="0" w:evenVBand="0" w:oddHBand="0" w:evenHBand="0" w:firstRowFirstColumn="0" w:firstRowLastColumn="0" w:lastRowFirstColumn="0" w:lastRowLastColumn="0"/>
+            <w:tcW w:w="993" w:type="dxa"/>
+          </w:tcPr>
+          <w:p>
+            <w:pPr>
+              <w:jc w:val="center"/>
+            </w:pPr>
+            <w:r>
+              <w:t>$DF1C</w:t>
+            </w:r>
+          </w:p>
+        </w:tc>
+        <w:tc>
+          <w:tcPr>
+            <w:tcW w:w="3685" w:type="dxa"/>
+          </w:tcPr>
+          <w:p>
+            <w:pPr>
+              <w:cnfStyle w:val="000000100000" w:firstRow="0" w:lastRow="0" w:firstColumn="0" w:lastColumn="0" w:oddVBand="0" w:evenVBand="0" w:oddHBand="1" w:evenHBand="0" w:firstRowFirstColumn="0" w:firstRowLastColumn="0" w:lastRowFirstColumn="0" w:lastRowLastColumn="0"/>
+            </w:pPr>
+            <w:r>
+              <w:t>Status register (Read)</w:t>
+            </w:r>
+          </w:p>
+        </w:tc>
+        <w:tc>
+          <w:tcPr>
+            <w:tcW w:w="1134" w:type="dxa"/>
+          </w:tcPr>
+          <w:p>
+            <w:pPr>
+              <w:cnfStyle w:val="000000100000" w:firstRow="0" w:lastRow="0" w:firstColumn="0" w:lastColumn="0" w:oddVBand="0" w:evenVBand="0" w:oddHBand="1" w:evenHBand="0" w:firstRowFirstColumn="0" w:firstRowLastColumn="0" w:lastRowFirstColumn="0" w:lastRowLastColumn="0"/>
+            </w:pPr>
             <w:r>
               <w:t>$00</w:t>
             </w:r>
+          </w:p>
+        </w:tc>
+      </w:tr>
+      <w:tr>
+        <w:trPr>
+          <w:cnfStyle w:val="000000010000" w:firstRow="0" w:lastRow="0" w:firstColumn="0" w:lastColumn="0" w:oddVBand="0" w:evenVBand="0" w:oddHBand="0" w:evenHBand="1" w:firstRowFirstColumn="0" w:firstRowLastColumn="0" w:lastRowFirstColumn="0" w:lastRowLastColumn="0"/>
+        </w:trPr>
+        <w:tc>
+          <w:tcPr>
+            <w:cnfStyle w:val="001000000000" w:firstRow="0" w:lastRow="0" w:firstColumn="1" w:lastColumn="0" w:oddVBand="0" w:evenVBand="0" w:oddHBand="0" w:evenHBand="0" w:firstRowFirstColumn="0" w:firstRowLastColumn="0" w:lastRowFirstColumn="0" w:lastRowLastColumn="0"/>
+            <w:tcW w:w="993" w:type="dxa"/>
+          </w:tcPr>
+          <w:p>
+            <w:pPr>
+              <w:jc w:val="center"/>
+            </w:pPr>
+            <w:r>
+              <w:t>$DF1D</w:t>
+            </w:r>
+          </w:p>
+        </w:tc>
+        <w:tc>
+          <w:tcPr>
+            <w:tcW w:w="3685" w:type="dxa"/>
+          </w:tcPr>
+          <w:p>
+            <w:pPr>
+              <w:cnfStyle w:val="000000010000" w:firstRow="0" w:lastRow="0" w:firstColumn="0" w:lastColumn="0" w:oddVBand="0" w:evenVBand="0" w:oddHBand="0" w:evenHBand="1" w:firstRowFirstColumn="0" w:firstRowLastColumn="0" w:lastRowFirstColumn="0" w:lastRowLastColumn="0"/>
+            </w:pPr>
+            <w:r>
+              <w:t>Command data register (Write)</w:t>
+            </w:r>
+          </w:p>
+        </w:tc>
+        <w:tc>
+          <w:tcPr>
+            <w:tcW w:w="1134" w:type="dxa"/>
+          </w:tcPr>
+          <w:p>
+            <w:pPr>
+              <w:cnfStyle w:val="000000010000" w:firstRow="0" w:lastRow="0" w:firstColumn="0" w:lastColumn="0" w:oddVBand="0" w:evenVBand="0" w:oddHBand="0" w:evenHBand="1" w:firstRowFirstColumn="0" w:firstRowLastColumn="0" w:lastRowFirstColumn="0" w:lastRowLastColumn="0"/>
+            </w:pPr>
           </w:p>
         </w:tc>
       </w:tr>
@@ -2071,48 +2258,6 @@
               <w:cnfStyle w:val="000000100000" w:firstRow="0" w:lastRow="0" w:firstColumn="0" w:lastColumn="0" w:oddVBand="0" w:evenVBand="0" w:oddHBand="1" w:evenHBand="0" w:firstRowFirstColumn="0" w:firstRowLastColumn="0" w:lastRowFirstColumn="0" w:lastRowLastColumn="0"/>
             </w:pPr>
             <w:r>
-              <w:t>Command data register (Write)</w:t>
-            </w:r>
-          </w:p>
-        </w:tc>
-        <w:tc>
-          <w:tcPr>
-            <w:tcW w:w="1134" w:type="dxa"/>
-          </w:tcPr>
-          <w:p>
-            <w:pPr>
-              <w:cnfStyle w:val="000000100000" w:firstRow="0" w:lastRow="0" w:firstColumn="0" w:lastColumn="0" w:oddVBand="0" w:evenVBand="0" w:oddHBand="1" w:evenHBand="0" w:firstRowFirstColumn="0" w:firstRowLastColumn="0" w:lastRowFirstColumn="0" w:lastRowLastColumn="0"/>
-            </w:pPr>
-          </w:p>
-        </w:tc>
-      </w:tr>
-      <w:tr>
-        <w:trPr>
-          <w:cnfStyle w:val="000000010000" w:firstRow="0" w:lastRow="0" w:firstColumn="0" w:lastColumn="0" w:oddVBand="0" w:evenVBand="0" w:oddHBand="0" w:evenHBand="1" w:firstRowFirstColumn="0" w:firstRowLastColumn="0" w:lastRowFirstColumn="0" w:lastRowLastColumn="0"/>
-        </w:trPr>
-        <w:tc>
-          <w:tcPr>
-            <w:cnfStyle w:val="001000000000" w:firstRow="0" w:lastRow="0" w:firstColumn="1" w:lastColumn="0" w:oddVBand="0" w:evenVBand="0" w:oddHBand="0" w:evenHBand="0" w:firstRowFirstColumn="0" w:firstRowLastColumn="0" w:lastRowFirstColumn="0" w:lastRowLastColumn="0"/>
-            <w:tcW w:w="993" w:type="dxa"/>
-          </w:tcPr>
-          <w:p>
-            <w:pPr>
-              <w:jc w:val="center"/>
-            </w:pPr>
-            <w:r>
-              <w:t>$DF1D</w:t>
-            </w:r>
-          </w:p>
-        </w:tc>
-        <w:tc>
-          <w:tcPr>
-            <w:tcW w:w="3685" w:type="dxa"/>
-          </w:tcPr>
-          <w:p>
-            <w:pPr>
-              <w:cnfStyle w:val="000000010000" w:firstRow="0" w:lastRow="0" w:firstColumn="0" w:lastColumn="0" w:oddVBand="0" w:evenVBand="0" w:oddHBand="0" w:evenHBand="1" w:firstRowFirstColumn="0" w:firstRowLastColumn="0" w:lastRowFirstColumn="0" w:lastRowLastColumn="0"/>
-            </w:pPr>
-            <w:r>
               <w:t xml:space="preserve">Identification </w:t>
             </w:r>
             <w:r>
@@ -2126,7 +2271,7 @@
           </w:tcPr>
           <w:p>
             <w:pPr>
-              <w:cnfStyle w:val="000000010000" w:firstRow="0" w:lastRow="0" w:firstColumn="0" w:lastColumn="0" w:oddVBand="0" w:evenVBand="0" w:oddHBand="0" w:evenHBand="1" w:firstRowFirstColumn="0" w:firstRowLastColumn="0" w:lastRowFirstColumn="0" w:lastRowLastColumn="0"/>
+              <w:cnfStyle w:val="000000100000" w:firstRow="0" w:lastRow="0" w:firstColumn="0" w:lastColumn="0" w:oddVBand="0" w:evenVBand="0" w:oddHBand="1" w:evenHBand="0" w:firstRowFirstColumn="0" w:firstRowLastColumn="0" w:lastRowFirstColumn="0" w:lastRowLastColumn="0"/>
             </w:pPr>
             <w:r>
               <w:t>$C9</w:t>
@@ -2136,7 +2281,7 @@
       </w:tr>
       <w:tr>
         <w:trPr>
-          <w:cnfStyle w:val="000000100000" w:firstRow="0" w:lastRow="0" w:firstColumn="0" w:lastColumn="0" w:oddVBand="0" w:evenVBand="0" w:oddHBand="1" w:evenHBand="0" w:firstRowFirstColumn="0" w:firstRowLastColumn="0" w:lastRowFirstColumn="0" w:lastRowLastColumn="0"/>
+          <w:cnfStyle w:val="000000010000" w:firstRow="0" w:lastRow="0" w:firstColumn="0" w:lastColumn="0" w:oddVBand="0" w:evenVBand="0" w:oddHBand="0" w:evenHBand="1" w:firstRowFirstColumn="0" w:firstRowLastColumn="0" w:lastRowFirstColumn="0" w:lastRowLastColumn="0"/>
         </w:trPr>
         <w:tc>
           <w:tcPr>
@@ -2158,7 +2303,7 @@
           </w:tcPr>
           <w:p>
             <w:pPr>
-              <w:cnfStyle w:val="000000100000" w:firstRow="0" w:lastRow="0" w:firstColumn="0" w:lastColumn="0" w:oddVBand="0" w:evenVBand="0" w:oddHBand="1" w:evenHBand="0" w:firstRowFirstColumn="0" w:firstRowLastColumn="0" w:lastRowFirstColumn="0" w:lastRowLastColumn="0"/>
+              <w:cnfStyle w:val="000000010000" w:firstRow="0" w:lastRow="0" w:firstColumn="0" w:lastColumn="0" w:oddVBand="0" w:evenVBand="0" w:oddHBand="0" w:evenHBand="1" w:firstRowFirstColumn="0" w:firstRowLastColumn="0" w:lastRowFirstColumn="0" w:lastRowLastColumn="0"/>
             </w:pPr>
             <w:r>
               <w:t>Response Data register (Read only)</w:t>
@@ -2171,14 +2316,14 @@
           </w:tcPr>
           <w:p>
             <w:pPr>
-              <w:cnfStyle w:val="000000100000" w:firstRow="0" w:lastRow="0" w:firstColumn="0" w:lastColumn="0" w:oddVBand="0" w:evenVBand="0" w:oddHBand="1" w:evenHBand="0" w:firstRowFirstColumn="0" w:firstRowLastColumn="0" w:lastRowFirstColumn="0" w:lastRowLastColumn="0"/>
+              <w:cnfStyle w:val="000000010000" w:firstRow="0" w:lastRow="0" w:firstColumn="0" w:lastColumn="0" w:oddVBand="0" w:evenVBand="0" w:oddHBand="0" w:evenHBand="1" w:firstRowFirstColumn="0" w:firstRowLastColumn="0" w:lastRowFirstColumn="0" w:lastRowLastColumn="0"/>
             </w:pPr>
           </w:p>
         </w:tc>
       </w:tr>
       <w:tr>
         <w:trPr>
-          <w:cnfStyle w:val="000000010000" w:firstRow="0" w:lastRow="0" w:firstColumn="0" w:lastColumn="0" w:oddVBand="0" w:evenVBand="0" w:oddHBand="0" w:evenHBand="1" w:firstRowFirstColumn="0" w:firstRowLastColumn="0" w:lastRowFirstColumn="0" w:lastRowLastColumn="0"/>
+          <w:cnfStyle w:val="000000100000" w:firstRow="0" w:lastRow="0" w:firstColumn="0" w:lastColumn="0" w:oddVBand="0" w:evenVBand="0" w:oddHBand="1" w:evenHBand="0" w:firstRowFirstColumn="0" w:firstRowLastColumn="0" w:lastRowFirstColumn="0" w:lastRowLastColumn="0"/>
         </w:trPr>
         <w:tc>
           <w:tcPr>
@@ -2200,7 +2345,7 @@
           </w:tcPr>
           <w:p>
             <w:pPr>
-              <w:cnfStyle w:val="000000010000" w:firstRow="0" w:lastRow="0" w:firstColumn="0" w:lastColumn="0" w:oddVBand="0" w:evenVBand="0" w:oddHBand="0" w:evenHBand="1" w:firstRowFirstColumn="0" w:firstRowLastColumn="0" w:lastRowFirstColumn="0" w:lastRowLastColumn="0"/>
+              <w:cnfStyle w:val="000000100000" w:firstRow="0" w:lastRow="0" w:firstColumn="0" w:lastColumn="0" w:oddVBand="0" w:evenVBand="0" w:oddHBand="1" w:evenHBand="0" w:firstRowFirstColumn="0" w:firstRowLastColumn="0" w:lastRowFirstColumn="0" w:lastRowLastColumn="0"/>
             </w:pPr>
             <w:r>
               <w:t>Status Data register (Read only)</w:t>
@@ -2213,7 +2358,7 @@
           </w:tcPr>
           <w:p>
             <w:pPr>
-              <w:cnfStyle w:val="000000010000" w:firstRow="0" w:lastRow="0" w:firstColumn="0" w:lastColumn="0" w:oddVBand="0" w:evenVBand="0" w:oddHBand="0" w:evenHBand="1" w:firstRowFirstColumn="0" w:firstRowLastColumn="0" w:lastRowFirstColumn="0" w:lastRowLastColumn="0"/>
+              <w:cnfStyle w:val="000000100000" w:firstRow="0" w:lastRow="0" w:firstColumn="0" w:lastColumn="0" w:oddVBand="0" w:evenVBand="0" w:oddHBand="1" w:evenHBand="0" w:firstRowFirstColumn="0" w:firstRowLastColumn="0" w:lastRowFirstColumn="0" w:lastRowLastColumn="0"/>
             </w:pPr>
           </w:p>
         </w:tc>
@@ -2224,11 +2369,11 @@
       <w:pPr>
         <w:pStyle w:val="Heading2"/>
       </w:pPr>
-      <w:bookmarkStart w:id="7" w:name="_Toc347565490"/>
+      <w:bookmarkStart w:id="6" w:name="_Toc223899845"/>
       <w:r>
         <w:t>Communication Protocol Basics</w:t>
       </w:r>
-      <w:bookmarkEnd w:id="7"/>
+      <w:bookmarkEnd w:id="6"/>
     </w:p>
     <w:p>
       <w:r>
@@ -2292,33 +2437,72 @@
       <w:pPr>
         <w:pStyle w:val="Heading3"/>
       </w:pPr>
-      <w:bookmarkStart w:id="8" w:name="_Toc347565491"/>
+      <w:bookmarkStart w:id="7" w:name="_Toc223899846"/>
       <w:r>
         <w:t>Transfer command</w:t>
       </w:r>
+      <w:bookmarkEnd w:id="7"/>
+    </w:p>
+    <w:p>
+      <w:r>
+        <w:t xml:space="preserve">When the protocol is in idle state (see paragraph </w:t>
+      </w:r>
+      <w:r>
+        <w:fldChar w:fldCharType="begin"/>
+      </w:r>
+      <w:r>
+        <w:instrText xml:space="preserve"> REF _Ref347563158 \r \h </w:instrText>
+      </w:r>
+      <w:r>
+        <w:fldChar w:fldCharType="separate"/>
+      </w:r>
+      <w:r>
+        <w:t>2.4.2</w:t>
+      </w:r>
+      <w:r>
+        <w:fldChar w:fldCharType="end"/>
+      </w:r>
+      <w:r>
+        <w:t xml:space="preserve"> for the state encoding), the </w:t>
+      </w:r>
+      <w:r>
+        <w:t>Ultimate</w:t>
+      </w:r>
+      <w:r>
+        <w:t xml:space="preserve"> is ready to receive a new command. This is done by writing the command byte by byte into the command data register at $DF1D. Then, the command is pushed into the </w:t>
+      </w:r>
+      <w:r>
+        <w:t>Ultimate</w:t>
+      </w:r>
+      <w:r>
+        <w:t xml:space="preserve"> by writing a ‘1’ to the control bit ‘PUSH_CMD’, in the control register. This will cause a state transition to “Command Busy”</w:t>
+      </w:r>
+      <w:r>
+        <w:t>.</w:t>
+      </w:r>
+    </w:p>
+    <w:p>
+      <w:pPr>
+        <w:pStyle w:val="Heading3"/>
+      </w:pPr>
+      <w:bookmarkStart w:id="8" w:name="_Toc223899847"/>
+      <w:r>
+        <w:t>Ultimate</w:t>
+      </w:r>
+      <w:r>
+        <w:t xml:space="preserve"> processes command</w:t>
+      </w:r>
       <w:bookmarkEnd w:id="8"/>
     </w:p>
     <w:p>
       <w:r>
-        <w:t xml:space="preserve">When the protocol is in idle state (see paragraph </w:t>
-      </w:r>
-      <w:r>
-        <w:fldChar w:fldCharType="begin"/>
-      </w:r>
-      <w:r>
-        <w:instrText xml:space="preserve"> REF _Ref347563158 \r \h </w:instrText>
-      </w:r>
-      <w:r>
-        <w:fldChar w:fldCharType="separate"/>
-      </w:r>
-      <w:r>
-        <w:t>2.4.2</w:t>
-      </w:r>
-      <w:r>
-        <w:fldChar w:fldCharType="end"/>
-      </w:r>
-      <w:r>
-        <w:t xml:space="preserve"> for the state encoding), the Ultimate-II is ready to receive a new command. This is done by writing the command byte by byte into the command data register at $DF1D. Then, the command is pushed into the Ultimate-II by writing a ‘1’ to the control bit ‘PUSH_CMD’, in the control register. This will cause a state transition to “Command Busy”</w:t>
+        <w:t xml:space="preserve">As soon as the </w:t>
+      </w:r>
+      <w:r>
+        <w:t>Ultimate</w:t>
+      </w:r>
+      <w:r>
+        <w:t xml:space="preserve"> has decided how to respond to this command, it will prepare the data and status reply, and cause the state machine to move to one of the two data states: ‘Data Last’, or ‘Data More’</w:t>
       </w:r>
       <w:r>
         <w:t>.</w:t>
@@ -2328,72 +2512,54 @@
       <w:pPr>
         <w:pStyle w:val="Heading3"/>
       </w:pPr>
-      <w:bookmarkStart w:id="9" w:name="_Toc347565492"/>
-      <w:r>
-        <w:t>Ultimate-II processes command</w:t>
+      <w:bookmarkStart w:id="9" w:name="_Toc223899848"/>
+      <w:r>
+        <w:lastRenderedPageBreak/>
+        <w:t>Reading the reply</w:t>
       </w:r>
       <w:bookmarkEnd w:id="9"/>
     </w:p>
     <w:p>
       <w:r>
-        <w:t>As soon as the Ultimate-II has decided how to respond to this command, it will prepare the data and status reply, and cause the state machine to move to one of the two data states: ‘Data Last’, or ‘Data More’</w:t>
-      </w:r>
-      <w:r>
-        <w:t>.</w:t>
+        <w:t>The user software can now read both data and status from the respective registers $DF1E and $DF1F. Whether there is data or status available can be seen from the upper two bits of the status register. These bits will be ‘1’ when there is still more data to be read, and ‘0’ otherwise.</w:t>
       </w:r>
     </w:p>
     <w:p>
       <w:pPr>
         <w:pStyle w:val="Heading3"/>
       </w:pPr>
-      <w:bookmarkStart w:id="10" w:name="_Toc347565493"/>
-      <w:r>
-        <w:t>Reading the reply</w:t>
+      <w:bookmarkStart w:id="10" w:name="_Toc223899849"/>
+      <w:r>
+        <w:t>Release: Accept data</w:t>
       </w:r>
       <w:bookmarkEnd w:id="10"/>
     </w:p>
     <w:p>
       <w:r>
-        <w:t>The user software can now read both data and status from the respective registers $DF1E and $DF1F. Whether there is data or status available can be seen from the upper two bits of the status register. These bits will be ‘1’ when there is still more data to be read, and ‘0’ otherwise.</w:t>
+        <w:t>As soon as the software has read all the data (or decides not to do so), the C64 should write a ‘1’ to the register bit ‘DATA_AC</w:t>
+      </w:r>
+      <w:r>
+        <w:t>C</w:t>
+      </w:r>
+      <w:r>
+        <w:t>’</w:t>
+      </w:r>
+      <w:r>
+        <w:t>, to indicate that all data was accepted</w:t>
+      </w:r>
+      <w:r>
+        <w:t>. If this was the last data block, this causes the state machine to go back to the idle state, or else, the state returns to “Command Busy”.</w:t>
       </w:r>
     </w:p>
     <w:p>
       <w:pPr>
         <w:pStyle w:val="Heading3"/>
       </w:pPr>
-      <w:bookmarkStart w:id="11" w:name="_Toc347565494"/>
-      <w:r>
-        <w:lastRenderedPageBreak/>
-        <w:t>Release: Accept data</w:t>
+      <w:bookmarkStart w:id="11" w:name="_Toc223899850"/>
+      <w:r>
+        <w:t>State machine</w:t>
       </w:r>
       <w:bookmarkEnd w:id="11"/>
-    </w:p>
-    <w:p>
-      <w:r>
-        <w:t>As soon as the software has read all the data (or decides not to do so), the C64 should write a ‘1’ to the register bit ‘DATA_AC</w:t>
-      </w:r>
-      <w:r>
-        <w:t>C</w:t>
-      </w:r>
-      <w:r>
-        <w:t>’</w:t>
-      </w:r>
-      <w:r>
-        <w:t>, to indicate that all data was accepted</w:t>
-      </w:r>
-      <w:r>
-        <w:t>. If this was the last data block, this causes the state machine to go back to the idle state, or else, the state returns to “Command Busy”.</w:t>
-      </w:r>
-    </w:p>
-    <w:p>
-      <w:pPr>
-        <w:pStyle w:val="Heading3"/>
-      </w:pPr>
-      <w:bookmarkStart w:id="12" w:name="_Toc347565495"/>
-      <w:r>
-        <w:t>State machine</w:t>
-      </w:r>
-      <w:bookmarkEnd w:id="12"/>
     </w:p>
     <w:p>
       <w:r>
@@ -2425,10 +2591,10 @@
             <v:path o:extrusionok="f" gradientshapeok="t" o:connecttype="rect"/>
             <o:lock v:ext="edit" aspectratio="t"/>
           </v:shapetype>
-          <v:shape id="_x0000_i1025" type="#_x0000_t75" style="width:292pt;height:273.15pt" o:ole="">
-            <v:imagedata r:id="rId9" o:title=""/>
+          <v:shape id="_x0000_i1025" type="#_x0000_t75" style="width:291.75pt;height:273pt" o:ole="">
+            <v:imagedata r:id="rId8" o:title=""/>
           </v:shape>
-          <o:OLEObject Type="Embed" ProgID="Visio.Drawing.11" ShapeID="_x0000_i1025" DrawAspect="Content" ObjectID="_1421307556" r:id="rId10"/>
+          <o:OLEObject Type="Embed" ProgID="Visio.Drawing.11" ShapeID="_x0000_i1025" DrawAspect="Content" ObjectID="_1834512658" r:id="rId9"/>
         </w:object>
       </w:r>
     </w:p>
@@ -2463,28 +2629,34 @@
     </w:p>
     <w:p>
       <w:r>
-        <w:t>Note: Setting the ‘ABORT’ bit, does not directly influence the state machine. It is handled by the Ultimate-II software, which will in turn reset the state machine to idle eventually.</w:t>
+        <w:t xml:space="preserve">Note: Setting the ‘ABORT’ bit, does not directly influence the state machine. It is handled by the </w:t>
+      </w:r>
+      <w:r>
+        <w:t>Ultimate</w:t>
+      </w:r>
+      <w:r>
+        <w:t xml:space="preserve"> software, which will in turn reset the state machine to idle eventually.</w:t>
       </w:r>
     </w:p>
     <w:p>
       <w:pPr>
         <w:pStyle w:val="Heading2"/>
       </w:pPr>
-      <w:bookmarkStart w:id="13" w:name="_Toc347565496"/>
+      <w:bookmarkStart w:id="12" w:name="_Toc223899851"/>
       <w:r>
         <w:t>Register details</w:t>
       </w:r>
+      <w:bookmarkEnd w:id="12"/>
+    </w:p>
+    <w:p>
+      <w:pPr>
+        <w:pStyle w:val="Heading3"/>
+      </w:pPr>
+      <w:bookmarkStart w:id="13" w:name="_Toc223899852"/>
+      <w:r>
+        <w:t>Control register</w:t>
+      </w:r>
       <w:bookmarkEnd w:id="13"/>
-    </w:p>
-    <w:p>
-      <w:pPr>
-        <w:pStyle w:val="Heading3"/>
-      </w:pPr>
-      <w:bookmarkStart w:id="14" w:name="_Toc347565497"/>
-      <w:r>
-        <w:t>Control register</w:t>
-      </w:r>
-      <w:bookmarkEnd w:id="14"/>
     </w:p>
     <w:p>
       <w:r>
@@ -2498,10 +2670,12 @@
         <w:tblLook w:val="04A0" w:firstRow="1" w:lastRow="0" w:firstColumn="1" w:lastColumn="0" w:noHBand="0" w:noVBand="1"/>
       </w:tblPr>
       <w:tblGrid>
-        <w:gridCol w:w="1228"/>
         <w:gridCol w:w="1217"/>
-        <w:gridCol w:w="1217"/>
-        <w:gridCol w:w="1217"/>
+        <w:gridCol w:w="9"/>
+        <w:gridCol w:w="1211"/>
+        <w:gridCol w:w="6"/>
+        <w:gridCol w:w="1216"/>
+        <w:gridCol w:w="1220"/>
         <w:gridCol w:w="1229"/>
         <w:gridCol w:w="1226"/>
         <w:gridCol w:w="1247"/>
@@ -2515,6 +2689,7 @@
           <w:tcPr>
             <w:cnfStyle w:val="001000000000" w:firstRow="0" w:lastRow="0" w:firstColumn="1" w:lastColumn="0" w:oddVBand="0" w:evenVBand="0" w:oddHBand="0" w:evenHBand="0" w:firstRowFirstColumn="0" w:firstRowLastColumn="0" w:lastRowFirstColumn="0" w:lastRowLastColumn="0"/>
             <w:tcW w:w="1228" w:type="dxa"/>
+            <w:gridSpan w:val="2"/>
           </w:tcPr>
           <w:p>
             <w:pPr>
@@ -2528,6 +2703,7 @@
         <w:tc>
           <w:tcPr>
             <w:tcW w:w="1217" w:type="dxa"/>
+            <w:gridSpan w:val="2"/>
           </w:tcPr>
           <w:p>
             <w:pPr>
@@ -2631,8 +2807,7 @@
         <w:tc>
           <w:tcPr>
             <w:cnfStyle w:val="001000000000" w:firstRow="0" w:lastRow="0" w:firstColumn="1" w:lastColumn="0" w:oddVBand="0" w:evenVBand="0" w:oddHBand="0" w:evenHBand="0" w:firstRowFirstColumn="0" w:firstRowLastColumn="0" w:lastRowFirstColumn="0" w:lastRowLastColumn="0"/>
-            <w:tcW w:w="4879" w:type="dxa"/>
-            <w:gridSpan w:val="4"/>
+            <w:tcW w:w="1219" w:type="dxa"/>
           </w:tcPr>
           <w:p>
             <w:pPr>
@@ -2644,8 +2819,76 @@
             <w:r>
               <w:rPr>
                 <w:rFonts w:eastAsiaTheme="minorHAnsi" w:cstheme="minorBidi"/>
-                <w:b/>
-                <w:bCs w:val="0"/>
+                <w:i/>
+              </w:rPr>
+              <w:t>DMA</w:t>
+            </w:r>
+          </w:p>
+        </w:tc>
+        <w:tc>
+          <w:tcPr>
+            <w:tcW w:w="1220" w:type="dxa"/>
+            <w:gridSpan w:val="2"/>
+          </w:tcPr>
+          <w:p>
+            <w:pPr>
+              <w:jc w:val="center"/>
+              <w:cnfStyle w:val="000000100000" w:firstRow="0" w:lastRow="0" w:firstColumn="0" w:lastColumn="0" w:oddVBand="0" w:evenVBand="0" w:oddHBand="1" w:evenHBand="0" w:firstRowFirstColumn="0" w:firstRowLastColumn="0" w:lastRowFirstColumn="0" w:lastRowLastColumn="0"/>
+              <w:rPr>
+                <w:rFonts w:eastAsiaTheme="majorEastAsia" w:cstheme="majorBidi"/>
+                <w:bCs/>
+                <w:i/>
+              </w:rPr>
+            </w:pPr>
+            <w:r>
+              <w:rPr>
+                <w:rFonts w:eastAsiaTheme="majorEastAsia" w:cstheme="majorBidi"/>
+                <w:bCs/>
+                <w:i/>
+              </w:rPr>
+              <w:t>TRIGGER</w:t>
+            </w:r>
+          </w:p>
+        </w:tc>
+        <w:tc>
+          <w:tcPr>
+            <w:tcW w:w="1220" w:type="dxa"/>
+            <w:gridSpan w:val="2"/>
+          </w:tcPr>
+          <w:p>
+            <w:pPr>
+              <w:jc w:val="center"/>
+              <w:cnfStyle w:val="000000100000" w:firstRow="0" w:lastRow="0" w:firstColumn="0" w:lastColumn="0" w:oddVBand="0" w:evenVBand="0" w:oddHBand="1" w:evenHBand="0" w:firstRowFirstColumn="0" w:firstRowLastColumn="0" w:lastRowFirstColumn="0" w:lastRowLastColumn="0"/>
+              <w:rPr>
+                <w:rFonts w:eastAsiaTheme="majorEastAsia" w:cstheme="majorBidi"/>
+                <w:bCs/>
+                <w:i/>
+              </w:rPr>
+            </w:pPr>
+            <w:r>
+              <w:rPr>
+                <w:rFonts w:eastAsiaTheme="majorEastAsia" w:cstheme="majorBidi"/>
+                <w:bCs/>
+                <w:i/>
+              </w:rPr>
+              <w:t>IRQ</w:t>
+            </w:r>
+          </w:p>
+        </w:tc>
+        <w:tc>
+          <w:tcPr>
+            <w:tcW w:w="1220" w:type="dxa"/>
+          </w:tcPr>
+          <w:p>
+            <w:pPr>
+              <w:jc w:val="center"/>
+              <w:cnfStyle w:val="000000100000" w:firstRow="0" w:lastRow="0" w:firstColumn="0" w:lastColumn="0" w:oddVBand="0" w:evenVBand="0" w:oddHBand="1" w:evenHBand="0" w:firstRowFirstColumn="0" w:firstRowLastColumn="0" w:lastRowFirstColumn="0" w:lastRowLastColumn="0"/>
+              <w:rPr>
+                <w:i/>
+              </w:rPr>
+            </w:pPr>
+            <w:r>
+              <w:rPr>
                 <w:i/>
               </w:rPr>
               <w:t>reserved</w:t>
@@ -2690,10 +2933,7 @@
               <w:cnfStyle w:val="000000100000" w:firstRow="0" w:lastRow="0" w:firstColumn="0" w:lastColumn="0" w:oddVBand="0" w:evenVBand="0" w:oddHBand="1" w:evenHBand="0" w:firstRowFirstColumn="0" w:firstRowLastColumn="0" w:lastRowFirstColumn="0" w:lastRowLastColumn="0"/>
             </w:pPr>
             <w:r>
-              <w:t>DATA_AC</w:t>
-            </w:r>
-            <w:r>
-              <w:t>C</w:t>
+              <w:t>DATA_ACC</w:t>
             </w:r>
           </w:p>
         </w:tc>
@@ -2723,7 +2963,13 @@
       </w:r>
       <w:r>
         <w:tab/>
-        <w:t>Writing a ‘1’ to this register bit causes the command that was written to the command data register to be pushed into the software of the Ultimate-II.</w:t>
+        <w:t xml:space="preserve">Writing a ‘1’ to this register bit causes the command that was written to the command data register to be pushed into the software of the </w:t>
+      </w:r>
+      <w:r>
+        <w:t>Ultimate</w:t>
+      </w:r>
+      <w:r>
+        <w:t>.</w:t>
       </w:r>
     </w:p>
     <w:p>
@@ -2731,6 +2977,7 @@
         <w:ind w:left="1276" w:hanging="1276"/>
       </w:pPr>
       <w:r>
+        <w:lastRenderedPageBreak/>
         <w:t>DATA_AC</w:t>
       </w:r>
       <w:r>
@@ -2741,7 +2988,13 @@
       </w:r>
       <w:r>
         <w:tab/>
-        <w:t>Writing a ‘1’ to this register bit tells the communication layer that all data from the Ultimate-II was accepted. This is automatically ignored when the communication controller is not in one of the two data states.</w:t>
+        <w:t xml:space="preserve">Writing a ‘1’ to this register bit tells the communication layer that all data from the </w:t>
+      </w:r>
+      <w:r>
+        <w:t>Ultimate</w:t>
+      </w:r>
+      <w:r>
+        <w:t xml:space="preserve"> was accepted. This is automatically ignored when the communication controller is not in one of the two data states.</w:t>
       </w:r>
       <w:r>
         <w:t xml:space="preserve"> Writing to this bit also causes the transfer of the data/status queues to be aborted and reset. Thus, the data response and status response queues will be empty after writing this bit.</w:t>
@@ -2752,12 +3005,17 @@
         <w:ind w:left="1276" w:hanging="1276"/>
       </w:pPr>
       <w:r>
-        <w:lastRenderedPageBreak/>
         <w:t xml:space="preserve">ABORT: </w:t>
       </w:r>
       <w:r>
         <w:tab/>
-        <w:t>Writing a ‘1’ to this register sets the ‘abort’ flag in the communication controller. This bit is polled by the Ultimate-II software. When it finds this bit set, the current communication is aborted, and the state machine is forced back to the idle state.</w:t>
+        <w:t xml:space="preserve">Writing a ‘1’ to this register sets the ‘abort’ flag in the communication controller. This bit is polled by the </w:t>
+      </w:r>
+      <w:r>
+        <w:t>Ultimate</w:t>
+      </w:r>
+      <w:r>
+        <w:t xml:space="preserve"> software. When it finds this bit set, the current communication is aborted, and the state machine is forced back to the idle state.</w:t>
       </w:r>
     </w:p>
     <w:p>
@@ -2769,21 +3027,68 @@
       </w:r>
       <w:r>
         <w:tab/>
-        <w:t>Pushing a command to the Ultimate-II when the communication layer is not in idle mode, causes a state error flag to be set. See status register. Write a ‘1’ to CLR_ERR to clear this error condition.</w:t>
-      </w:r>
-    </w:p>
-    <w:p/>
+        <w:t xml:space="preserve">Pushing a command to the </w:t>
+      </w:r>
+      <w:r>
+        <w:t>Ultimate</w:t>
+      </w:r>
+      <w:r>
+        <w:t xml:space="preserve"> when the communication layer is not in idle mode, causes a state error flag to be set. See status register. Write a ‘1’ to CLR_ERR to clear this error condition.</w:t>
+      </w:r>
+    </w:p>
+    <w:p>
+      <w:pPr>
+        <w:ind w:left="1276" w:hanging="1276"/>
+      </w:pPr>
+      <w:r>
+        <w:t>IRQ:</w:t>
+      </w:r>
+      <w:r>
+        <w:tab/>
+        <w:t>(Starting from firmware V3.15): Setting this bit to ‘1’ enables the interrupt generation for the completion of the command. This allows the software to do other things than to wait for the state bits to transition to the data state. This bit is automatically cleared when the response queues are read or when the DATA_ACC bit is set.</w:t>
+      </w:r>
+      <w:r>
+        <w:t xml:space="preserve"> Whether the Command Interface is generating an interrupt or not is reflected by bit 7 of the identification byte. Normally this reads $C9; when an IRQ is active it reads $49, with bit 7 cleared.</w:t>
+      </w:r>
+    </w:p>
+    <w:p>
+      <w:pPr>
+        <w:ind w:left="1276" w:hanging="1276"/>
+      </w:pPr>
+      <w:r>
+        <w:t>TRIGGER:</w:t>
+      </w:r>
+      <w:r>
+        <w:tab/>
+        <w:t>When this bit is set to ‘1’ when the command is pushed, the Ultimate will enter DMA mode as soon as $FF00 is written.  DMA mode is released when the command is done.</w:t>
+      </w:r>
+    </w:p>
+    <w:p>
+      <w:pPr>
+        <w:ind w:left="1276" w:hanging="1276"/>
+      </w:pPr>
+      <w:r>
+        <w:t>DMA:</w:t>
+      </w:r>
+      <w:r>
+        <w:tab/>
+        <w:t xml:space="preserve">When this bit is set to ‘1’ when the command is pushed, the Ultimate will enter DMA mode immediately. </w:t>
+      </w:r>
+      <w:r>
+        <w:t>DMA mode is released when the command is done.</w:t>
+      </w:r>
+    </w:p>
     <w:p>
       <w:pPr>
         <w:pStyle w:val="Heading3"/>
       </w:pPr>
-      <w:bookmarkStart w:id="15" w:name="_Ref347563158"/>
-      <w:bookmarkStart w:id="16" w:name="_Toc347565498"/>
+      <w:bookmarkStart w:id="14" w:name="_Ref347563158"/>
+      <w:bookmarkStart w:id="15" w:name="_Toc223899853"/>
       <w:r>
         <w:t>Status register</w:t>
       </w:r>
+      <w:bookmarkEnd w:id="14"/>
       <w:bookmarkEnd w:id="15"/>
-      <w:bookmarkEnd w:id="16"/>
     </w:p>
     <w:p>
       <w:r>
@@ -3030,10 +3335,7 @@
               <w:cnfStyle w:val="000000100000" w:firstRow="0" w:lastRow="0" w:firstColumn="0" w:lastColumn="0" w:oddVBand="0" w:evenVBand="0" w:oddHBand="1" w:evenHBand="0" w:firstRowFirstColumn="0" w:firstRowLastColumn="0" w:lastRowFirstColumn="0" w:lastRowLastColumn="0"/>
             </w:pPr>
             <w:r>
-              <w:t>DATA_AC</w:t>
-            </w:r>
-            <w:r>
-              <w:t>C</w:t>
+              <w:t>DATA_ACC</w:t>
             </w:r>
           </w:p>
         </w:tc>
@@ -3059,15 +3361,10 @@
         <w:ind w:left="1276" w:hanging="1276"/>
       </w:pPr>
       <w:r>
-        <w:t>CMD_BUSY</w:t>
-      </w:r>
-      <w:r>
-        <w:t xml:space="preserve">: </w:t>
+        <w:t xml:space="preserve">CMD_BUSY: </w:t>
       </w:r>
       <w:r>
         <w:tab/>
-      </w:r>
-      <w:r>
         <w:t>This bit indicates that there is a pending command in the command memory.</w:t>
       </w:r>
     </w:p>
@@ -3076,16 +3373,17 @@
         <w:ind w:left="1276" w:hanging="1276"/>
       </w:pPr>
       <w:r>
-        <w:t>DATA_ACC</w:t>
-      </w:r>
-      <w:r>
-        <w:t xml:space="preserve">: </w:t>
+        <w:t xml:space="preserve">DATA_ACC: </w:t>
       </w:r>
       <w:r>
         <w:tab/>
-      </w:r>
-      <w:r>
-        <w:t>This bit reflects the condition that the user has told the Ultimate-II that it accepted the data.</w:t>
+        <w:t xml:space="preserve">This bit reflects the condition that the user has told the </w:t>
+      </w:r>
+      <w:r>
+        <w:t>Ultimate</w:t>
+      </w:r>
+      <w:r>
+        <w:t xml:space="preserve"> that it accepted the data.</w:t>
       </w:r>
     </w:p>
     <w:p>
@@ -3097,7 +3395,13 @@
       </w:r>
       <w:r>
         <w:tab/>
-        <w:t>This bit reflects the state of the internal abort flag. When this bit is ‘1’, the Ultimate-II still has to handle the abort request.</w:t>
+        <w:t xml:space="preserve">This bit reflects the state of the internal abort flag. When this bit is ‘1’, the </w:t>
+      </w:r>
+      <w:r>
+        <w:t>Ultimate</w:t>
+      </w:r>
+      <w:r>
+        <w:t xml:space="preserve"> still has to handle the abort request.</w:t>
       </w:r>
     </w:p>
     <w:p>
@@ -3109,7 +3413,13 @@
       </w:r>
       <w:r>
         <w:tab/>
-        <w:t>When this bit is ‘1’, the user tried to send a command to the Ultimate-II while it was not in idle state.</w:t>
+        <w:t xml:space="preserve">When this bit is ‘1’, the user tried to send a command to the </w:t>
+      </w:r>
+      <w:r>
+        <w:t>Ultimate</w:t>
+      </w:r>
+      <w:r>
+        <w:t xml:space="preserve"> while it was not in idle state.</w:t>
       </w:r>
     </w:p>
     <w:p>
@@ -3169,6 +3479,7 @@
         <w:ind w:left="1276" w:hanging="1276"/>
       </w:pPr>
       <w:r>
+        <w:lastRenderedPageBreak/>
         <w:t>STAT_AV:</w:t>
       </w:r>
       <w:r>
@@ -3185,52 +3496,28 @@
       </w:r>
       <w:r>
         <w:tab/>
-        <w:t>Whe</w:t>
-      </w:r>
-      <w:r>
-        <w:t>n this bit is ‘1’</w:t>
-      </w:r>
-      <w:r>
-        <w:t>, there is response</w:t>
-      </w:r>
-      <w:r>
-        <w:t xml:space="preserve"> data available from the </w:t>
-      </w:r>
-      <w:r>
-        <w:t>data</w:t>
-      </w:r>
-      <w:r>
-        <w:t xml:space="preserve"> queue, accessible through the </w:t>
-      </w:r>
-      <w:r>
-        <w:t>response</w:t>
-      </w:r>
-      <w:r>
-        <w:t xml:space="preserve"> data register ($DF1</w:t>
-      </w:r>
-      <w:r>
-        <w:t>E</w:t>
-      </w:r>
-      <w:r>
-        <w:t>)</w:t>
-      </w:r>
-      <w:r>
-        <w:t>.</w:t>
+        <w:t>When this bit is ‘1’, there is response data available from the data queue, accessible through the response data register ($DF1E).</w:t>
       </w:r>
     </w:p>
     <w:p>
       <w:pPr>
         <w:pStyle w:val="Heading2"/>
       </w:pPr>
-      <w:bookmarkStart w:id="17" w:name="_Toc347565499"/>
+      <w:bookmarkStart w:id="16" w:name="_Toc223899854"/>
       <w:r>
         <w:t>Queues</w:t>
       </w:r>
-      <w:bookmarkEnd w:id="17"/>
-    </w:p>
-    <w:p>
-      <w:r>
-        <w:t>As previously described, there are three byte-queues that the Ultimate-II Command Interface uses:</w:t>
+      <w:bookmarkEnd w:id="16"/>
+    </w:p>
+    <w:p>
+      <w:r>
+        <w:t xml:space="preserve">As previously described, there are three byte-queues that the </w:t>
+      </w:r>
+      <w:r>
+        <w:t>Ultimate</w:t>
+      </w:r>
+      <w:r>
+        <w:t xml:space="preserve"> Command Interface uses:</w:t>
       </w:r>
     </w:p>
     <w:p>
@@ -3281,7 +3568,7 @@
       <w:pPr>
         <w:pStyle w:val="Heading1"/>
       </w:pPr>
-      <w:bookmarkStart w:id="18" w:name="_Toc347565500"/>
+      <w:bookmarkStart w:id="17" w:name="_Toc223899855"/>
       <w:r>
         <w:lastRenderedPageBreak/>
         <w:t>Dispatch</w:t>
@@ -3289,7 +3576,7 @@
       <w:r>
         <w:t xml:space="preserve"> Layer</w:t>
       </w:r>
-      <w:bookmarkEnd w:id="18"/>
+      <w:bookmarkEnd w:id="17"/>
       <w:r>
         <w:t xml:space="preserve"> </w:t>
       </w:r>
@@ -3299,15 +3586,30 @@
         <w:t xml:space="preserve">On top of the transport layer, </w:t>
       </w:r>
       <w:r>
-        <w:t>there is light weight dispatcher. This dispatcher sends the command from the user software to a functional module in the 1541 Ultimate-II. The first byte of the command is determines the destination. Such a destination is called a ‘target’.</w:t>
-      </w:r>
-    </w:p>
-    <w:p>
-      <w:r>
-        <w:t xml:space="preserve">Initially, in version 2.6 of the Ultimate-II firmware, there is only one functional target: “Ultimate-DOS”. Two instances of this DOS are located at targets 1 and 2. See the documentation of this target to obtain more information </w:t>
+        <w:t xml:space="preserve">there is light weight dispatcher. This dispatcher sends the command from the user software to a functional module in the </w:t>
+      </w:r>
+      <w:r>
+        <w:t>Ultimate management application</w:t>
+      </w:r>
+      <w:r>
+        <w:t>. The first byte of the command is determines the destination. Such a destination is called a ‘target’.</w:t>
+      </w:r>
+    </w:p>
+    <w:p>
+      <w:r>
+        <w:t xml:space="preserve">Initially, in version 2.6 of the </w:t>
+      </w:r>
+      <w:r>
+        <w:t>Ultimate</w:t>
+      </w:r>
+      <w:r>
+        <w:t xml:space="preserve"> firmware, there is only one functional target: “Ultimate-DOS”. Two instances of this DOS are located at targets 1 and 2. See the documentation of this target to obtain more information </w:t>
       </w:r>
       <w:r>
         <w:t>on the commands this target implements.</w:t>
+      </w:r>
+      <w:r>
+        <w:t xml:space="preserve"> Later versions add more targets to enrich the functionality with network access, and much more.</w:t>
       </w:r>
     </w:p>
     <w:p/>
@@ -3315,8 +3617,12 @@
     <w:p/>
     <w:p/>
     <w:sectPr>
+      <w:headerReference w:type="even" r:id="rId10"/>
       <w:headerReference w:type="default" r:id="rId11"/>
-      <w:footerReference w:type="default" r:id="rId12"/>
+      <w:footerReference w:type="even" r:id="rId12"/>
+      <w:footerReference w:type="default" r:id="rId13"/>
+      <w:headerReference w:type="first" r:id="rId14"/>
+      <w:footerReference w:type="first" r:id="rId15"/>
       <w:type w:val="continuous"/>
       <w:pgSz w:w="11907" w:h="16839" w:code="9"/>
       <w:pgMar w:top="851" w:right="1134" w:bottom="993" w:left="1134" w:header="850" w:footer="510" w:gutter="0"/>
@@ -3335,7 +3641,7 @@
 </file>
 
 <file path=word/endnotes.xml><?xml version="1.0" encoding="utf-8"?>
-<w:endnotes xmlns:wpc="http://schemas.microsoft.com/office/word/2010/wordprocessingCanvas" xmlns:mc="http://schemas.openxmlformats.org/markup-compatibility/2006" xmlns:o="urn:schemas-microsoft-com:office:office" xmlns:r="http://schemas.openxmlformats.org/officeDocument/2006/relationships" xmlns:m="http://schemas.openxmlformats.org/officeDocument/2006/math" xmlns:v="urn:schemas-microsoft-com:vml" xmlns:wp14="http://schemas.microsoft.com/office/word/2010/wordprocessingDrawing" xmlns:wp="http://schemas.openxmlformats.org/drawingml/2006/wordprocessingDrawing" xmlns:w10="urn:schemas-microsoft-com:office:word" xmlns:w="http://schemas.openxmlformats.org/wordprocessingml/2006/main" xmlns:w14="http://schemas.microsoft.com/office/word/2010/wordml" xmlns:wpg="http://schemas.microsoft.com/office/word/2010/wordprocessingGroup" xmlns:wpi="http://schemas.microsoft.com/office/word/2010/wordprocessingInk" xmlns:wne="http://schemas.microsoft.com/office/word/2006/wordml" xmlns:wps="http://schemas.microsoft.com/office/word/2010/wordprocessingShape" mc:Ignorable="w14 wp14">
+<w:endnotes xmlns:wpc="http://schemas.microsoft.com/office/word/2010/wordprocessingCanvas" xmlns:cx="http://schemas.microsoft.com/office/drawing/2014/chartex" xmlns:cx1="http://schemas.microsoft.com/office/drawing/2015/9/8/chartex" xmlns:cx2="http://schemas.microsoft.com/office/drawing/2015/10/21/chartex" xmlns:cx3="http://schemas.microsoft.com/office/drawing/2016/5/9/chartex" xmlns:cx4="http://schemas.microsoft.com/office/drawing/2016/5/10/chartex" xmlns:cx5="http://schemas.microsoft.com/office/drawing/2016/5/11/chartex" xmlns:cx6="http://schemas.microsoft.com/office/drawing/2016/5/12/chartex" xmlns:cx7="http://schemas.microsoft.com/office/drawing/2016/5/13/chartex" xmlns:cx8="http://schemas.microsoft.com/office/drawing/2016/5/14/chartex" xmlns:mc="http://schemas.openxmlformats.org/markup-compatibility/2006" xmlns:aink="http://schemas.microsoft.com/office/drawing/2016/ink" xmlns:am3d="http://schemas.microsoft.com/office/drawing/2017/model3d" xmlns:o="urn:schemas-microsoft-com:office:office" xmlns:oel="http://schemas.microsoft.com/office/2019/extlst" xmlns:r="http://schemas.openxmlformats.org/officeDocument/2006/relationships" xmlns:m="http://schemas.openxmlformats.org/officeDocument/2006/math" xmlns:v="urn:schemas-microsoft-com:vml" xmlns:wp14="http://schemas.microsoft.com/office/word/2010/wordprocessingDrawing" xmlns:wp="http://schemas.openxmlformats.org/drawingml/2006/wordprocessingDrawing" xmlns:w10="urn:schemas-microsoft-com:office:word" xmlns:w="http://schemas.openxmlformats.org/wordprocessingml/2006/main" xmlns:w14="http://schemas.microsoft.com/office/word/2010/wordml" xmlns:w15="http://schemas.microsoft.com/office/word/2012/wordml" xmlns:w16cex="http://schemas.microsoft.com/office/word/2018/wordml/cex" xmlns:w16cid="http://schemas.microsoft.com/office/word/2016/wordml/cid" xmlns:w16="http://schemas.microsoft.com/office/word/2018/wordml" xmlns:w16sdtdh="http://schemas.microsoft.com/office/word/2020/wordml/sdtdatahash" xmlns:w16se="http://schemas.microsoft.com/office/word/2015/wordml/symex" xmlns:wpg="http://schemas.microsoft.com/office/word/2010/wordprocessingGroup" xmlns:wpi="http://schemas.microsoft.com/office/word/2010/wordprocessingInk" xmlns:wne="http://schemas.microsoft.com/office/word/2006/wordml" xmlns:wps="http://schemas.microsoft.com/office/word/2010/wordprocessingShape" mc:Ignorable="w14 w15 w16se w16cid w16 w16cex w16sdtdh wp14">
   <w:endnote w:type="separator" w:id="-1">
     <w:p>
       <w:pPr>
@@ -3360,7 +3666,17 @@
 </file>
 
 <file path=word/footer1.xml><?xml version="1.0" encoding="utf-8"?>
-<w:ftr xmlns:wpc="http://schemas.microsoft.com/office/word/2010/wordprocessingCanvas" xmlns:mc="http://schemas.openxmlformats.org/markup-compatibility/2006" xmlns:o="urn:schemas-microsoft-com:office:office" xmlns:r="http://schemas.openxmlformats.org/officeDocument/2006/relationships" xmlns:m="http://schemas.openxmlformats.org/officeDocument/2006/math" xmlns:v="urn:schemas-microsoft-com:vml" xmlns:wp14="http://schemas.microsoft.com/office/word/2010/wordprocessingDrawing" xmlns:wp="http://schemas.openxmlformats.org/drawingml/2006/wordprocessingDrawing" xmlns:w10="urn:schemas-microsoft-com:office:word" xmlns:w="http://schemas.openxmlformats.org/wordprocessingml/2006/main" xmlns:w14="http://schemas.microsoft.com/office/word/2010/wordml" xmlns:wpg="http://schemas.microsoft.com/office/word/2010/wordprocessingGroup" xmlns:wpi="http://schemas.microsoft.com/office/word/2010/wordprocessingInk" xmlns:wne="http://schemas.microsoft.com/office/word/2006/wordml" xmlns:wps="http://schemas.microsoft.com/office/word/2010/wordprocessingShape" mc:Ignorable="w14 wp14">
+<w:ftr xmlns:wpc="http://schemas.microsoft.com/office/word/2010/wordprocessingCanvas" xmlns:cx="http://schemas.microsoft.com/office/drawing/2014/chartex" xmlns:cx1="http://schemas.microsoft.com/office/drawing/2015/9/8/chartex" xmlns:cx2="http://schemas.microsoft.com/office/drawing/2015/10/21/chartex" xmlns:cx3="http://schemas.microsoft.com/office/drawing/2016/5/9/chartex" xmlns:cx4="http://schemas.microsoft.com/office/drawing/2016/5/10/chartex" xmlns:cx5="http://schemas.microsoft.com/office/drawing/2016/5/11/chartex" xmlns:cx6="http://schemas.microsoft.com/office/drawing/2016/5/12/chartex" xmlns:cx7="http://schemas.microsoft.com/office/drawing/2016/5/13/chartex" xmlns:cx8="http://schemas.microsoft.com/office/drawing/2016/5/14/chartex" xmlns:mc="http://schemas.openxmlformats.org/markup-compatibility/2006" xmlns:aink="http://schemas.microsoft.com/office/drawing/2016/ink" xmlns:am3d="http://schemas.microsoft.com/office/drawing/2017/model3d" xmlns:o="urn:schemas-microsoft-com:office:office" xmlns:oel="http://schemas.microsoft.com/office/2019/extlst" xmlns:r="http://schemas.openxmlformats.org/officeDocument/2006/relationships" xmlns:m="http://schemas.openxmlformats.org/officeDocument/2006/math" xmlns:v="urn:schemas-microsoft-com:vml" xmlns:wp14="http://schemas.microsoft.com/office/word/2010/wordprocessingDrawing" xmlns:wp="http://schemas.openxmlformats.org/drawingml/2006/wordprocessingDrawing" xmlns:w10="urn:schemas-microsoft-com:office:word" xmlns:w="http://schemas.openxmlformats.org/wordprocessingml/2006/main" xmlns:w14="http://schemas.microsoft.com/office/word/2010/wordml" xmlns:w15="http://schemas.microsoft.com/office/word/2012/wordml" xmlns:w16cex="http://schemas.microsoft.com/office/word/2018/wordml/cex" xmlns:w16cid="http://schemas.microsoft.com/office/word/2016/wordml/cid" xmlns:w16="http://schemas.microsoft.com/office/word/2018/wordml" xmlns:w16sdtdh="http://schemas.microsoft.com/office/word/2020/wordml/sdtdatahash" xmlns:w16se="http://schemas.microsoft.com/office/word/2015/wordml/symex" xmlns:wpg="http://schemas.microsoft.com/office/word/2010/wordprocessingGroup" xmlns:wpi="http://schemas.microsoft.com/office/word/2010/wordprocessingInk" xmlns:wne="http://schemas.microsoft.com/office/word/2006/wordml" xmlns:wps="http://schemas.microsoft.com/office/word/2010/wordprocessingShape" mc:Ignorable="w14 w15 w16se w16cid w16 w16cex w16sdtdh wp14">
+  <w:p>
+    <w:pPr>
+      <w:pStyle w:val="Footer"/>
+    </w:pPr>
+  </w:p>
+</w:ftr>
+</file>
+
+<file path=word/footer2.xml><?xml version="1.0" encoding="utf-8"?>
+<w:ftr xmlns:wpc="http://schemas.microsoft.com/office/word/2010/wordprocessingCanvas" xmlns:cx="http://schemas.microsoft.com/office/drawing/2014/chartex" xmlns:cx1="http://schemas.microsoft.com/office/drawing/2015/9/8/chartex" xmlns:cx2="http://schemas.microsoft.com/office/drawing/2015/10/21/chartex" xmlns:cx3="http://schemas.microsoft.com/office/drawing/2016/5/9/chartex" xmlns:cx4="http://schemas.microsoft.com/office/drawing/2016/5/10/chartex" xmlns:cx5="http://schemas.microsoft.com/office/drawing/2016/5/11/chartex" xmlns:cx6="http://schemas.microsoft.com/office/drawing/2016/5/12/chartex" xmlns:cx7="http://schemas.microsoft.com/office/drawing/2016/5/13/chartex" xmlns:cx8="http://schemas.microsoft.com/office/drawing/2016/5/14/chartex" xmlns:mc="http://schemas.openxmlformats.org/markup-compatibility/2006" xmlns:aink="http://schemas.microsoft.com/office/drawing/2016/ink" xmlns:am3d="http://schemas.microsoft.com/office/drawing/2017/model3d" xmlns:o="urn:schemas-microsoft-com:office:office" xmlns:oel="http://schemas.microsoft.com/office/2019/extlst" xmlns:r="http://schemas.openxmlformats.org/officeDocument/2006/relationships" xmlns:m="http://schemas.openxmlformats.org/officeDocument/2006/math" xmlns:v="urn:schemas-microsoft-com:vml" xmlns:wp14="http://schemas.microsoft.com/office/word/2010/wordprocessingDrawing" xmlns:wp="http://schemas.openxmlformats.org/drawingml/2006/wordprocessingDrawing" xmlns:w10="urn:schemas-microsoft-com:office:word" xmlns:w="http://schemas.openxmlformats.org/wordprocessingml/2006/main" xmlns:w14="http://schemas.microsoft.com/office/word/2010/wordml" xmlns:w15="http://schemas.microsoft.com/office/word/2012/wordml" xmlns:w16cex="http://schemas.microsoft.com/office/word/2018/wordml/cex" xmlns:w16cid="http://schemas.microsoft.com/office/word/2016/wordml/cid" xmlns:w16="http://schemas.microsoft.com/office/word/2018/wordml" xmlns:w16sdtdh="http://schemas.microsoft.com/office/word/2020/wordml/sdtdatahash" xmlns:w16se="http://schemas.microsoft.com/office/word/2015/wordml/symex" xmlns:wpg="http://schemas.microsoft.com/office/word/2010/wordprocessingGroup" xmlns:wpi="http://schemas.microsoft.com/office/word/2010/wordprocessingInk" xmlns:wne="http://schemas.microsoft.com/office/word/2006/wordml" xmlns:wps="http://schemas.microsoft.com/office/word/2010/wordprocessingShape" mc:Ignorable="w14 w15 w16se w16cid w16 w16cex w16sdtdh wp14">
   <w:p>
     <w:pPr>
       <w:pStyle w:val="Footer"/>
@@ -3394,27 +3710,20 @@
           <w:r>
             <w:t xml:space="preserve">Version </w:t>
           </w:r>
-          <w:r>
-            <w:fldChar w:fldCharType="begin"/>
-          </w:r>
-          <w:r>
-            <w:instrText xml:space="preserve"> DOCPROPERTY "Version" \* MERGEFORMAT </w:instrText>
-          </w:r>
-          <w:r>
-            <w:fldChar w:fldCharType="separate"/>
-          </w:r>
-          <w:r>
-            <w:rPr>
-              <w:bCs/>
-            </w:rPr>
-            <w:t>1.0</w:t>
-          </w:r>
-          <w:r>
-            <w:rPr>
-              <w:bCs/>
-            </w:rPr>
-            <w:fldChar w:fldCharType="end"/>
-          </w:r>
+          <w:fldSimple w:instr=" DOCPROPERTY &quot;Version&quot; \* MERGEFORMAT ">
+            <w:r>
+              <w:rPr>
+                <w:bCs/>
+              </w:rPr>
+              <w:t>1.</w:t>
+            </w:r>
+            <w:r>
+              <w:rPr>
+                <w:bCs/>
+              </w:rPr>
+              <w:t>1</w:t>
+            </w:r>
+          </w:fldSimple>
           <w:r>
             <w:rPr>
               <w:bCs/>
@@ -3425,25 +3734,7 @@
             <w:t xml:space="preserve"> </w:t>
           </w:r>
           <w:r>
-            <w:t>February</w:t>
-          </w:r>
-          <w:r>
-            <w:t xml:space="preserve"> </w:t>
-          </w:r>
-          <w:r>
-            <w:t>1</w:t>
-          </w:r>
-          <w:r>
-            <w:rPr>
-              <w:vertAlign w:val="superscript"/>
-            </w:rPr>
-            <w:t>st</w:t>
-          </w:r>
-          <w:r>
-            <w:t xml:space="preserve"> 201</w:t>
-          </w:r>
-          <w:r>
-            <w:t>3</w:t>
+            <w:t>March 8, 2026</w:t>
           </w:r>
         </w:p>
       </w:tc>
@@ -3511,8 +3802,18 @@
 </w:ftr>
 </file>
 
+<file path=word/footer3.xml><?xml version="1.0" encoding="utf-8"?>
+<w:ftr xmlns:wpc="http://schemas.microsoft.com/office/word/2010/wordprocessingCanvas" xmlns:cx="http://schemas.microsoft.com/office/drawing/2014/chartex" xmlns:cx1="http://schemas.microsoft.com/office/drawing/2015/9/8/chartex" xmlns:cx2="http://schemas.microsoft.com/office/drawing/2015/10/21/chartex" xmlns:cx3="http://schemas.microsoft.com/office/drawing/2016/5/9/chartex" xmlns:cx4="http://schemas.microsoft.com/office/drawing/2016/5/10/chartex" xmlns:cx5="http://schemas.microsoft.com/office/drawing/2016/5/11/chartex" xmlns:cx6="http://schemas.microsoft.com/office/drawing/2016/5/12/chartex" xmlns:cx7="http://schemas.microsoft.com/office/drawing/2016/5/13/chartex" xmlns:cx8="http://schemas.microsoft.com/office/drawing/2016/5/14/chartex" xmlns:mc="http://schemas.openxmlformats.org/markup-compatibility/2006" xmlns:aink="http://schemas.microsoft.com/office/drawing/2016/ink" xmlns:am3d="http://schemas.microsoft.com/office/drawing/2017/model3d" xmlns:o="urn:schemas-microsoft-com:office:office" xmlns:oel="http://schemas.microsoft.com/office/2019/extlst" xmlns:r="http://schemas.openxmlformats.org/officeDocument/2006/relationships" xmlns:m="http://schemas.openxmlformats.org/officeDocument/2006/math" xmlns:v="urn:schemas-microsoft-com:vml" xmlns:wp14="http://schemas.microsoft.com/office/word/2010/wordprocessingDrawing" xmlns:wp="http://schemas.openxmlformats.org/drawingml/2006/wordprocessingDrawing" xmlns:w10="urn:schemas-microsoft-com:office:word" xmlns:w="http://schemas.openxmlformats.org/wordprocessingml/2006/main" xmlns:w14="http://schemas.microsoft.com/office/word/2010/wordml" xmlns:w15="http://schemas.microsoft.com/office/word/2012/wordml" xmlns:w16cex="http://schemas.microsoft.com/office/word/2018/wordml/cex" xmlns:w16cid="http://schemas.microsoft.com/office/word/2016/wordml/cid" xmlns:w16="http://schemas.microsoft.com/office/word/2018/wordml" xmlns:w16sdtdh="http://schemas.microsoft.com/office/word/2020/wordml/sdtdatahash" xmlns:w16se="http://schemas.microsoft.com/office/word/2015/wordml/symex" xmlns:wpg="http://schemas.microsoft.com/office/word/2010/wordprocessingGroup" xmlns:wpi="http://schemas.microsoft.com/office/word/2010/wordprocessingInk" xmlns:wne="http://schemas.microsoft.com/office/word/2006/wordml" xmlns:wps="http://schemas.microsoft.com/office/word/2010/wordprocessingShape" mc:Ignorable="w14 w15 w16se w16cid w16 w16cex w16sdtdh wp14">
+  <w:p>
+    <w:pPr>
+      <w:pStyle w:val="Footer"/>
+    </w:pPr>
+  </w:p>
+</w:ftr>
+</file>
+
 <file path=word/footnotes.xml><?xml version="1.0" encoding="utf-8"?>
-<w:footnotes xmlns:wpc="http://schemas.microsoft.com/office/word/2010/wordprocessingCanvas" xmlns:mc="http://schemas.openxmlformats.org/markup-compatibility/2006" xmlns:o="urn:schemas-microsoft-com:office:office" xmlns:r="http://schemas.openxmlformats.org/officeDocument/2006/relationships" xmlns:m="http://schemas.openxmlformats.org/officeDocument/2006/math" xmlns:v="urn:schemas-microsoft-com:vml" xmlns:wp14="http://schemas.microsoft.com/office/word/2010/wordprocessingDrawing" xmlns:wp="http://schemas.openxmlformats.org/drawingml/2006/wordprocessingDrawing" xmlns:w10="urn:schemas-microsoft-com:office:word" xmlns:w="http://schemas.openxmlformats.org/wordprocessingml/2006/main" xmlns:w14="http://schemas.microsoft.com/office/word/2010/wordml" xmlns:wpg="http://schemas.microsoft.com/office/word/2010/wordprocessingGroup" xmlns:wpi="http://schemas.microsoft.com/office/word/2010/wordprocessingInk" xmlns:wne="http://schemas.microsoft.com/office/word/2006/wordml" xmlns:wps="http://schemas.microsoft.com/office/word/2010/wordprocessingShape" mc:Ignorable="w14 wp14">
+<w:footnotes xmlns:wpc="http://schemas.microsoft.com/office/word/2010/wordprocessingCanvas" xmlns:cx="http://schemas.microsoft.com/office/drawing/2014/chartex" xmlns:cx1="http://schemas.microsoft.com/office/drawing/2015/9/8/chartex" xmlns:cx2="http://schemas.microsoft.com/office/drawing/2015/10/21/chartex" xmlns:cx3="http://schemas.microsoft.com/office/drawing/2016/5/9/chartex" xmlns:cx4="http://schemas.microsoft.com/office/drawing/2016/5/10/chartex" xmlns:cx5="http://schemas.microsoft.com/office/drawing/2016/5/11/chartex" xmlns:cx6="http://schemas.microsoft.com/office/drawing/2016/5/12/chartex" xmlns:cx7="http://schemas.microsoft.com/office/drawing/2016/5/13/chartex" xmlns:cx8="http://schemas.microsoft.com/office/drawing/2016/5/14/chartex" xmlns:mc="http://schemas.openxmlformats.org/markup-compatibility/2006" xmlns:aink="http://schemas.microsoft.com/office/drawing/2016/ink" xmlns:am3d="http://schemas.microsoft.com/office/drawing/2017/model3d" xmlns:o="urn:schemas-microsoft-com:office:office" xmlns:oel="http://schemas.microsoft.com/office/2019/extlst" xmlns:r="http://schemas.openxmlformats.org/officeDocument/2006/relationships" xmlns:m="http://schemas.openxmlformats.org/officeDocument/2006/math" xmlns:v="urn:schemas-microsoft-com:vml" xmlns:wp14="http://schemas.microsoft.com/office/word/2010/wordprocessingDrawing" xmlns:wp="http://schemas.openxmlformats.org/drawingml/2006/wordprocessingDrawing" xmlns:w10="urn:schemas-microsoft-com:office:word" xmlns:w="http://schemas.openxmlformats.org/wordprocessingml/2006/main" xmlns:w14="http://schemas.microsoft.com/office/word/2010/wordml" xmlns:w15="http://schemas.microsoft.com/office/word/2012/wordml" xmlns:w16cex="http://schemas.microsoft.com/office/word/2018/wordml/cex" xmlns:w16cid="http://schemas.microsoft.com/office/word/2016/wordml/cid" xmlns:w16="http://schemas.microsoft.com/office/word/2018/wordml" xmlns:w16sdtdh="http://schemas.microsoft.com/office/word/2020/wordml/sdtdatahash" xmlns:w16se="http://schemas.microsoft.com/office/word/2015/wordml/symex" xmlns:wpg="http://schemas.microsoft.com/office/word/2010/wordprocessingGroup" xmlns:wpi="http://schemas.microsoft.com/office/word/2010/wordprocessingInk" xmlns:wne="http://schemas.microsoft.com/office/word/2006/wordml" xmlns:wps="http://schemas.microsoft.com/office/word/2010/wordprocessingShape" mc:Ignorable="w14 w15 w16se w16cid w16 w16cex w16sdtdh wp14">
   <w:footnote w:type="separator" w:id="-1">
     <w:p>
       <w:pPr>
@@ -3537,7 +3838,17 @@
 </file>
 
 <file path=word/header1.xml><?xml version="1.0" encoding="utf-8"?>
-<w:hdr xmlns:wpc="http://schemas.microsoft.com/office/word/2010/wordprocessingCanvas" xmlns:mc="http://schemas.openxmlformats.org/markup-compatibility/2006" xmlns:o="urn:schemas-microsoft-com:office:office" xmlns:r="http://schemas.openxmlformats.org/officeDocument/2006/relationships" xmlns:m="http://schemas.openxmlformats.org/officeDocument/2006/math" xmlns:v="urn:schemas-microsoft-com:vml" xmlns:wp14="http://schemas.microsoft.com/office/word/2010/wordprocessingDrawing" xmlns:wp="http://schemas.openxmlformats.org/drawingml/2006/wordprocessingDrawing" xmlns:w10="urn:schemas-microsoft-com:office:word" xmlns:w="http://schemas.openxmlformats.org/wordprocessingml/2006/main" xmlns:w14="http://schemas.microsoft.com/office/word/2010/wordml" xmlns:wpg="http://schemas.microsoft.com/office/word/2010/wordprocessingGroup" xmlns:wpi="http://schemas.microsoft.com/office/word/2010/wordprocessingInk" xmlns:wne="http://schemas.microsoft.com/office/word/2006/wordml" xmlns:wps="http://schemas.microsoft.com/office/word/2010/wordprocessingShape" mc:Ignorable="w14 wp14">
+<w:hdr xmlns:wpc="http://schemas.microsoft.com/office/word/2010/wordprocessingCanvas" xmlns:cx="http://schemas.microsoft.com/office/drawing/2014/chartex" xmlns:cx1="http://schemas.microsoft.com/office/drawing/2015/9/8/chartex" xmlns:cx2="http://schemas.microsoft.com/office/drawing/2015/10/21/chartex" xmlns:cx3="http://schemas.microsoft.com/office/drawing/2016/5/9/chartex" xmlns:cx4="http://schemas.microsoft.com/office/drawing/2016/5/10/chartex" xmlns:cx5="http://schemas.microsoft.com/office/drawing/2016/5/11/chartex" xmlns:cx6="http://schemas.microsoft.com/office/drawing/2016/5/12/chartex" xmlns:cx7="http://schemas.microsoft.com/office/drawing/2016/5/13/chartex" xmlns:cx8="http://schemas.microsoft.com/office/drawing/2016/5/14/chartex" xmlns:mc="http://schemas.openxmlformats.org/markup-compatibility/2006" xmlns:aink="http://schemas.microsoft.com/office/drawing/2016/ink" xmlns:am3d="http://schemas.microsoft.com/office/drawing/2017/model3d" xmlns:o="urn:schemas-microsoft-com:office:office" xmlns:oel="http://schemas.microsoft.com/office/2019/extlst" xmlns:r="http://schemas.openxmlformats.org/officeDocument/2006/relationships" xmlns:m="http://schemas.openxmlformats.org/officeDocument/2006/math" xmlns:v="urn:schemas-microsoft-com:vml" xmlns:wp14="http://schemas.microsoft.com/office/word/2010/wordprocessingDrawing" xmlns:wp="http://schemas.openxmlformats.org/drawingml/2006/wordprocessingDrawing" xmlns:w10="urn:schemas-microsoft-com:office:word" xmlns:w="http://schemas.openxmlformats.org/wordprocessingml/2006/main" xmlns:w14="http://schemas.microsoft.com/office/word/2010/wordml" xmlns:w15="http://schemas.microsoft.com/office/word/2012/wordml" xmlns:w16cex="http://schemas.microsoft.com/office/word/2018/wordml/cex" xmlns:w16cid="http://schemas.microsoft.com/office/word/2016/wordml/cid" xmlns:w16="http://schemas.microsoft.com/office/word/2018/wordml" xmlns:w16sdtdh="http://schemas.microsoft.com/office/word/2020/wordml/sdtdatahash" xmlns:w16se="http://schemas.microsoft.com/office/word/2015/wordml/symex" xmlns:wpg="http://schemas.microsoft.com/office/word/2010/wordprocessingGroup" xmlns:wpi="http://schemas.microsoft.com/office/word/2010/wordprocessingInk" xmlns:wne="http://schemas.microsoft.com/office/word/2006/wordml" xmlns:wps="http://schemas.microsoft.com/office/word/2010/wordprocessingShape" mc:Ignorable="w14 w15 w16se w16cid w16 w16cex w16sdtdh wp14">
+  <w:p>
+    <w:pPr>
+      <w:pStyle w:val="Header"/>
+    </w:pPr>
+  </w:p>
+</w:hdr>
+</file>
+
+<file path=word/header2.xml><?xml version="1.0" encoding="utf-8"?>
+<w:hdr xmlns:wpc="http://schemas.microsoft.com/office/word/2010/wordprocessingCanvas" xmlns:cx="http://schemas.microsoft.com/office/drawing/2014/chartex" xmlns:cx1="http://schemas.microsoft.com/office/drawing/2015/9/8/chartex" xmlns:cx2="http://schemas.microsoft.com/office/drawing/2015/10/21/chartex" xmlns:cx3="http://schemas.microsoft.com/office/drawing/2016/5/9/chartex" xmlns:cx4="http://schemas.microsoft.com/office/drawing/2016/5/10/chartex" xmlns:cx5="http://schemas.microsoft.com/office/drawing/2016/5/11/chartex" xmlns:cx6="http://schemas.microsoft.com/office/drawing/2016/5/12/chartex" xmlns:cx7="http://schemas.microsoft.com/office/drawing/2016/5/13/chartex" xmlns:cx8="http://schemas.microsoft.com/office/drawing/2016/5/14/chartex" xmlns:mc="http://schemas.openxmlformats.org/markup-compatibility/2006" xmlns:aink="http://schemas.microsoft.com/office/drawing/2016/ink" xmlns:am3d="http://schemas.microsoft.com/office/drawing/2017/model3d" xmlns:o="urn:schemas-microsoft-com:office:office" xmlns:oel="http://schemas.microsoft.com/office/2019/extlst" xmlns:r="http://schemas.openxmlformats.org/officeDocument/2006/relationships" xmlns:m="http://schemas.openxmlformats.org/officeDocument/2006/math" xmlns:v="urn:schemas-microsoft-com:vml" xmlns:wp14="http://schemas.microsoft.com/office/word/2010/wordprocessingDrawing" xmlns:wp="http://schemas.openxmlformats.org/drawingml/2006/wordprocessingDrawing" xmlns:w10="urn:schemas-microsoft-com:office:word" xmlns:w="http://schemas.openxmlformats.org/wordprocessingml/2006/main" xmlns:w14="http://schemas.microsoft.com/office/word/2010/wordml" xmlns:w15="http://schemas.microsoft.com/office/word/2012/wordml" xmlns:w16cex="http://schemas.microsoft.com/office/word/2018/wordml/cex" xmlns:w16cid="http://schemas.microsoft.com/office/word/2016/wordml/cid" xmlns:w16="http://schemas.microsoft.com/office/word/2018/wordml" xmlns:w16sdtdh="http://schemas.microsoft.com/office/word/2020/wordml/sdtdatahash" xmlns:w16se="http://schemas.microsoft.com/office/word/2015/wordml/symex" xmlns:wpg="http://schemas.microsoft.com/office/word/2010/wordprocessingGroup" xmlns:wpi="http://schemas.microsoft.com/office/word/2010/wordprocessingInk" xmlns:wne="http://schemas.microsoft.com/office/word/2006/wordml" xmlns:wps="http://schemas.microsoft.com/office/word/2010/wordprocessingShape" mc:Ignorable="w14 w15 w16se w16cid w16 w16cex w16sdtdh wp14">
   <w:tbl>
     <w:tblPr>
       <w:tblStyle w:val="TableGrid"/>
@@ -3570,10 +3881,9 @@
               <w:dataBinding w:prefixMappings="xmlns:ns0='http://schemas.openxmlformats.org/package/2006/metadata/core-properties' xmlns:ns1='http://purl.org/dc/elements/1.1/'" w:xpath="/ns0:coreProperties[1]/ns1:title[1]" w:storeItemID="{6C3C8BC8-F283-45AE-878A-BAB7291924A1}"/>
               <w:text/>
             </w:sdtPr>
-            <w:sdtEndPr/>
             <w:sdtContent>
               <w:r>
-                <w:t xml:space="preserve">Ultimate-II Command Interface </w:t>
+                <w:t xml:space="preserve">Ultimate Command Interface </w:t>
               </w:r>
             </w:sdtContent>
           </w:sdt>
@@ -3600,7 +3910,6 @@
               <w:dataBinding w:prefixMappings="xmlns:ns0='http://schemas.openxmlformats.org/package/2006/metadata/core-properties' xmlns:ns1='http://purl.org/dc/elements/1.1/'" w:xpath="/ns0:coreProperties[1]/ns1:subject[1]" w:storeItemID="{6C3C8BC8-F283-45AE-878A-BAB7291924A1}"/>
               <w:text/>
             </w:sdtPr>
-            <w:sdtEndPr/>
             <w:sdtContent>
               <w:r>
                 <w:t>Register API</w:t>
@@ -3619,9 +3928,19 @@
 </w:hdr>
 </file>
 
+<file path=word/header3.xml><?xml version="1.0" encoding="utf-8"?>
+<w:hdr xmlns:wpc="http://schemas.microsoft.com/office/word/2010/wordprocessingCanvas" xmlns:cx="http://schemas.microsoft.com/office/drawing/2014/chartex" xmlns:cx1="http://schemas.microsoft.com/office/drawing/2015/9/8/chartex" xmlns:cx2="http://schemas.microsoft.com/office/drawing/2015/10/21/chartex" xmlns:cx3="http://schemas.microsoft.com/office/drawing/2016/5/9/chartex" xmlns:cx4="http://schemas.microsoft.com/office/drawing/2016/5/10/chartex" xmlns:cx5="http://schemas.microsoft.com/office/drawing/2016/5/11/chartex" xmlns:cx6="http://schemas.microsoft.com/office/drawing/2016/5/12/chartex" xmlns:cx7="http://schemas.microsoft.com/office/drawing/2016/5/13/chartex" xmlns:cx8="http://schemas.microsoft.com/office/drawing/2016/5/14/chartex" xmlns:mc="http://schemas.openxmlformats.org/markup-compatibility/2006" xmlns:aink="http://schemas.microsoft.com/office/drawing/2016/ink" xmlns:am3d="http://schemas.microsoft.com/office/drawing/2017/model3d" xmlns:o="urn:schemas-microsoft-com:office:office" xmlns:oel="http://schemas.microsoft.com/office/2019/extlst" xmlns:r="http://schemas.openxmlformats.org/officeDocument/2006/relationships" xmlns:m="http://schemas.openxmlformats.org/officeDocument/2006/math" xmlns:v="urn:schemas-microsoft-com:vml" xmlns:wp14="http://schemas.microsoft.com/office/word/2010/wordprocessingDrawing" xmlns:wp="http://schemas.openxmlformats.org/drawingml/2006/wordprocessingDrawing" xmlns:w10="urn:schemas-microsoft-com:office:word" xmlns:w="http://schemas.openxmlformats.org/wordprocessingml/2006/main" xmlns:w14="http://schemas.microsoft.com/office/word/2010/wordml" xmlns:w15="http://schemas.microsoft.com/office/word/2012/wordml" xmlns:w16cex="http://schemas.microsoft.com/office/word/2018/wordml/cex" xmlns:w16cid="http://schemas.microsoft.com/office/word/2016/wordml/cid" xmlns:w16="http://schemas.microsoft.com/office/word/2018/wordml" xmlns:w16sdtdh="http://schemas.microsoft.com/office/word/2020/wordml/sdtdatahash" xmlns:w16se="http://schemas.microsoft.com/office/word/2015/wordml/symex" xmlns:wpg="http://schemas.microsoft.com/office/word/2010/wordprocessingGroup" xmlns:wpi="http://schemas.microsoft.com/office/word/2010/wordprocessingInk" xmlns:wne="http://schemas.microsoft.com/office/word/2006/wordml" xmlns:wps="http://schemas.microsoft.com/office/word/2010/wordprocessingShape" mc:Ignorable="w14 w15 w16se w16cid w16 w16cex w16sdtdh wp14">
+  <w:p>
+    <w:pPr>
+      <w:pStyle w:val="Header"/>
+    </w:pPr>
+  </w:p>
+</w:hdr>
+</file>
+
 <file path=word/numbering.xml><?xml version="1.0" encoding="utf-8"?>
-<w:numbering xmlns:wpc="http://schemas.microsoft.com/office/word/2010/wordprocessingCanvas" xmlns:mc="http://schemas.openxmlformats.org/markup-compatibility/2006" xmlns:o="urn:schemas-microsoft-com:office:office" xmlns:r="http://schemas.openxmlformats.org/officeDocument/2006/relationships" xmlns:m="http://schemas.openxmlformats.org/officeDocument/2006/math" xmlns:v="urn:schemas-microsoft-com:vml" xmlns:wp14="http://schemas.microsoft.com/office/word/2010/wordprocessingDrawing" xmlns:wp="http://schemas.openxmlformats.org/drawingml/2006/wordprocessingDrawing" xmlns:w10="urn:schemas-microsoft-com:office:word" xmlns:w="http://schemas.openxmlformats.org/wordprocessingml/2006/main" xmlns:w14="http://schemas.microsoft.com/office/word/2010/wordml" xmlns:wpg="http://schemas.microsoft.com/office/word/2010/wordprocessingGroup" xmlns:wpi="http://schemas.microsoft.com/office/word/2010/wordprocessingInk" xmlns:wne="http://schemas.microsoft.com/office/word/2006/wordml" xmlns:wps="http://schemas.microsoft.com/office/word/2010/wordprocessingShape" mc:Ignorable="w14 wp14">
-  <w:abstractNum w:abstractNumId="0">
+<w:numbering xmlns:wpc="http://schemas.microsoft.com/office/word/2010/wordprocessingCanvas" xmlns:cx="http://schemas.microsoft.com/office/drawing/2014/chartex" xmlns:cx1="http://schemas.microsoft.com/office/drawing/2015/9/8/chartex" xmlns:cx2="http://schemas.microsoft.com/office/drawing/2015/10/21/chartex" xmlns:cx3="http://schemas.microsoft.com/office/drawing/2016/5/9/chartex" xmlns:cx4="http://schemas.microsoft.com/office/drawing/2016/5/10/chartex" xmlns:cx5="http://schemas.microsoft.com/office/drawing/2016/5/11/chartex" xmlns:cx6="http://schemas.microsoft.com/office/drawing/2016/5/12/chartex" xmlns:cx7="http://schemas.microsoft.com/office/drawing/2016/5/13/chartex" xmlns:cx8="http://schemas.microsoft.com/office/drawing/2016/5/14/chartex" xmlns:mc="http://schemas.openxmlformats.org/markup-compatibility/2006" xmlns:aink="http://schemas.microsoft.com/office/drawing/2016/ink" xmlns:am3d="http://schemas.microsoft.com/office/drawing/2017/model3d" xmlns:o="urn:schemas-microsoft-com:office:office" xmlns:oel="http://schemas.microsoft.com/office/2019/extlst" xmlns:r="http://schemas.openxmlformats.org/officeDocument/2006/relationships" xmlns:m="http://schemas.openxmlformats.org/officeDocument/2006/math" xmlns:v="urn:schemas-microsoft-com:vml" xmlns:wp14="http://schemas.microsoft.com/office/word/2010/wordprocessingDrawing" xmlns:wp="http://schemas.openxmlformats.org/drawingml/2006/wordprocessingDrawing" xmlns:w10="urn:schemas-microsoft-com:office:word" xmlns:w="http://schemas.openxmlformats.org/wordprocessingml/2006/main" xmlns:w14="http://schemas.microsoft.com/office/word/2010/wordml" xmlns:w15="http://schemas.microsoft.com/office/word/2012/wordml" xmlns:w16cex="http://schemas.microsoft.com/office/word/2018/wordml/cex" xmlns:w16cid="http://schemas.microsoft.com/office/word/2016/wordml/cid" xmlns:w16="http://schemas.microsoft.com/office/word/2018/wordml" xmlns:w16sdtdh="http://schemas.microsoft.com/office/word/2020/wordml/sdtdatahash" xmlns:w16se="http://schemas.microsoft.com/office/word/2015/wordml/symex" xmlns:wpg="http://schemas.microsoft.com/office/word/2010/wordprocessingGroup" xmlns:wpi="http://schemas.microsoft.com/office/word/2010/wordprocessingInk" xmlns:wne="http://schemas.microsoft.com/office/word/2006/wordml" xmlns:wps="http://schemas.microsoft.com/office/word/2010/wordprocessingShape" mc:Ignorable="w14 w15 w16se w16cid w16 w16cex w16sdtdh wp14">
+  <w:abstractNum w:abstractNumId="0" w15:restartNumberingAfterBreak="0">
     <w:nsid w:val="219D4E00"/>
     <w:multiLevelType w:val="hybridMultilevel"/>
     <w:tmpl w:val="53845F66"/>
@@ -3734,7 +4053,7 @@
       </w:rPr>
     </w:lvl>
   </w:abstractNum>
-  <w:abstractNum w:abstractNumId="1">
+  <w:abstractNum w:abstractNumId="1" w15:restartNumberingAfterBreak="0">
     <w:nsid w:val="231F051F"/>
     <w:multiLevelType w:val="hybridMultilevel"/>
     <w:tmpl w:val="265031FC"/>
@@ -3847,7 +4166,7 @@
       </w:rPr>
     </w:lvl>
   </w:abstractNum>
-  <w:abstractNum w:abstractNumId="2">
+  <w:abstractNum w:abstractNumId="2" w15:restartNumberingAfterBreak="0">
     <w:nsid w:val="2D2C2B30"/>
     <w:multiLevelType w:val="hybridMultilevel"/>
     <w:tmpl w:val="1DBCFB62"/>
@@ -3933,7 +4252,7 @@
       </w:pPr>
     </w:lvl>
   </w:abstractNum>
-  <w:abstractNum w:abstractNumId="3">
+  <w:abstractNum w:abstractNumId="3" w15:restartNumberingAfterBreak="0">
     <w:nsid w:val="3AFB673A"/>
     <w:multiLevelType w:val="hybridMultilevel"/>
     <w:tmpl w:val="B60ED516"/>
@@ -4045,7 +4364,7 @@
       </w:rPr>
     </w:lvl>
   </w:abstractNum>
-  <w:abstractNum w:abstractNumId="4">
+  <w:abstractNum w:abstractNumId="4" w15:restartNumberingAfterBreak="0">
     <w:nsid w:val="452D2107"/>
     <w:multiLevelType w:val="hybridMultilevel"/>
     <w:tmpl w:val="DC2872D8"/>
@@ -4157,7 +4476,7 @@
       </w:rPr>
     </w:lvl>
   </w:abstractNum>
-  <w:abstractNum w:abstractNumId="5">
+  <w:abstractNum w:abstractNumId="5" w15:restartNumberingAfterBreak="0">
     <w:nsid w:val="52FD7B58"/>
     <w:multiLevelType w:val="hybridMultilevel"/>
     <w:tmpl w:val="4C1AD428"/>
@@ -4270,7 +4589,7 @@
       </w:rPr>
     </w:lvl>
   </w:abstractNum>
-  <w:abstractNum w:abstractNumId="6">
+  <w:abstractNum w:abstractNumId="6" w15:restartNumberingAfterBreak="0">
     <w:nsid w:val="5EBF1786"/>
     <w:multiLevelType w:val="hybridMultilevel"/>
     <w:tmpl w:val="C8307DEA"/>
@@ -4382,7 +4701,7 @@
       </w:rPr>
     </w:lvl>
   </w:abstractNum>
-  <w:abstractNum w:abstractNumId="7">
+  <w:abstractNum w:abstractNumId="7" w15:restartNumberingAfterBreak="0">
     <w:nsid w:val="688A54B9"/>
     <w:multiLevelType w:val="multilevel"/>
     <w:tmpl w:val="72C8D894"/>
@@ -4504,10 +4823,10 @@
       </w:rPr>
     </w:lvl>
   </w:abstractNum>
-  <w:num w:numId="1">
+  <w:num w:numId="1" w16cid:durableId="1380087391">
     <w:abstractNumId w:val="2"/>
   </w:num>
-  <w:num w:numId="2">
+  <w:num w:numId="2" w16cid:durableId="557866595">
     <w:abstractNumId w:val="7"/>
     <w:lvlOverride w:ilvl="1">
       <w:lvl w:ilvl="1">
@@ -4542,7 +4861,7 @@
       </w:lvl>
     </w:lvlOverride>
   </w:num>
-  <w:num w:numId="3">
+  <w:num w:numId="3" w16cid:durableId="1454132554">
     <w:abstractNumId w:val="7"/>
     <w:lvlOverride w:ilvl="0">
       <w:startOverride w:val="1"/>
@@ -4572,13 +4891,13 @@
       <w:startOverride w:val="1"/>
     </w:lvlOverride>
   </w:num>
-  <w:num w:numId="4">
+  <w:num w:numId="4" w16cid:durableId="1483815747">
     <w:abstractNumId w:val="6"/>
   </w:num>
-  <w:num w:numId="5">
+  <w:num w:numId="5" w16cid:durableId="2019312407">
     <w:abstractNumId w:val="4"/>
   </w:num>
-  <w:num w:numId="6">
+  <w:num w:numId="6" w16cid:durableId="1785148729">
     <w:abstractNumId w:val="7"/>
     <w:lvlOverride w:ilvl="0">
       <w:startOverride w:val="1"/>
@@ -4608,39 +4927,51 @@
       <w:startOverride w:val="1"/>
     </w:lvlOverride>
   </w:num>
-  <w:num w:numId="7">
+  <w:num w:numId="7" w16cid:durableId="1402367802">
     <w:abstractNumId w:val="7"/>
   </w:num>
-  <w:num w:numId="8">
+  <w:num w:numId="8" w16cid:durableId="734011556">
     <w:abstractNumId w:val="1"/>
   </w:num>
-  <w:num w:numId="9">
+  <w:num w:numId="9" w16cid:durableId="1988971558">
     <w:abstractNumId w:val="7"/>
   </w:num>
-  <w:num w:numId="10">
+  <w:num w:numId="10" w16cid:durableId="1698578757">
     <w:abstractNumId w:val="7"/>
   </w:num>
-  <w:num w:numId="11">
+  <w:num w:numId="11" w16cid:durableId="308438587">
     <w:abstractNumId w:val="5"/>
   </w:num>
-  <w:num w:numId="12">
+  <w:num w:numId="12" w16cid:durableId="1404983304">
     <w:abstractNumId w:val="0"/>
   </w:num>
-  <w:num w:numId="13">
+  <w:num w:numId="13" w16cid:durableId="1317487521">
     <w:abstractNumId w:val="3"/>
   </w:num>
-  <w:num w:numId="14">
+  <w:num w:numId="14" w16cid:durableId="1477262010">
     <w:abstractNumId w:val="7"/>
     <w:lvlOverride w:ilvl="0">
       <w:startOverride w:val="1"/>
+      <w:lvl w:ilvl="0">
+        <w:start w:val="1"/>
+        <w:numFmt w:val="decimal"/>
+        <w:pStyle w:val="Heading1"/>
+        <w:lvlText w:val=""/>
+        <w:lvlJc w:val="left"/>
+      </w:lvl>
     </w:lvlOverride>
     <w:lvlOverride w:ilvl="1">
       <w:startOverride w:val="1"/>
+      <w:lvl w:ilvl="1">
+        <w:start w:val="1"/>
+        <w:numFmt w:val="decimal"/>
+        <w:pStyle w:val="Heading2"/>
+        <w:lvlText w:val=""/>
+        <w:lvlJc w:val="left"/>
+      </w:lvl>
     </w:lvlOverride>
     <w:lvlOverride w:ilvl="2">
       <w:startOverride w:val="1"/>
-    </w:lvlOverride>
-    <w:lvlOverride w:ilvl="2">
       <w:lvl w:ilvl="2">
         <w:start w:val="1"/>
         <w:numFmt w:val="decimal"/>
@@ -4658,25 +4989,56 @@
     </w:lvlOverride>
     <w:lvlOverride w:ilvl="3">
       <w:startOverride w:val="1"/>
+      <w:lvl w:ilvl="3">
+        <w:start w:val="1"/>
+        <w:numFmt w:val="decimal"/>
+        <w:pStyle w:val="Heading4"/>
+        <w:lvlText w:val=""/>
+        <w:lvlJc w:val="left"/>
+      </w:lvl>
     </w:lvlOverride>
     <w:lvlOverride w:ilvl="4">
       <w:startOverride w:val="1"/>
+      <w:lvl w:ilvl="4">
+        <w:start w:val="1"/>
+        <w:numFmt w:val="decimal"/>
+        <w:lvlText w:val=""/>
+        <w:lvlJc w:val="left"/>
+      </w:lvl>
     </w:lvlOverride>
     <w:lvlOverride w:ilvl="5">
       <w:startOverride w:val="1"/>
+      <w:lvl w:ilvl="5">
+        <w:start w:val="1"/>
+        <w:numFmt w:val="decimal"/>
+        <w:lvlText w:val=""/>
+        <w:lvlJc w:val="left"/>
+      </w:lvl>
     </w:lvlOverride>
     <w:lvlOverride w:ilvl="6">
       <w:startOverride w:val="1"/>
+      <w:lvl w:ilvl="6">
+        <w:start w:val="1"/>
+        <w:numFmt w:val="decimal"/>
+        <w:lvlText w:val=""/>
+        <w:lvlJc w:val="left"/>
+      </w:lvl>
     </w:lvlOverride>
     <w:lvlOverride w:ilvl="7">
       <w:startOverride w:val="1"/>
+      <w:lvl w:ilvl="7">
+        <w:start w:val="1"/>
+        <w:numFmt w:val="decimal"/>
+        <w:lvlText w:val=""/>
+        <w:lvlJc w:val="left"/>
+      </w:lvl>
     </w:lvlOverride>
   </w:num>
 </w:numbering>
 </file>
 
 <file path=word/styles.xml><?xml version="1.0" encoding="utf-8"?>
-<w:styles xmlns:mc="http://schemas.openxmlformats.org/markup-compatibility/2006" xmlns:r="http://schemas.openxmlformats.org/officeDocument/2006/relationships" xmlns:w="http://schemas.openxmlformats.org/wordprocessingml/2006/main" xmlns:w14="http://schemas.microsoft.com/office/word/2010/wordml" mc:Ignorable="w14">
+<w:styles xmlns:mc="http://schemas.openxmlformats.org/markup-compatibility/2006" xmlns:r="http://schemas.openxmlformats.org/officeDocument/2006/relationships" xmlns:w="http://schemas.openxmlformats.org/wordprocessingml/2006/main" xmlns:w14="http://schemas.microsoft.com/office/word/2010/wordml" xmlns:w15="http://schemas.microsoft.com/office/word/2012/wordml" xmlns:w16cex="http://schemas.microsoft.com/office/word/2018/wordml/cex" xmlns:w16cid="http://schemas.microsoft.com/office/word/2016/wordml/cid" xmlns:w16="http://schemas.microsoft.com/office/word/2018/wordml" xmlns:w16sdtdh="http://schemas.microsoft.com/office/word/2020/wordml/sdtdatahash" xmlns:w16se="http://schemas.microsoft.com/office/word/2015/wordml/symex" mc:Ignorable="w14 w15 w16se w16cid w16 w16cex w16sdtdh">
   <w:docDefaults>
     <w:rPrDefault>
       <w:rPr>
@@ -4692,144 +5054,383 @@
       </w:pPr>
     </w:pPrDefault>
   </w:docDefaults>
-  <w:latentStyles w:defLockedState="0" w:defUIPriority="99" w:defSemiHidden="1" w:defUnhideWhenUsed="1" w:defQFormat="0" w:count="267">
-    <w:lsdException w:name="Normal" w:semiHidden="0" w:uiPriority="0" w:unhideWhenUsed="0" w:qFormat="1"/>
-    <w:lsdException w:name="heading 1" w:semiHidden="0" w:uiPriority="9" w:unhideWhenUsed="0" w:qFormat="1"/>
-    <w:lsdException w:name="heading 2" w:uiPriority="9" w:qFormat="1"/>
-    <w:lsdException w:name="heading 3" w:uiPriority="9" w:qFormat="1"/>
-    <w:lsdException w:name="heading 4" w:uiPriority="9" w:qFormat="1"/>
-    <w:lsdException w:name="heading 5" w:uiPriority="9" w:qFormat="1"/>
-    <w:lsdException w:name="heading 6" w:uiPriority="9" w:qFormat="1"/>
-    <w:lsdException w:name="heading 7" w:uiPriority="9" w:qFormat="1"/>
-    <w:lsdException w:name="heading 8" w:uiPriority="9" w:qFormat="1"/>
-    <w:lsdException w:name="heading 9" w:uiPriority="9" w:qFormat="1"/>
-    <w:lsdException w:name="toc 1" w:uiPriority="39"/>
-    <w:lsdException w:name="toc 2" w:uiPriority="39"/>
-    <w:lsdException w:name="toc 3" w:uiPriority="39"/>
-    <w:lsdException w:name="toc 4" w:uiPriority="39"/>
-    <w:lsdException w:name="toc 5" w:uiPriority="39"/>
-    <w:lsdException w:name="toc 6" w:uiPriority="39"/>
-    <w:lsdException w:name="toc 7" w:uiPriority="39"/>
-    <w:lsdException w:name="toc 8" w:uiPriority="39"/>
-    <w:lsdException w:name="toc 9" w:uiPriority="39"/>
-    <w:lsdException w:name="caption" w:uiPriority="35" w:qFormat="1"/>
-    <w:lsdException w:name="Title" w:semiHidden="0" w:uiPriority="10" w:unhideWhenUsed="0" w:qFormat="1"/>
-    <w:lsdException w:name="Default Paragraph Font" w:uiPriority="1"/>
-    <w:lsdException w:name="Subtitle" w:semiHidden="0" w:uiPriority="11" w:unhideWhenUsed="0" w:qFormat="1"/>
-    <w:lsdException w:name="Strong" w:semiHidden="0" w:uiPriority="22" w:unhideWhenUsed="0" w:qFormat="1"/>
-    <w:lsdException w:name="Emphasis" w:semiHidden="0" w:uiPriority="20" w:unhideWhenUsed="0" w:qFormat="1"/>
-    <w:lsdException w:name="Table Grid" w:semiHidden="0" w:uiPriority="59" w:unhideWhenUsed="0"/>
-    <w:lsdException w:name="Placeholder Text" w:unhideWhenUsed="0"/>
-    <w:lsdException w:name="No Spacing" w:semiHidden="0" w:uiPriority="1" w:unhideWhenUsed="0" w:qFormat="1"/>
-    <w:lsdException w:name="Light Shading" w:semiHidden="0" w:uiPriority="60" w:unhideWhenUsed="0"/>
-    <w:lsdException w:name="Light List" w:semiHidden="0" w:uiPriority="61" w:unhideWhenUsed="0"/>
-    <w:lsdException w:name="Light Grid" w:semiHidden="0" w:uiPriority="62" w:unhideWhenUsed="0"/>
-    <w:lsdException w:name="Medium Shading 1" w:semiHidden="0" w:uiPriority="63" w:unhideWhenUsed="0"/>
-    <w:lsdException w:name="Medium Shading 2" w:semiHidden="0" w:uiPriority="64" w:unhideWhenUsed="0"/>
-    <w:lsdException w:name="Medium List 1" w:semiHidden="0" w:uiPriority="65" w:unhideWhenUsed="0"/>
-    <w:lsdException w:name="Medium List 2" w:semiHidden="0" w:uiPriority="66" w:unhideWhenUsed="0"/>
-    <w:lsdException w:name="Medium Grid 1" w:semiHidden="0" w:uiPriority="67" w:unhideWhenUsed="0"/>
-    <w:lsdException w:name="Medium Grid 2" w:semiHidden="0" w:uiPriority="68" w:unhideWhenUsed="0"/>
-    <w:lsdException w:name="Medium Grid 3" w:semiHidden="0" w:uiPriority="69" w:unhideWhenUsed="0"/>
-    <w:lsdException w:name="Dark List" w:semiHidden="0" w:uiPriority="70" w:unhideWhenUsed="0"/>
-    <w:lsdException w:name="Colorful Shading" w:semiHidden="0" w:uiPriority="71" w:unhideWhenUsed="0"/>
-    <w:lsdException w:name="Colorful List" w:semiHidden="0" w:uiPriority="72" w:unhideWhenUsed="0"/>
-    <w:lsdException w:name="Colorful Grid" w:semiHidden="0" w:uiPriority="73" w:unhideWhenUsed="0"/>
-    <w:lsdException w:name="Light Shading Accent 1" w:semiHidden="0" w:uiPriority="60" w:unhideWhenUsed="0"/>
-    <w:lsdException w:name="Light List Accent 1" w:semiHidden="0" w:uiPriority="61" w:unhideWhenUsed="0"/>
-    <w:lsdException w:name="Light Grid Accent 1" w:semiHidden="0" w:uiPriority="62" w:unhideWhenUsed="0"/>
-    <w:lsdException w:name="Medium Shading 1 Accent 1" w:semiHidden="0" w:uiPriority="63" w:unhideWhenUsed="0"/>
-    <w:lsdException w:name="Medium Shading 2 Accent 1" w:semiHidden="0" w:uiPriority="64" w:unhideWhenUsed="0"/>
-    <w:lsdException w:name="Medium List 1 Accent 1" w:semiHidden="0" w:uiPriority="65" w:unhideWhenUsed="0"/>
-    <w:lsdException w:name="Revision" w:unhideWhenUsed="0"/>
-    <w:lsdException w:name="List Paragraph" w:semiHidden="0" w:uiPriority="34" w:unhideWhenUsed="0" w:qFormat="1"/>
-    <w:lsdException w:name="Quote" w:semiHidden="0" w:uiPriority="29" w:unhideWhenUsed="0" w:qFormat="1"/>
-    <w:lsdException w:name="Intense Quote" w:semiHidden="0" w:uiPriority="30" w:unhideWhenUsed="0" w:qFormat="1"/>
-    <w:lsdException w:name="Medium List 2 Accent 1" w:semiHidden="0" w:uiPriority="66" w:unhideWhenUsed="0"/>
-    <w:lsdException w:name="Medium Grid 1 Accent 1" w:semiHidden="0" w:uiPriority="67" w:unhideWhenUsed="0"/>
-    <w:lsdException w:name="Medium Grid 2 Accent 1" w:semiHidden="0" w:uiPriority="68" w:unhideWhenUsed="0"/>
-    <w:lsdException w:name="Medium Grid 3 Accent 1" w:semiHidden="0" w:uiPriority="69" w:unhideWhenUsed="0"/>
-    <w:lsdException w:name="Dark List Accent 1" w:semiHidden="0" w:uiPriority="70" w:unhideWhenUsed="0"/>
-    <w:lsdException w:name="Colorful Shading Accent 1" w:semiHidden="0" w:uiPriority="71" w:unhideWhenUsed="0"/>
-    <w:lsdException w:name="Colorful List Accent 1" w:semiHidden="0" w:uiPriority="72" w:unhideWhenUsed="0"/>
-    <w:lsdException w:name="Colorful Grid Accent 1" w:semiHidden="0" w:uiPriority="73" w:unhideWhenUsed="0"/>
-    <w:lsdException w:name="Light Shading Accent 2" w:semiHidden="0" w:uiPriority="60" w:unhideWhenUsed="0"/>
-    <w:lsdException w:name="Light List Accent 2" w:semiHidden="0" w:uiPriority="61" w:unhideWhenUsed="0"/>
-    <w:lsdException w:name="Light Grid Accent 2" w:semiHidden="0" w:uiPriority="62" w:unhideWhenUsed="0"/>
-    <w:lsdException w:name="Medium Shading 1 Accent 2" w:semiHidden="0" w:uiPriority="63" w:unhideWhenUsed="0"/>
-    <w:lsdException w:name="Medium Shading 2 Accent 2" w:semiHidden="0" w:uiPriority="64" w:unhideWhenUsed="0"/>
-    <w:lsdException w:name="Medium List 1 Accent 2" w:semiHidden="0" w:uiPriority="65" w:unhideWhenUsed="0"/>
-    <w:lsdException w:name="Medium List 2 Accent 2" w:semiHidden="0" w:uiPriority="66" w:unhideWhenUsed="0"/>
-    <w:lsdException w:name="Medium Grid 1 Accent 2" w:semiHidden="0" w:uiPriority="67" w:unhideWhenUsed="0"/>
-    <w:lsdException w:name="Medium Grid 2 Accent 2" w:semiHidden="0" w:uiPriority="68" w:unhideWhenUsed="0"/>
-    <w:lsdException w:name="Medium Grid 3 Accent 2" w:semiHidden="0" w:uiPriority="69" w:unhideWhenUsed="0"/>
-    <w:lsdException w:name="Dark List Accent 2" w:semiHidden="0" w:uiPriority="70" w:unhideWhenUsed="0"/>
-    <w:lsdException w:name="Colorful Shading Accent 2" w:semiHidden="0" w:uiPriority="71" w:unhideWhenUsed="0"/>
-    <w:lsdException w:name="Colorful List Accent 2" w:semiHidden="0" w:uiPriority="72" w:unhideWhenUsed="0"/>
-    <w:lsdException w:name="Colorful Grid Accent 2" w:semiHidden="0" w:uiPriority="73" w:unhideWhenUsed="0"/>
-    <w:lsdException w:name="Light Shading Accent 3" w:semiHidden="0" w:uiPriority="60" w:unhideWhenUsed="0"/>
-    <w:lsdException w:name="Light List Accent 3" w:semiHidden="0" w:uiPriority="61" w:unhideWhenUsed="0"/>
-    <w:lsdException w:name="Light Grid Accent 3" w:semiHidden="0" w:uiPriority="62" w:unhideWhenUsed="0"/>
-    <w:lsdException w:name="Medium Shading 1 Accent 3" w:semiHidden="0" w:uiPriority="63" w:unhideWhenUsed="0"/>
-    <w:lsdException w:name="Medium Shading 2 Accent 3" w:semiHidden="0" w:uiPriority="64" w:unhideWhenUsed="0"/>
-    <w:lsdException w:name="Medium List 1 Accent 3" w:semiHidden="0" w:uiPriority="65" w:unhideWhenUsed="0"/>
-    <w:lsdException w:name="Medium List 2 Accent 3" w:semiHidden="0" w:uiPriority="66" w:unhideWhenUsed="0"/>
-    <w:lsdException w:name="Medium Grid 1 Accent 3" w:semiHidden="0" w:uiPriority="67" w:unhideWhenUsed="0"/>
-    <w:lsdException w:name="Medium Grid 2 Accent 3" w:semiHidden="0" w:uiPriority="68" w:unhideWhenUsed="0"/>
-    <w:lsdException w:name="Medium Grid 3 Accent 3" w:semiHidden="0" w:uiPriority="69" w:unhideWhenUsed="0"/>
-    <w:lsdException w:name="Dark List Accent 3" w:semiHidden="0" w:uiPriority="70" w:unhideWhenUsed="0"/>
-    <w:lsdException w:name="Colorful Shading Accent 3" w:semiHidden="0" w:uiPriority="71" w:unhideWhenUsed="0"/>
-    <w:lsdException w:name="Colorful List Accent 3" w:semiHidden="0" w:uiPriority="72" w:unhideWhenUsed="0"/>
-    <w:lsdException w:name="Colorful Grid Accent 3" w:semiHidden="0" w:uiPriority="73" w:unhideWhenUsed="0"/>
-    <w:lsdException w:name="Light Shading Accent 4" w:semiHidden="0" w:uiPriority="60" w:unhideWhenUsed="0"/>
-    <w:lsdException w:name="Light List Accent 4" w:semiHidden="0" w:uiPriority="61" w:unhideWhenUsed="0"/>
-    <w:lsdException w:name="Light Grid Accent 4" w:semiHidden="0" w:uiPriority="62" w:unhideWhenUsed="0"/>
-    <w:lsdException w:name="Medium Shading 1 Accent 4" w:semiHidden="0" w:uiPriority="63" w:unhideWhenUsed="0"/>
-    <w:lsdException w:name="Medium Shading 2 Accent 4" w:semiHidden="0" w:uiPriority="64" w:unhideWhenUsed="0"/>
-    <w:lsdException w:name="Medium List 1 Accent 4" w:semiHidden="0" w:uiPriority="65" w:unhideWhenUsed="0"/>
-    <w:lsdException w:name="Medium List 2 Accent 4" w:semiHidden="0" w:uiPriority="66" w:unhideWhenUsed="0"/>
-    <w:lsdException w:name="Medium Grid 1 Accent 4" w:semiHidden="0" w:uiPriority="67" w:unhideWhenUsed="0"/>
-    <w:lsdException w:name="Medium Grid 2 Accent 4" w:semiHidden="0" w:uiPriority="68" w:unhideWhenUsed="0"/>
-    <w:lsdException w:name="Medium Grid 3 Accent 4" w:semiHidden="0" w:uiPriority="69" w:unhideWhenUsed="0"/>
-    <w:lsdException w:name="Dark List Accent 4" w:semiHidden="0" w:uiPriority="70" w:unhideWhenUsed="0"/>
-    <w:lsdException w:name="Colorful Shading Accent 4" w:semiHidden="0" w:uiPriority="71" w:unhideWhenUsed="0"/>
-    <w:lsdException w:name="Colorful List Accent 4" w:semiHidden="0" w:uiPriority="72" w:unhideWhenUsed="0"/>
-    <w:lsdException w:name="Colorful Grid Accent 4" w:semiHidden="0" w:uiPriority="73" w:unhideWhenUsed="0"/>
-    <w:lsdException w:name="Light Shading Accent 5" w:semiHidden="0" w:uiPriority="60" w:unhideWhenUsed="0"/>
-    <w:lsdException w:name="Light List Accent 5" w:semiHidden="0" w:uiPriority="61" w:unhideWhenUsed="0"/>
-    <w:lsdException w:name="Light Grid Accent 5" w:semiHidden="0" w:uiPriority="62" w:unhideWhenUsed="0"/>
-    <w:lsdException w:name="Medium Shading 1 Accent 5" w:semiHidden="0" w:uiPriority="63" w:unhideWhenUsed="0"/>
-    <w:lsdException w:name="Medium Shading 2 Accent 5" w:semiHidden="0" w:uiPriority="64" w:unhideWhenUsed="0"/>
-    <w:lsdException w:name="Medium List 1 Accent 5" w:semiHidden="0" w:uiPriority="65" w:unhideWhenUsed="0"/>
-    <w:lsdException w:name="Medium List 2 Accent 5" w:semiHidden="0" w:uiPriority="66" w:unhideWhenUsed="0"/>
-    <w:lsdException w:name="Medium Grid 1 Accent 5" w:semiHidden="0" w:uiPriority="67" w:unhideWhenUsed="0"/>
-    <w:lsdException w:name="Medium Grid 2 Accent 5" w:semiHidden="0" w:uiPriority="68" w:unhideWhenUsed="0"/>
-    <w:lsdException w:name="Medium Grid 3 Accent 5" w:semiHidden="0" w:uiPriority="69" w:unhideWhenUsed="0"/>
-    <w:lsdException w:name="Dark List Accent 5" w:semiHidden="0" w:uiPriority="70" w:unhideWhenUsed="0"/>
-    <w:lsdException w:name="Colorful Shading Accent 5" w:semiHidden="0" w:uiPriority="71" w:unhideWhenUsed="0"/>
-    <w:lsdException w:name="Colorful List Accent 5" w:semiHidden="0" w:uiPriority="72" w:unhideWhenUsed="0"/>
-    <w:lsdException w:name="Colorful Grid Accent 5" w:semiHidden="0" w:uiPriority="73" w:unhideWhenUsed="0"/>
-    <w:lsdException w:name="Light Shading Accent 6" w:semiHidden="0" w:uiPriority="60" w:unhideWhenUsed="0"/>
-    <w:lsdException w:name="Light List Accent 6" w:semiHidden="0" w:uiPriority="61" w:unhideWhenUsed="0"/>
-    <w:lsdException w:name="Light Grid Accent 6" w:semiHidden="0" w:uiPriority="62" w:unhideWhenUsed="0"/>
-    <w:lsdException w:name="Medium Shading 1 Accent 6" w:semiHidden="0" w:uiPriority="63" w:unhideWhenUsed="0"/>
-    <w:lsdException w:name="Medium Shading 2 Accent 6" w:semiHidden="0" w:uiPriority="64" w:unhideWhenUsed="0"/>
-    <w:lsdException w:name="Medium List 1 Accent 6" w:semiHidden="0" w:uiPriority="65" w:unhideWhenUsed="0"/>
-    <w:lsdException w:name="Medium List 2 Accent 6" w:semiHidden="0" w:uiPriority="66" w:unhideWhenUsed="0"/>
-    <w:lsdException w:name="Medium Grid 1 Accent 6" w:semiHidden="0" w:uiPriority="67" w:unhideWhenUsed="0"/>
-    <w:lsdException w:name="Medium Grid 2 Accent 6" w:semiHidden="0" w:uiPriority="68" w:unhideWhenUsed="0"/>
-    <w:lsdException w:name="Medium Grid 3 Accent 6" w:semiHidden="0" w:uiPriority="69" w:unhideWhenUsed="0"/>
-    <w:lsdException w:name="Dark List Accent 6" w:semiHidden="0" w:uiPriority="70" w:unhideWhenUsed="0"/>
-    <w:lsdException w:name="Colorful Shading Accent 6" w:semiHidden="0" w:uiPriority="71" w:unhideWhenUsed="0"/>
-    <w:lsdException w:name="Colorful List Accent 6" w:semiHidden="0" w:uiPriority="72" w:unhideWhenUsed="0"/>
-    <w:lsdException w:name="Colorful Grid Accent 6" w:semiHidden="0" w:uiPriority="73" w:unhideWhenUsed="0"/>
-    <w:lsdException w:name="Subtle Emphasis" w:semiHidden="0" w:uiPriority="19" w:unhideWhenUsed="0" w:qFormat="1"/>
-    <w:lsdException w:name="Intense Emphasis" w:semiHidden="0" w:uiPriority="21" w:unhideWhenUsed="0" w:qFormat="1"/>
-    <w:lsdException w:name="Subtle Reference" w:semiHidden="0" w:uiPriority="31" w:unhideWhenUsed="0" w:qFormat="1"/>
-    <w:lsdException w:name="Intense Reference" w:semiHidden="0" w:uiPriority="32" w:unhideWhenUsed="0" w:qFormat="1"/>
-    <w:lsdException w:name="Book Title" w:semiHidden="0" w:uiPriority="33" w:unhideWhenUsed="0" w:qFormat="1"/>
-    <w:lsdException w:name="Bibliography" w:uiPriority="37"/>
-    <w:lsdException w:name="TOC Heading" w:uiPriority="39" w:qFormat="1"/>
+  <w:latentStyles w:defLockedState="0" w:defUIPriority="99" w:defSemiHidden="0" w:defUnhideWhenUsed="0" w:defQFormat="0" w:count="376">
+    <w:lsdException w:name="Normal" w:uiPriority="0" w:qFormat="1"/>
+    <w:lsdException w:name="heading 1" w:uiPriority="9" w:qFormat="1"/>
+    <w:lsdException w:name="heading 2" w:semiHidden="1" w:uiPriority="9" w:unhideWhenUsed="1" w:qFormat="1"/>
+    <w:lsdException w:name="heading 3" w:semiHidden="1" w:uiPriority="9" w:unhideWhenUsed="1" w:qFormat="1"/>
+    <w:lsdException w:name="heading 4" w:semiHidden="1" w:uiPriority="9" w:unhideWhenUsed="1" w:qFormat="1"/>
+    <w:lsdException w:name="heading 5" w:semiHidden="1" w:uiPriority="9" w:unhideWhenUsed="1" w:qFormat="1"/>
+    <w:lsdException w:name="heading 6" w:semiHidden="1" w:uiPriority="9" w:unhideWhenUsed="1" w:qFormat="1"/>
+    <w:lsdException w:name="heading 7" w:semiHidden="1" w:uiPriority="9" w:unhideWhenUsed="1" w:qFormat="1"/>
+    <w:lsdException w:name="heading 8" w:semiHidden="1" w:uiPriority="9" w:unhideWhenUsed="1" w:qFormat="1"/>
+    <w:lsdException w:name="heading 9" w:semiHidden="1" w:uiPriority="9" w:unhideWhenUsed="1" w:qFormat="1"/>
+    <w:lsdException w:name="index 1" w:semiHidden="1" w:unhideWhenUsed="1"/>
+    <w:lsdException w:name="index 2" w:semiHidden="1" w:unhideWhenUsed="1"/>
+    <w:lsdException w:name="index 3" w:semiHidden="1" w:unhideWhenUsed="1"/>
+    <w:lsdException w:name="index 4" w:semiHidden="1" w:unhideWhenUsed="1"/>
+    <w:lsdException w:name="index 5" w:semiHidden="1" w:unhideWhenUsed="1"/>
+    <w:lsdException w:name="index 6" w:semiHidden="1" w:unhideWhenUsed="1"/>
+    <w:lsdException w:name="index 7" w:semiHidden="1" w:unhideWhenUsed="1"/>
+    <w:lsdException w:name="index 8" w:semiHidden="1" w:unhideWhenUsed="1"/>
+    <w:lsdException w:name="index 9" w:semiHidden="1" w:unhideWhenUsed="1"/>
+    <w:lsdException w:name="toc 1" w:semiHidden="1" w:uiPriority="39" w:unhideWhenUsed="1"/>
+    <w:lsdException w:name="toc 2" w:semiHidden="1" w:uiPriority="39" w:unhideWhenUsed="1"/>
+    <w:lsdException w:name="toc 3" w:semiHidden="1" w:uiPriority="39" w:unhideWhenUsed="1"/>
+    <w:lsdException w:name="toc 4" w:semiHidden="1" w:uiPriority="39" w:unhideWhenUsed="1"/>
+    <w:lsdException w:name="toc 5" w:semiHidden="1" w:uiPriority="39" w:unhideWhenUsed="1"/>
+    <w:lsdException w:name="toc 6" w:semiHidden="1" w:uiPriority="39" w:unhideWhenUsed="1"/>
+    <w:lsdException w:name="toc 7" w:semiHidden="1" w:uiPriority="39" w:unhideWhenUsed="1"/>
+    <w:lsdException w:name="toc 8" w:semiHidden="1" w:uiPriority="39" w:unhideWhenUsed="1"/>
+    <w:lsdException w:name="toc 9" w:semiHidden="1" w:uiPriority="39" w:unhideWhenUsed="1"/>
+    <w:lsdException w:name="Normal Indent" w:semiHidden="1" w:unhideWhenUsed="1"/>
+    <w:lsdException w:name="footnote text" w:semiHidden="1" w:unhideWhenUsed="1"/>
+    <w:lsdException w:name="annotation text" w:semiHidden="1" w:unhideWhenUsed="1"/>
+    <w:lsdException w:name="header" w:semiHidden="1" w:unhideWhenUsed="1"/>
+    <w:lsdException w:name="footer" w:semiHidden="1" w:unhideWhenUsed="1"/>
+    <w:lsdException w:name="index heading" w:semiHidden="1" w:unhideWhenUsed="1"/>
+    <w:lsdException w:name="caption" w:semiHidden="1" w:uiPriority="35" w:unhideWhenUsed="1" w:qFormat="1"/>
+    <w:lsdException w:name="table of figures" w:semiHidden="1" w:unhideWhenUsed="1"/>
+    <w:lsdException w:name="envelope address" w:semiHidden="1" w:unhideWhenUsed="1"/>
+    <w:lsdException w:name="envelope return" w:semiHidden="1" w:unhideWhenUsed="1"/>
+    <w:lsdException w:name="footnote reference" w:semiHidden="1" w:unhideWhenUsed="1"/>
+    <w:lsdException w:name="annotation reference" w:semiHidden="1" w:unhideWhenUsed="1"/>
+    <w:lsdException w:name="line number" w:semiHidden="1" w:unhideWhenUsed="1"/>
+    <w:lsdException w:name="page number" w:semiHidden="1" w:unhideWhenUsed="1"/>
+    <w:lsdException w:name="endnote reference" w:semiHidden="1" w:unhideWhenUsed="1"/>
+    <w:lsdException w:name="endnote text" w:semiHidden="1" w:unhideWhenUsed="1"/>
+    <w:lsdException w:name="table of authorities" w:semiHidden="1" w:unhideWhenUsed="1"/>
+    <w:lsdException w:name="macro" w:semiHidden="1" w:unhideWhenUsed="1"/>
+    <w:lsdException w:name="toa heading" w:semiHidden="1" w:unhideWhenUsed="1"/>
+    <w:lsdException w:name="List" w:semiHidden="1" w:unhideWhenUsed="1"/>
+    <w:lsdException w:name="List Bullet" w:semiHidden="1" w:unhideWhenUsed="1"/>
+    <w:lsdException w:name="List Number" w:semiHidden="1" w:unhideWhenUsed="1"/>
+    <w:lsdException w:name="List 2" w:semiHidden="1" w:unhideWhenUsed="1"/>
+    <w:lsdException w:name="List 3" w:semiHidden="1" w:unhideWhenUsed="1"/>
+    <w:lsdException w:name="List 4" w:semiHidden="1" w:unhideWhenUsed="1"/>
+    <w:lsdException w:name="List 5" w:semiHidden="1" w:unhideWhenUsed="1"/>
+    <w:lsdException w:name="List Bullet 2" w:semiHidden="1" w:unhideWhenUsed="1"/>
+    <w:lsdException w:name="List Bullet 3" w:semiHidden="1" w:unhideWhenUsed="1"/>
+    <w:lsdException w:name="List Bullet 4" w:semiHidden="1" w:unhideWhenUsed="1"/>
+    <w:lsdException w:name="List Bullet 5" w:semiHidden="1" w:unhideWhenUsed="1"/>
+    <w:lsdException w:name="List Number 2" w:semiHidden="1" w:unhideWhenUsed="1"/>
+    <w:lsdException w:name="List Number 3" w:semiHidden="1" w:unhideWhenUsed="1"/>
+    <w:lsdException w:name="List Number 4" w:semiHidden="1" w:unhideWhenUsed="1"/>
+    <w:lsdException w:name="List Number 5" w:semiHidden="1" w:unhideWhenUsed="1"/>
+    <w:lsdException w:name="Title" w:uiPriority="10" w:qFormat="1"/>
+    <w:lsdException w:name="Closing" w:semiHidden="1" w:unhideWhenUsed="1"/>
+    <w:lsdException w:name="Signature" w:semiHidden="1" w:unhideWhenUsed="1"/>
+    <w:lsdException w:name="Default Paragraph Font" w:semiHidden="1" w:uiPriority="1" w:unhideWhenUsed="1"/>
+    <w:lsdException w:name="Body Text" w:semiHidden="1" w:unhideWhenUsed="1"/>
+    <w:lsdException w:name="Body Text Indent" w:semiHidden="1" w:unhideWhenUsed="1"/>
+    <w:lsdException w:name="List Continue" w:semiHidden="1" w:unhideWhenUsed="1"/>
+    <w:lsdException w:name="List Continue 2" w:semiHidden="1" w:unhideWhenUsed="1"/>
+    <w:lsdException w:name="List Continue 3" w:semiHidden="1" w:unhideWhenUsed="1"/>
+    <w:lsdException w:name="List Continue 4" w:semiHidden="1" w:unhideWhenUsed="1"/>
+    <w:lsdException w:name="List Continue 5" w:semiHidden="1" w:unhideWhenUsed="1"/>
+    <w:lsdException w:name="Message Header" w:semiHidden="1" w:unhideWhenUsed="1"/>
+    <w:lsdException w:name="Subtitle" w:uiPriority="11" w:qFormat="1"/>
+    <w:lsdException w:name="Salutation" w:semiHidden="1" w:unhideWhenUsed="1"/>
+    <w:lsdException w:name="Date" w:semiHidden="1" w:unhideWhenUsed="1"/>
+    <w:lsdException w:name="Body Text First Indent" w:semiHidden="1" w:unhideWhenUsed="1"/>
+    <w:lsdException w:name="Body Text First Indent 2" w:semiHidden="1" w:unhideWhenUsed="1"/>
+    <w:lsdException w:name="Note Heading" w:semiHidden="1" w:unhideWhenUsed="1"/>
+    <w:lsdException w:name="Body Text 2" w:semiHidden="1" w:unhideWhenUsed="1"/>
+    <w:lsdException w:name="Body Text 3" w:semiHidden="1" w:unhideWhenUsed="1"/>
+    <w:lsdException w:name="Body Text Indent 2" w:semiHidden="1" w:unhideWhenUsed="1"/>
+    <w:lsdException w:name="Body Text Indent 3" w:semiHidden="1" w:unhideWhenUsed="1"/>
+    <w:lsdException w:name="Block Text" w:semiHidden="1" w:unhideWhenUsed="1"/>
+    <w:lsdException w:name="Hyperlink" w:semiHidden="1" w:unhideWhenUsed="1"/>
+    <w:lsdException w:name="FollowedHyperlink" w:semiHidden="1" w:unhideWhenUsed="1"/>
+    <w:lsdException w:name="Strong" w:uiPriority="22" w:qFormat="1"/>
+    <w:lsdException w:name="Emphasis" w:uiPriority="20" w:qFormat="1"/>
+    <w:lsdException w:name="Document Map" w:semiHidden="1" w:unhideWhenUsed="1"/>
+    <w:lsdException w:name="Plain Text" w:semiHidden="1" w:unhideWhenUsed="1"/>
+    <w:lsdException w:name="E-mail Signature" w:semiHidden="1" w:unhideWhenUsed="1"/>
+    <w:lsdException w:name="HTML Top of Form" w:semiHidden="1" w:unhideWhenUsed="1"/>
+    <w:lsdException w:name="HTML Bottom of Form" w:semiHidden="1" w:unhideWhenUsed="1"/>
+    <w:lsdException w:name="Normal (Web)" w:semiHidden="1" w:unhideWhenUsed="1"/>
+    <w:lsdException w:name="HTML Acronym" w:semiHidden="1" w:unhideWhenUsed="1"/>
+    <w:lsdException w:name="HTML Address" w:semiHidden="1" w:unhideWhenUsed="1"/>
+    <w:lsdException w:name="HTML Cite" w:semiHidden="1" w:unhideWhenUsed="1"/>
+    <w:lsdException w:name="HTML Code" w:semiHidden="1" w:unhideWhenUsed="1"/>
+    <w:lsdException w:name="HTML Definition" w:semiHidden="1" w:unhideWhenUsed="1"/>
+    <w:lsdException w:name="HTML Keyboard" w:semiHidden="1" w:unhideWhenUsed="1"/>
+    <w:lsdException w:name="HTML Preformatted" w:semiHidden="1" w:unhideWhenUsed="1"/>
+    <w:lsdException w:name="HTML Sample" w:semiHidden="1" w:unhideWhenUsed="1"/>
+    <w:lsdException w:name="HTML Typewriter" w:semiHidden="1" w:unhideWhenUsed="1"/>
+    <w:lsdException w:name="HTML Variable" w:semiHidden="1" w:unhideWhenUsed="1"/>
+    <w:lsdException w:name="Normal Table" w:semiHidden="1" w:unhideWhenUsed="1"/>
+    <w:lsdException w:name="annotation subject" w:semiHidden="1" w:unhideWhenUsed="1"/>
+    <w:lsdException w:name="No List" w:semiHidden="1" w:unhideWhenUsed="1"/>
+    <w:lsdException w:name="Outline List 1" w:semiHidden="1" w:unhideWhenUsed="1"/>
+    <w:lsdException w:name="Outline List 2" w:semiHidden="1" w:unhideWhenUsed="1"/>
+    <w:lsdException w:name="Outline List 3" w:semiHidden="1" w:unhideWhenUsed="1"/>
+    <w:lsdException w:name="Table Simple 1" w:semiHidden="1" w:unhideWhenUsed="1"/>
+    <w:lsdException w:name="Table Simple 2" w:semiHidden="1" w:unhideWhenUsed="1"/>
+    <w:lsdException w:name="Table Simple 3" w:semiHidden="1" w:unhideWhenUsed="1"/>
+    <w:lsdException w:name="Table Classic 1" w:semiHidden="1" w:unhideWhenUsed="1"/>
+    <w:lsdException w:name="Table Classic 2" w:semiHidden="1" w:unhideWhenUsed="1"/>
+    <w:lsdException w:name="Table Classic 3" w:semiHidden="1" w:unhideWhenUsed="1"/>
+    <w:lsdException w:name="Table Classic 4" w:semiHidden="1" w:unhideWhenUsed="1"/>
+    <w:lsdException w:name="Table Colorful 1" w:semiHidden="1" w:unhideWhenUsed="1"/>
+    <w:lsdException w:name="Table Colorful 2" w:semiHidden="1" w:unhideWhenUsed="1"/>
+    <w:lsdException w:name="Table Colorful 3" w:semiHidden="1" w:unhideWhenUsed="1"/>
+    <w:lsdException w:name="Table Columns 1" w:semiHidden="1" w:unhideWhenUsed="1"/>
+    <w:lsdException w:name="Table Columns 2" w:semiHidden="1" w:unhideWhenUsed="1"/>
+    <w:lsdException w:name="Table Columns 3" w:semiHidden="1" w:unhideWhenUsed="1"/>
+    <w:lsdException w:name="Table Columns 4" w:semiHidden="1" w:unhideWhenUsed="1"/>
+    <w:lsdException w:name="Table Columns 5" w:semiHidden="1" w:unhideWhenUsed="1"/>
+    <w:lsdException w:name="Table Grid 1" w:semiHidden="1" w:unhideWhenUsed="1"/>
+    <w:lsdException w:name="Table Grid 2" w:semiHidden="1" w:unhideWhenUsed="1"/>
+    <w:lsdException w:name="Table Grid 3" w:semiHidden="1" w:unhideWhenUsed="1"/>
+    <w:lsdException w:name="Table Grid 4" w:semiHidden="1" w:unhideWhenUsed="1"/>
+    <w:lsdException w:name="Table Grid 5" w:semiHidden="1" w:unhideWhenUsed="1"/>
+    <w:lsdException w:name="Table Grid 6" w:semiHidden="1" w:unhideWhenUsed="1"/>
+    <w:lsdException w:name="Table Grid 7" w:semiHidden="1" w:unhideWhenUsed="1"/>
+    <w:lsdException w:name="Table Grid 8" w:semiHidden="1" w:unhideWhenUsed="1"/>
+    <w:lsdException w:name="Table List 1" w:semiHidden="1" w:unhideWhenUsed="1"/>
+    <w:lsdException w:name="Table List 2" w:semiHidden="1" w:unhideWhenUsed="1"/>
+    <w:lsdException w:name="Table List 3" w:semiHidden="1" w:unhideWhenUsed="1"/>
+    <w:lsdException w:name="Table List 4" w:semiHidden="1" w:unhideWhenUsed="1"/>
+    <w:lsdException w:name="Table List 5" w:semiHidden="1" w:unhideWhenUsed="1"/>
+    <w:lsdException w:name="Table List 6" w:semiHidden="1" w:unhideWhenUsed="1"/>
+    <w:lsdException w:name="Table List 7" w:semiHidden="1" w:unhideWhenUsed="1"/>
+    <w:lsdException w:name="Table List 8" w:semiHidden="1" w:unhideWhenUsed="1"/>
+    <w:lsdException w:name="Table 3D effects 1" w:semiHidden="1" w:unhideWhenUsed="1"/>
+    <w:lsdException w:name="Table 3D effects 2" w:semiHidden="1" w:unhideWhenUsed="1"/>
+    <w:lsdException w:name="Table 3D effects 3" w:semiHidden="1" w:unhideWhenUsed="1"/>
+    <w:lsdException w:name="Table Contemporary" w:semiHidden="1" w:unhideWhenUsed="1"/>
+    <w:lsdException w:name="Table Elegant" w:semiHidden="1" w:unhideWhenUsed="1"/>
+    <w:lsdException w:name="Table Professional" w:semiHidden="1" w:unhideWhenUsed="1"/>
+    <w:lsdException w:name="Table Subtle 1" w:semiHidden="1" w:unhideWhenUsed="1"/>
+    <w:lsdException w:name="Table Subtle 2" w:semiHidden="1" w:unhideWhenUsed="1"/>
+    <w:lsdException w:name="Table Web 1" w:semiHidden="1" w:unhideWhenUsed="1"/>
+    <w:lsdException w:name="Table Web 2" w:semiHidden="1" w:unhideWhenUsed="1"/>
+    <w:lsdException w:name="Table Web 3" w:semiHidden="1" w:unhideWhenUsed="1"/>
+    <w:lsdException w:name="Balloon Text" w:semiHidden="1" w:unhideWhenUsed="1"/>
+    <w:lsdException w:name="Table Grid" w:uiPriority="59"/>
+    <w:lsdException w:name="Table Theme" w:semiHidden="1" w:unhideWhenUsed="1"/>
+    <w:lsdException w:name="Placeholder Text" w:semiHidden="1"/>
+    <w:lsdException w:name="No Spacing" w:uiPriority="1" w:qFormat="1"/>
+    <w:lsdException w:name="Light Shading" w:uiPriority="60"/>
+    <w:lsdException w:name="Light List" w:uiPriority="61"/>
+    <w:lsdException w:name="Light Grid" w:uiPriority="62"/>
+    <w:lsdException w:name="Medium Shading 1" w:uiPriority="63"/>
+    <w:lsdException w:name="Medium Shading 2" w:uiPriority="64"/>
+    <w:lsdException w:name="Medium List 1" w:uiPriority="65"/>
+    <w:lsdException w:name="Medium List 2" w:uiPriority="66"/>
+    <w:lsdException w:name="Medium Grid 1" w:uiPriority="67"/>
+    <w:lsdException w:name="Medium Grid 2" w:uiPriority="68"/>
+    <w:lsdException w:name="Medium Grid 3" w:uiPriority="69"/>
+    <w:lsdException w:name="Dark List" w:uiPriority="70"/>
+    <w:lsdException w:name="Colorful Shading" w:uiPriority="71"/>
+    <w:lsdException w:name="Colorful List" w:uiPriority="72"/>
+    <w:lsdException w:name="Colorful Grid" w:uiPriority="73"/>
+    <w:lsdException w:name="Light Shading Accent 1" w:uiPriority="60"/>
+    <w:lsdException w:name="Light List Accent 1" w:uiPriority="61"/>
+    <w:lsdException w:name="Light Grid Accent 1" w:uiPriority="62"/>
+    <w:lsdException w:name="Medium Shading 1 Accent 1" w:uiPriority="63"/>
+    <w:lsdException w:name="Medium Shading 2 Accent 1" w:uiPriority="64"/>
+    <w:lsdException w:name="Medium List 1 Accent 1" w:uiPriority="65"/>
+    <w:lsdException w:name="Revision" w:semiHidden="1"/>
+    <w:lsdException w:name="List Paragraph" w:uiPriority="34" w:qFormat="1"/>
+    <w:lsdException w:name="Quote" w:uiPriority="29" w:qFormat="1"/>
+    <w:lsdException w:name="Intense Quote" w:uiPriority="30" w:qFormat="1"/>
+    <w:lsdException w:name="Medium List 2 Accent 1" w:uiPriority="66"/>
+    <w:lsdException w:name="Medium Grid 1 Accent 1" w:uiPriority="67"/>
+    <w:lsdException w:name="Medium Grid 2 Accent 1" w:uiPriority="68"/>
+    <w:lsdException w:name="Medium Grid 3 Accent 1" w:uiPriority="69"/>
+    <w:lsdException w:name="Dark List Accent 1" w:uiPriority="70"/>
+    <w:lsdException w:name="Colorful Shading Accent 1" w:uiPriority="71"/>
+    <w:lsdException w:name="Colorful List Accent 1" w:uiPriority="72"/>
+    <w:lsdException w:name="Colorful Grid Accent 1" w:uiPriority="73"/>
+    <w:lsdException w:name="Light Shading Accent 2" w:uiPriority="60"/>
+    <w:lsdException w:name="Light List Accent 2" w:uiPriority="61"/>
+    <w:lsdException w:name="Light Grid Accent 2" w:uiPriority="62"/>
+    <w:lsdException w:name="Medium Shading 1 Accent 2" w:uiPriority="63"/>
+    <w:lsdException w:name="Medium Shading 2 Accent 2" w:uiPriority="64"/>
+    <w:lsdException w:name="Medium List 1 Accent 2" w:uiPriority="65"/>
+    <w:lsdException w:name="Medium List 2 Accent 2" w:uiPriority="66"/>
+    <w:lsdException w:name="Medium Grid 1 Accent 2" w:uiPriority="67"/>
+    <w:lsdException w:name="Medium Grid 2 Accent 2" w:uiPriority="68"/>
+    <w:lsdException w:name="Medium Grid 3 Accent 2" w:uiPriority="69"/>
+    <w:lsdException w:name="Dark List Accent 2" w:uiPriority="70"/>
+    <w:lsdException w:name="Colorful Shading Accent 2" w:uiPriority="71"/>
+    <w:lsdException w:name="Colorful List Accent 2" w:uiPriority="72"/>
+    <w:lsdException w:name="Colorful Grid Accent 2" w:uiPriority="73"/>
+    <w:lsdException w:name="Light Shading Accent 3" w:uiPriority="60"/>
+    <w:lsdException w:name="Light List Accent 3" w:uiPriority="61"/>
+    <w:lsdException w:name="Light Grid Accent 3" w:uiPriority="62"/>
+    <w:lsdException w:name="Medium Shading 1 Accent 3" w:uiPriority="63"/>
+    <w:lsdException w:name="Medium Shading 2 Accent 3" w:uiPriority="64"/>
+    <w:lsdException w:name="Medium List 1 Accent 3" w:uiPriority="65"/>
+    <w:lsdException w:name="Medium List 2 Accent 3" w:uiPriority="66"/>
+    <w:lsdException w:name="Medium Grid 1 Accent 3" w:uiPriority="67"/>
+    <w:lsdException w:name="Medium Grid 2 Accent 3" w:uiPriority="68"/>
+    <w:lsdException w:name="Medium Grid 3 Accent 3" w:uiPriority="69"/>
+    <w:lsdException w:name="Dark List Accent 3" w:uiPriority="70"/>
+    <w:lsdException w:name="Colorful Shading Accent 3" w:uiPriority="71"/>
+    <w:lsdException w:name="Colorful List Accent 3" w:uiPriority="72"/>
+    <w:lsdException w:name="Colorful Grid Accent 3" w:uiPriority="73"/>
+    <w:lsdException w:name="Light Shading Accent 4" w:uiPriority="60"/>
+    <w:lsdException w:name="Light List Accent 4" w:uiPriority="61"/>
+    <w:lsdException w:name="Light Grid Accent 4" w:uiPriority="62"/>
+    <w:lsdException w:name="Medium Shading 1 Accent 4" w:uiPriority="63"/>
+    <w:lsdException w:name="Medium Shading 2 Accent 4" w:uiPriority="64"/>
+    <w:lsdException w:name="Medium List 1 Accent 4" w:uiPriority="65"/>
+    <w:lsdException w:name="Medium List 2 Accent 4" w:uiPriority="66"/>
+    <w:lsdException w:name="Medium Grid 1 Accent 4" w:uiPriority="67"/>
+    <w:lsdException w:name="Medium Grid 2 Accent 4" w:uiPriority="68"/>
+    <w:lsdException w:name="Medium Grid 3 Accent 4" w:uiPriority="69"/>
+    <w:lsdException w:name="Dark List Accent 4" w:uiPriority="70"/>
+    <w:lsdException w:name="Colorful Shading Accent 4" w:uiPriority="71"/>
+    <w:lsdException w:name="Colorful List Accent 4" w:uiPriority="72"/>
+    <w:lsdException w:name="Colorful Grid Accent 4" w:uiPriority="73"/>
+    <w:lsdException w:name="Light Shading Accent 5" w:uiPriority="60"/>
+    <w:lsdException w:name="Light List Accent 5" w:uiPriority="61"/>
+    <w:lsdException w:name="Light Grid Accent 5" w:uiPriority="62"/>
+    <w:lsdException w:name="Medium Shading 1 Accent 5" w:uiPriority="63"/>
+    <w:lsdException w:name="Medium Shading 2 Accent 5" w:uiPriority="64"/>
+    <w:lsdException w:name="Medium List 1 Accent 5" w:uiPriority="65"/>
+    <w:lsdException w:name="Medium List 2 Accent 5" w:uiPriority="66"/>
+    <w:lsdException w:name="Medium Grid 1 Accent 5" w:uiPriority="67"/>
+    <w:lsdException w:name="Medium Grid 2 Accent 5" w:uiPriority="68"/>
+    <w:lsdException w:name="Medium Grid 3 Accent 5" w:uiPriority="69"/>
+    <w:lsdException w:name="Dark List Accent 5" w:uiPriority="70"/>
+    <w:lsdException w:name="Colorful Shading Accent 5" w:uiPriority="71"/>
+    <w:lsdException w:name="Colorful List Accent 5" w:uiPriority="72"/>
+    <w:lsdException w:name="Colorful Grid Accent 5" w:uiPriority="73"/>
+    <w:lsdException w:name="Light Shading Accent 6" w:uiPriority="60"/>
+    <w:lsdException w:name="Light List Accent 6" w:uiPriority="61"/>
+    <w:lsdException w:name="Light Grid Accent 6" w:uiPriority="62"/>
+    <w:lsdException w:name="Medium Shading 1 Accent 6" w:uiPriority="63"/>
+    <w:lsdException w:name="Medium Shading 2 Accent 6" w:uiPriority="64"/>
+    <w:lsdException w:name="Medium List 1 Accent 6" w:uiPriority="65"/>
+    <w:lsdException w:name="Medium List 2 Accent 6" w:uiPriority="66"/>
+    <w:lsdException w:name="Medium Grid 1 Accent 6" w:uiPriority="67"/>
+    <w:lsdException w:name="Medium Grid 2 Accent 6" w:uiPriority="68"/>
+    <w:lsdException w:name="Medium Grid 3 Accent 6" w:uiPriority="69"/>
+    <w:lsdException w:name="Dark List Accent 6" w:uiPriority="70"/>
+    <w:lsdException w:name="Colorful Shading Accent 6" w:uiPriority="71"/>
+    <w:lsdException w:name="Colorful List Accent 6" w:uiPriority="72"/>
+    <w:lsdException w:name="Colorful Grid Accent 6" w:uiPriority="73"/>
+    <w:lsdException w:name="Subtle Emphasis" w:uiPriority="19" w:qFormat="1"/>
+    <w:lsdException w:name="Intense Emphasis" w:uiPriority="21" w:qFormat="1"/>
+    <w:lsdException w:name="Subtle Reference" w:uiPriority="31" w:qFormat="1"/>
+    <w:lsdException w:name="Intense Reference" w:uiPriority="32" w:qFormat="1"/>
+    <w:lsdException w:name="Book Title" w:uiPriority="33" w:qFormat="1"/>
+    <w:lsdException w:name="Bibliography" w:semiHidden="1" w:uiPriority="37" w:unhideWhenUsed="1"/>
+    <w:lsdException w:name="TOC Heading" w:semiHidden="1" w:uiPriority="39" w:unhideWhenUsed="1" w:qFormat="1"/>
+    <w:lsdException w:name="Plain Table 1" w:uiPriority="41"/>
+    <w:lsdException w:name="Plain Table 2" w:uiPriority="42"/>
+    <w:lsdException w:name="Plain Table 3" w:uiPriority="43"/>
+    <w:lsdException w:name="Plain Table 4" w:uiPriority="44"/>
+    <w:lsdException w:name="Plain Table 5" w:uiPriority="45"/>
+    <w:lsdException w:name="Grid Table Light" w:uiPriority="40"/>
+    <w:lsdException w:name="Grid Table 1 Light" w:uiPriority="46"/>
+    <w:lsdException w:name="Grid Table 2" w:uiPriority="47"/>
+    <w:lsdException w:name="Grid Table 3" w:uiPriority="48"/>
+    <w:lsdException w:name="Grid Table 4" w:uiPriority="49"/>
+    <w:lsdException w:name="Grid Table 5 Dark" w:uiPriority="50"/>
+    <w:lsdException w:name="Grid Table 6 Colorful" w:uiPriority="51"/>
+    <w:lsdException w:name="Grid Table 7 Colorful" w:uiPriority="52"/>
+    <w:lsdException w:name="Grid Table 1 Light Accent 1" w:uiPriority="46"/>
+    <w:lsdException w:name="Grid Table 2 Accent 1" w:uiPriority="47"/>
+    <w:lsdException w:name="Grid Table 3 Accent 1" w:uiPriority="48"/>
+    <w:lsdException w:name="Grid Table 4 Accent 1" w:uiPriority="49"/>
+    <w:lsdException w:name="Grid Table 5 Dark Accent 1" w:uiPriority="50"/>
+    <w:lsdException w:name="Grid Table 6 Colorful Accent 1" w:uiPriority="51"/>
+    <w:lsdException w:name="Grid Table 7 Colorful Accent 1" w:uiPriority="52"/>
+    <w:lsdException w:name="Grid Table 1 Light Accent 2" w:uiPriority="46"/>
+    <w:lsdException w:name="Grid Table 2 Accent 2" w:uiPriority="47"/>
+    <w:lsdException w:name="Grid Table 3 Accent 2" w:uiPriority="48"/>
+    <w:lsdException w:name="Grid Table 4 Accent 2" w:uiPriority="49"/>
+    <w:lsdException w:name="Grid Table 5 Dark Accent 2" w:uiPriority="50"/>
+    <w:lsdException w:name="Grid Table 6 Colorful Accent 2" w:uiPriority="51"/>
+    <w:lsdException w:name="Grid Table 7 Colorful Accent 2" w:uiPriority="52"/>
+    <w:lsdException w:name="Grid Table 1 Light Accent 3" w:uiPriority="46"/>
+    <w:lsdException w:name="Grid Table 2 Accent 3" w:uiPriority="47"/>
+    <w:lsdException w:name="Grid Table 3 Accent 3" w:uiPriority="48"/>
+    <w:lsdException w:name="Grid Table 4 Accent 3" w:uiPriority="49"/>
+    <w:lsdException w:name="Grid Table 5 Dark Accent 3" w:uiPriority="50"/>
+    <w:lsdException w:name="Grid Table 6 Colorful Accent 3" w:uiPriority="51"/>
+    <w:lsdException w:name="Grid Table 7 Colorful Accent 3" w:uiPriority="52"/>
+    <w:lsdException w:name="Grid Table 1 Light Accent 4" w:uiPriority="46"/>
+    <w:lsdException w:name="Grid Table 2 Accent 4" w:uiPriority="47"/>
+    <w:lsdException w:name="Grid Table 3 Accent 4" w:uiPriority="48"/>
+    <w:lsdException w:name="Grid Table 4 Accent 4" w:uiPriority="49"/>
+    <w:lsdException w:name="Grid Table 5 Dark Accent 4" w:uiPriority="50"/>
+    <w:lsdException w:name="Grid Table 6 Colorful Accent 4" w:uiPriority="51"/>
+    <w:lsdException w:name="Grid Table 7 Colorful Accent 4" w:uiPriority="52"/>
+    <w:lsdException w:name="Grid Table 1 Light Accent 5" w:uiPriority="46"/>
+    <w:lsdException w:name="Grid Table 2 Accent 5" w:uiPriority="47"/>
+    <w:lsdException w:name="Grid Table 3 Accent 5" w:uiPriority="48"/>
+    <w:lsdException w:name="Grid Table 4 Accent 5" w:uiPriority="49"/>
+    <w:lsdException w:name="Grid Table 5 Dark Accent 5" w:uiPriority="50"/>
+    <w:lsdException w:name="Grid Table 6 Colorful Accent 5" w:uiPriority="51"/>
+    <w:lsdException w:name="Grid Table 7 Colorful Accent 5" w:uiPriority="52"/>
+    <w:lsdException w:name="Grid Table 1 Light Accent 6" w:uiPriority="46"/>
+    <w:lsdException w:name="Grid Table 2 Accent 6" w:uiPriority="47"/>
+    <w:lsdException w:name="Grid Table 3 Accent 6" w:uiPriority="48"/>
+    <w:lsdException w:name="Grid Table 4 Accent 6" w:uiPriority="49"/>
+    <w:lsdException w:name="Grid Table 5 Dark Accent 6" w:uiPriority="50"/>
+    <w:lsdException w:name="Grid Table 6 Colorful Accent 6" w:uiPriority="51"/>
+    <w:lsdException w:name="Grid Table 7 Colorful Accent 6" w:uiPriority="52"/>
+    <w:lsdException w:name="List Table 1 Light" w:uiPriority="46"/>
+    <w:lsdException w:name="List Table 2" w:uiPriority="47"/>
+    <w:lsdException w:name="List Table 3" w:uiPriority="48"/>
+    <w:lsdException w:name="List Table 4" w:uiPriority="49"/>
+    <w:lsdException w:name="List Table 5 Dark" w:uiPriority="50"/>
+    <w:lsdException w:name="List Table 6 Colorful" w:uiPriority="51"/>
+    <w:lsdException w:name="List Table 7 Colorful" w:uiPriority="52"/>
+    <w:lsdException w:name="List Table 1 Light Accent 1" w:uiPriority="46"/>
+    <w:lsdException w:name="List Table 2 Accent 1" w:uiPriority="47"/>
+    <w:lsdException w:name="List Table 3 Accent 1" w:uiPriority="48"/>
+    <w:lsdException w:name="List Table 4 Accent 1" w:uiPriority="49"/>
+    <w:lsdException w:name="List Table 5 Dark Accent 1" w:uiPriority="50"/>
+    <w:lsdException w:name="List Table 6 Colorful Accent 1" w:uiPriority="51"/>
+    <w:lsdException w:name="List Table 7 Colorful Accent 1" w:uiPriority="52"/>
+    <w:lsdException w:name="List Table 1 Light Accent 2" w:uiPriority="46"/>
+    <w:lsdException w:name="List Table 2 Accent 2" w:uiPriority="47"/>
+    <w:lsdException w:name="List Table 3 Accent 2" w:uiPriority="48"/>
+    <w:lsdException w:name="List Table 4 Accent 2" w:uiPriority="49"/>
+    <w:lsdException w:name="List Table 5 Dark Accent 2" w:uiPriority="50"/>
+    <w:lsdException w:name="List Table 6 Colorful Accent 2" w:uiPriority="51"/>
+    <w:lsdException w:name="List Table 7 Colorful Accent 2" w:uiPriority="52"/>
+    <w:lsdException w:name="List Table 1 Light Accent 3" w:uiPriority="46"/>
+    <w:lsdException w:name="List Table 2 Accent 3" w:uiPriority="47"/>
+    <w:lsdException w:name="List Table 3 Accent 3" w:uiPriority="48"/>
+    <w:lsdException w:name="List Table 4 Accent 3" w:uiPriority="49"/>
+    <w:lsdException w:name="List Table 5 Dark Accent 3" w:uiPriority="50"/>
+    <w:lsdException w:name="List Table 6 Colorful Accent 3" w:uiPriority="51"/>
+    <w:lsdException w:name="List Table 7 Colorful Accent 3" w:uiPriority="52"/>
+    <w:lsdException w:name="List Table 1 Light Accent 4" w:uiPriority="46"/>
+    <w:lsdException w:name="List Table 2 Accent 4" w:uiPriority="47"/>
+    <w:lsdException w:name="List Table 3 Accent 4" w:uiPriority="48"/>
+    <w:lsdException w:name="List Table 4 Accent 4" w:uiPriority="49"/>
+    <w:lsdException w:name="List Table 5 Dark Accent 4" w:uiPriority="50"/>
+    <w:lsdException w:name="List Table 6 Colorful Accent 4" w:uiPriority="51"/>
+    <w:lsdException w:name="List Table 7 Colorful Accent 4" w:uiPriority="52"/>
+    <w:lsdException w:name="List Table 1 Light Accent 5" w:uiPriority="46"/>
+    <w:lsdException w:name="List Table 2 Accent 5" w:uiPriority="47"/>
+    <w:lsdException w:name="List Table 3 Accent 5" w:uiPriority="48"/>
+    <w:lsdException w:name="List Table 4 Accent 5" w:uiPriority="49"/>
+    <w:lsdException w:name="List Table 5 Dark Accent 5" w:uiPriority="50"/>
+    <w:lsdException w:name="List Table 6 Colorful Accent 5" w:uiPriority="51"/>
+    <w:lsdException w:name="List Table 7 Colorful Accent 5" w:uiPriority="52"/>
+    <w:lsdException w:name="List Table 1 Light Accent 6" w:uiPriority="46"/>
+    <w:lsdException w:name="List Table 2 Accent 6" w:uiPriority="47"/>
+    <w:lsdException w:name="List Table 3 Accent 6" w:uiPriority="48"/>
+    <w:lsdException w:name="List Table 4 Accent 6" w:uiPriority="49"/>
+    <w:lsdException w:name="List Table 5 Dark Accent 6" w:uiPriority="50"/>
+    <w:lsdException w:name="List Table 6 Colorful Accent 6" w:uiPriority="51"/>
+    <w:lsdException w:name="List Table 7 Colorful Accent 6" w:uiPriority="52"/>
+    <w:lsdException w:name="Mention" w:semiHidden="1" w:unhideWhenUsed="1"/>
+    <w:lsdException w:name="Smart Hyperlink" w:semiHidden="1" w:unhideWhenUsed="1"/>
+    <w:lsdException w:name="Hashtag" w:semiHidden="1" w:unhideWhenUsed="1"/>
+    <w:lsdException w:name="Unresolved Mention" w:semiHidden="1" w:unhideWhenUsed="1"/>
+    <w:lsdException w:name="Smart Link" w:semiHidden="1" w:unhideWhenUsed="1"/>
   </w:latentStyles>
   <w:style w:type="paragraph" w:default="1" w:styleId="Normal">
     <w:name w:val="Normal"/>
@@ -4948,7 +5549,6 @@
   <w:style w:type="character" w:default="1" w:styleId="DefaultParagraphFont">
     <w:name w:val="Default Paragraph Font"/>
     <w:uiPriority w:val="1"/>
-    <w:semiHidden/>
     <w:unhideWhenUsed/>
   </w:style>
   <w:style w:type="table" w:default="1" w:styleId="TableNormal">
@@ -5036,7 +5636,6 @@
       <w:spacing w:after="0" w:line="240" w:lineRule="auto"/>
     </w:pPr>
     <w:tblPr>
-      <w:tblInd w:w="0" w:type="dxa"/>
       <w:tblBorders>
         <w:top w:val="single" w:sz="4" w:space="0" w:color="auto"/>
         <w:left w:val="single" w:sz="4" w:space="0" w:color="auto"/>
@@ -5045,12 +5644,6 @@
         <w:insideH w:val="single" w:sz="4" w:space="0" w:color="auto"/>
         <w:insideV w:val="single" w:sz="4" w:space="0" w:color="auto"/>
       </w:tblBorders>
-      <w:tblCellMar>
-        <w:top w:w="0" w:type="dxa"/>
-        <w:left w:w="108" w:type="dxa"/>
-        <w:bottom w:w="0" w:type="dxa"/>
-        <w:right w:w="108" w:type="dxa"/>
-      </w:tblCellMar>
     </w:tblPr>
   </w:style>
   <w:style w:type="paragraph" w:styleId="Header">
@@ -5263,7 +5856,7 @@
     <w:rsid w:val="00A34915"/>
     <w:pPr>
       <w:numPr>
-        <w:numId w:val="2"/>
+        <w:numId w:val="7"/>
       </w:numPr>
     </w:pPr>
   </w:style>
@@ -5307,7 +5900,6 @@
     <w:tblPr>
       <w:tblStyleRowBandSize w:val="1"/>
       <w:tblStyleColBandSize w:val="1"/>
-      <w:tblInd w:w="0" w:type="dxa"/>
       <w:tblBorders>
         <w:top w:val="single" w:sz="8" w:space="0" w:color="B3CC82" w:themeColor="accent3" w:themeTint="BF"/>
         <w:left w:val="single" w:sz="8" w:space="0" w:color="B3CC82" w:themeColor="accent3" w:themeTint="BF"/>
@@ -5315,12 +5907,6 @@
         <w:right w:val="single" w:sz="8" w:space="0" w:color="B3CC82" w:themeColor="accent3" w:themeTint="BF"/>
         <w:insideH w:val="single" w:sz="8" w:space="0" w:color="B3CC82" w:themeColor="accent3" w:themeTint="BF"/>
       </w:tblBorders>
-      <w:tblCellMar>
-        <w:top w:w="0" w:type="dxa"/>
-        <w:left w:w="108" w:type="dxa"/>
-        <w:bottom w:w="0" w:type="dxa"/>
-        <w:right w:w="108" w:type="dxa"/>
-      </w:tblCellMar>
     </w:tblPr>
     <w:tblStylePr w:type="firstRow">
       <w:pPr>
@@ -5413,7 +5999,6 @@
     <w:tblPr>
       <w:tblStyleRowBandSize w:val="1"/>
       <w:tblStyleColBandSize w:val="1"/>
-      <w:tblInd w:w="0" w:type="dxa"/>
       <w:tblBorders>
         <w:top w:val="single" w:sz="8" w:space="0" w:color="9BBB59" w:themeColor="accent3"/>
         <w:left w:val="single" w:sz="8" w:space="0" w:color="9BBB59" w:themeColor="accent3"/>
@@ -5422,12 +6007,6 @@
         <w:insideH w:val="single" w:sz="8" w:space="0" w:color="9BBB59" w:themeColor="accent3"/>
         <w:insideV w:val="single" w:sz="8" w:space="0" w:color="9BBB59" w:themeColor="accent3"/>
       </w:tblBorders>
-      <w:tblCellMar>
-        <w:top w:w="0" w:type="dxa"/>
-        <w:left w:w="108" w:type="dxa"/>
-        <w:bottom w:w="0" w:type="dxa"/>
-        <w:right w:w="108" w:type="dxa"/>
-      </w:tblCellMar>
     </w:tblPr>
     <w:tblStylePr w:type="firstRow">
       <w:pPr>
@@ -5620,7 +6199,6 @@
     <w:tblPr>
       <w:tblStyleRowBandSize w:val="1"/>
       <w:tblStyleColBandSize w:val="1"/>
-      <w:tblInd w:w="0" w:type="dxa"/>
       <w:tblBorders>
         <w:top w:val="single" w:sz="8" w:space="0" w:color="FFFFFF" w:themeColor="background1"/>
         <w:left w:val="single" w:sz="8" w:space="0" w:color="FFFFFF" w:themeColor="background1"/>
@@ -5629,12 +6207,6 @@
         <w:insideH w:val="single" w:sz="6" w:space="0" w:color="FFFFFF" w:themeColor="background1"/>
         <w:insideV w:val="single" w:sz="6" w:space="0" w:color="FFFFFF" w:themeColor="background1"/>
       </w:tblBorders>
-      <w:tblCellMar>
-        <w:top w:w="0" w:type="dxa"/>
-        <w:left w:w="108" w:type="dxa"/>
-        <w:bottom w:w="0" w:type="dxa"/>
-        <w:right w:w="108" w:type="dxa"/>
-      </w:tblCellMar>
     </w:tblPr>
     <w:tcPr>
       <w:shd w:val="clear" w:color="auto" w:fill="E6EED5" w:themeFill="accent3" w:themeFillTint="3F"/>
@@ -5765,19 +6337,12 @@
     <w:tblPr>
       <w:tblStyleRowBandSize w:val="1"/>
       <w:tblStyleColBandSize w:val="1"/>
-      <w:tblInd w:w="0" w:type="dxa"/>
       <w:tblBorders>
         <w:top w:val="single" w:sz="8" w:space="0" w:color="9BBB59" w:themeColor="accent3"/>
         <w:left w:val="single" w:sz="8" w:space="0" w:color="9BBB59" w:themeColor="accent3"/>
         <w:bottom w:val="single" w:sz="8" w:space="0" w:color="9BBB59" w:themeColor="accent3"/>
         <w:right w:val="single" w:sz="8" w:space="0" w:color="9BBB59" w:themeColor="accent3"/>
       </w:tblBorders>
-      <w:tblCellMar>
-        <w:top w:w="0" w:type="dxa"/>
-        <w:left w:w="108" w:type="dxa"/>
-        <w:bottom w:w="0" w:type="dxa"/>
-        <w:right w:w="108" w:type="dxa"/>
-      </w:tblCellMar>
     </w:tblPr>
     <w:tblStylePr w:type="firstRow">
       <w:rPr>
@@ -5892,1326 +6457,10 @@
     <w:tblPr>
       <w:tblStyleRowBandSize w:val="1"/>
       <w:tblStyleColBandSize w:val="1"/>
-      <w:tblInd w:w="0" w:type="dxa"/>
       <w:tblBorders>
         <w:top w:val="single" w:sz="8" w:space="0" w:color="000000" w:themeColor="text1"/>
         <w:bottom w:val="single" w:sz="8" w:space="0" w:color="000000" w:themeColor="text1"/>
       </w:tblBorders>
-      <w:tblCellMar>
-        <w:top w:w="0" w:type="dxa"/>
-        <w:left w:w="108" w:type="dxa"/>
-        <w:bottom w:w="0" w:type="dxa"/>
-        <w:right w:w="108" w:type="dxa"/>
-      </w:tblCellMar>
-    </w:tblPr>
-    <w:tblStylePr w:type="firstRow">
-      <w:pPr>
-        <w:spacing w:before="0" w:after="0" w:line="240" w:lineRule="auto"/>
-      </w:pPr>
-      <w:rPr>
-        <w:b/>
-        <w:bCs/>
-      </w:rPr>
-      <w:tblPr/>
-      <w:tcPr>
-        <w:tcBorders>
-          <w:top w:val="single" w:sz="8" w:space="0" w:color="000000" w:themeColor="text1"/>
-          <w:left w:val="nil"/>
-          <w:bottom w:val="single" w:sz="8" w:space="0" w:color="000000" w:themeColor="text1"/>
-          <w:right w:val="nil"/>
-          <w:insideH w:val="nil"/>
-          <w:insideV w:val="nil"/>
-        </w:tcBorders>
-      </w:tcPr>
-    </w:tblStylePr>
-    <w:tblStylePr w:type="lastRow">
-      <w:pPr>
-        <w:spacing w:before="0" w:after="0" w:line="240" w:lineRule="auto"/>
-      </w:pPr>
-      <w:rPr>
-        <w:b/>
-        <w:bCs/>
-      </w:rPr>
-      <w:tblPr/>
-      <w:tcPr>
-        <w:tcBorders>
-          <w:top w:val="single" w:sz="8" w:space="0" w:color="000000" w:themeColor="text1"/>
-          <w:left w:val="nil"/>
-          <w:bottom w:val="single" w:sz="8" w:space="0" w:color="000000" w:themeColor="text1"/>
-          <w:right w:val="nil"/>
-          <w:insideH w:val="nil"/>
-          <w:insideV w:val="nil"/>
-        </w:tcBorders>
-      </w:tcPr>
-    </w:tblStylePr>
-    <w:tblStylePr w:type="firstCol">
-      <w:rPr>
-        <w:b/>
-        <w:bCs/>
-      </w:rPr>
-    </w:tblStylePr>
-    <w:tblStylePr w:type="lastCol">
-      <w:rPr>
-        <w:b/>
-        <w:bCs/>
-      </w:rPr>
-    </w:tblStylePr>
-    <w:tblStylePr w:type="band1Vert">
-      <w:tblPr/>
-      <w:tcPr>
-        <w:tcBorders>
-          <w:left w:val="nil"/>
-          <w:right w:val="nil"/>
-          <w:insideH w:val="nil"/>
-          <w:insideV w:val="nil"/>
-        </w:tcBorders>
-        <w:shd w:val="clear" w:color="auto" w:fill="C0C0C0" w:themeFill="text1" w:themeFillTint="3F"/>
-      </w:tcPr>
-    </w:tblStylePr>
-    <w:tblStylePr w:type="band1Horz">
-      <w:tblPr/>
-      <w:tcPr>
-        <w:tcBorders>
-          <w:left w:val="nil"/>
-          <w:right w:val="nil"/>
-          <w:insideH w:val="nil"/>
-          <w:insideV w:val="nil"/>
-        </w:tcBorders>
-        <w:shd w:val="clear" w:color="auto" w:fill="C0C0C0" w:themeFill="text1" w:themeFillTint="3F"/>
-      </w:tcPr>
-    </w:tblStylePr>
-  </w:style>
-</w:styles>
-</file>
-
-<file path=word/stylesWithEffects.xml><?xml version="1.0" encoding="utf-8"?>
-<w:styles xmlns:wpc="http://schemas.microsoft.com/office/word/2010/wordprocessingCanvas" xmlns:mc="http://schemas.openxmlformats.org/markup-compatibility/2006" xmlns:o="urn:schemas-microsoft-com:office:office" xmlns:r="http://schemas.openxmlformats.org/officeDocument/2006/relationships" xmlns:m="http://schemas.openxmlformats.org/officeDocument/2006/math" xmlns:v="urn:schemas-microsoft-com:vml" xmlns:wp14="http://schemas.microsoft.com/office/word/2010/wordprocessingDrawing" xmlns:wp="http://schemas.openxmlformats.org/drawingml/2006/wordprocessingDrawing" xmlns:w10="urn:schemas-microsoft-com:office:word" xmlns:w="http://schemas.openxmlformats.org/wordprocessingml/2006/main" xmlns:w14="http://schemas.microsoft.com/office/word/2010/wordml" xmlns:wpg="http://schemas.microsoft.com/office/word/2010/wordprocessingGroup" xmlns:wpi="http://schemas.microsoft.com/office/word/2010/wordprocessingInk" xmlns:wne="http://schemas.microsoft.com/office/word/2006/wordml" xmlns:wps="http://schemas.microsoft.com/office/word/2010/wordprocessingShape" mc:Ignorable="w14 wp14">
-  <w:docDefaults>
-    <w:rPrDefault>
-      <w:rPr>
-        <w:rFonts w:asciiTheme="minorHAnsi" w:eastAsiaTheme="minorHAnsi" w:hAnsiTheme="minorHAnsi" w:cstheme="minorBidi"/>
-        <w:sz w:val="22"/>
-        <w:szCs w:val="22"/>
-        <w:lang w:val="en-US" w:eastAsia="en-US" w:bidi="ar-SA"/>
-      </w:rPr>
-    </w:rPrDefault>
-    <w:pPrDefault>
-      <w:pPr>
-        <w:spacing w:after="200" w:line="276" w:lineRule="auto"/>
-      </w:pPr>
-    </w:pPrDefault>
-  </w:docDefaults>
-  <w:latentStyles w:defLockedState="0" w:defUIPriority="99" w:defSemiHidden="1" w:defUnhideWhenUsed="1" w:defQFormat="0" w:count="267">
-    <w:lsdException w:name="Normal" w:semiHidden="0" w:uiPriority="0" w:unhideWhenUsed="0" w:qFormat="1"/>
-    <w:lsdException w:name="heading 1" w:semiHidden="0" w:uiPriority="9" w:unhideWhenUsed="0" w:qFormat="1"/>
-    <w:lsdException w:name="heading 2" w:uiPriority="9" w:qFormat="1"/>
-    <w:lsdException w:name="heading 3" w:uiPriority="9" w:qFormat="1"/>
-    <w:lsdException w:name="heading 4" w:uiPriority="9" w:qFormat="1"/>
-    <w:lsdException w:name="heading 5" w:uiPriority="9" w:qFormat="1"/>
-    <w:lsdException w:name="heading 6" w:uiPriority="9" w:qFormat="1"/>
-    <w:lsdException w:name="heading 7" w:uiPriority="9" w:qFormat="1"/>
-    <w:lsdException w:name="heading 8" w:uiPriority="9" w:qFormat="1"/>
-    <w:lsdException w:name="heading 9" w:uiPriority="9" w:qFormat="1"/>
-    <w:lsdException w:name="toc 1" w:uiPriority="39"/>
-    <w:lsdException w:name="toc 2" w:uiPriority="39"/>
-    <w:lsdException w:name="toc 3" w:uiPriority="39"/>
-    <w:lsdException w:name="toc 4" w:uiPriority="39"/>
-    <w:lsdException w:name="toc 5" w:uiPriority="39"/>
-    <w:lsdException w:name="toc 6" w:uiPriority="39"/>
-    <w:lsdException w:name="toc 7" w:uiPriority="39"/>
-    <w:lsdException w:name="toc 8" w:uiPriority="39"/>
-    <w:lsdException w:name="toc 9" w:uiPriority="39"/>
-    <w:lsdException w:name="caption" w:uiPriority="35" w:qFormat="1"/>
-    <w:lsdException w:name="Title" w:semiHidden="0" w:uiPriority="10" w:unhideWhenUsed="0" w:qFormat="1"/>
-    <w:lsdException w:name="Default Paragraph Font" w:uiPriority="1"/>
-    <w:lsdException w:name="Subtitle" w:semiHidden="0" w:uiPriority="11" w:unhideWhenUsed="0" w:qFormat="1"/>
-    <w:lsdException w:name="Strong" w:semiHidden="0" w:uiPriority="22" w:unhideWhenUsed="0" w:qFormat="1"/>
-    <w:lsdException w:name="Emphasis" w:semiHidden="0" w:uiPriority="20" w:unhideWhenUsed="0" w:qFormat="1"/>
-    <w:lsdException w:name="Table Grid" w:semiHidden="0" w:uiPriority="59" w:unhideWhenUsed="0"/>
-    <w:lsdException w:name="Placeholder Text" w:unhideWhenUsed="0"/>
-    <w:lsdException w:name="No Spacing" w:semiHidden="0" w:uiPriority="1" w:unhideWhenUsed="0" w:qFormat="1"/>
-    <w:lsdException w:name="Light Shading" w:semiHidden="0" w:uiPriority="60" w:unhideWhenUsed="0"/>
-    <w:lsdException w:name="Light List" w:semiHidden="0" w:uiPriority="61" w:unhideWhenUsed="0"/>
-    <w:lsdException w:name="Light Grid" w:semiHidden="0" w:uiPriority="62" w:unhideWhenUsed="0"/>
-    <w:lsdException w:name="Medium Shading 1" w:semiHidden="0" w:uiPriority="63" w:unhideWhenUsed="0"/>
-    <w:lsdException w:name="Medium Shading 2" w:semiHidden="0" w:uiPriority="64" w:unhideWhenUsed="0"/>
-    <w:lsdException w:name="Medium List 1" w:semiHidden="0" w:uiPriority="65" w:unhideWhenUsed="0"/>
-    <w:lsdException w:name="Medium List 2" w:semiHidden="0" w:uiPriority="66" w:unhideWhenUsed="0"/>
-    <w:lsdException w:name="Medium Grid 1" w:semiHidden="0" w:uiPriority="67" w:unhideWhenUsed="0"/>
-    <w:lsdException w:name="Medium Grid 2" w:semiHidden="0" w:uiPriority="68" w:unhideWhenUsed="0"/>
-    <w:lsdException w:name="Medium Grid 3" w:semiHidden="0" w:uiPriority="69" w:unhideWhenUsed="0"/>
-    <w:lsdException w:name="Dark List" w:semiHidden="0" w:uiPriority="70" w:unhideWhenUsed="0"/>
-    <w:lsdException w:name="Colorful Shading" w:semiHidden="0" w:uiPriority="71" w:unhideWhenUsed="0"/>
-    <w:lsdException w:name="Colorful List" w:semiHidden="0" w:uiPriority="72" w:unhideWhenUsed="0"/>
-    <w:lsdException w:name="Colorful Grid" w:semiHidden="0" w:uiPriority="73" w:unhideWhenUsed="0"/>
-    <w:lsdException w:name="Light Shading Accent 1" w:semiHidden="0" w:uiPriority="60" w:unhideWhenUsed="0"/>
-    <w:lsdException w:name="Light List Accent 1" w:semiHidden="0" w:uiPriority="61" w:unhideWhenUsed="0"/>
-    <w:lsdException w:name="Light Grid Accent 1" w:semiHidden="0" w:uiPriority="62" w:unhideWhenUsed="0"/>
-    <w:lsdException w:name="Medium Shading 1 Accent 1" w:semiHidden="0" w:uiPriority="63" w:unhideWhenUsed="0"/>
-    <w:lsdException w:name="Medium Shading 2 Accent 1" w:semiHidden="0" w:uiPriority="64" w:unhideWhenUsed="0"/>
-    <w:lsdException w:name="Medium List 1 Accent 1" w:semiHidden="0" w:uiPriority="65" w:unhideWhenUsed="0"/>
-    <w:lsdException w:name="Revision" w:unhideWhenUsed="0"/>
-    <w:lsdException w:name="List Paragraph" w:semiHidden="0" w:uiPriority="34" w:unhideWhenUsed="0" w:qFormat="1"/>
-    <w:lsdException w:name="Quote" w:semiHidden="0" w:uiPriority="29" w:unhideWhenUsed="0" w:qFormat="1"/>
-    <w:lsdException w:name="Intense Quote" w:semiHidden="0" w:uiPriority="30" w:unhideWhenUsed="0" w:qFormat="1"/>
-    <w:lsdException w:name="Medium List 2 Accent 1" w:semiHidden="0" w:uiPriority="66" w:unhideWhenUsed="0"/>
-    <w:lsdException w:name="Medium Grid 1 Accent 1" w:semiHidden="0" w:uiPriority="67" w:unhideWhenUsed="0"/>
-    <w:lsdException w:name="Medium Grid 2 Accent 1" w:semiHidden="0" w:uiPriority="68" w:unhideWhenUsed="0"/>
-    <w:lsdException w:name="Medium Grid 3 Accent 1" w:semiHidden="0" w:uiPriority="69" w:unhideWhenUsed="0"/>
-    <w:lsdException w:name="Dark List Accent 1" w:semiHidden="0" w:uiPriority="70" w:unhideWhenUsed="0"/>
-    <w:lsdException w:name="Colorful Shading Accent 1" w:semiHidden="0" w:uiPriority="71" w:unhideWhenUsed="0"/>
-    <w:lsdException w:name="Colorful List Accent 1" w:semiHidden="0" w:uiPriority="72" w:unhideWhenUsed="0"/>
-    <w:lsdException w:name="Colorful Grid Accent 1" w:semiHidden="0" w:uiPriority="73" w:unhideWhenUsed="0"/>
-    <w:lsdException w:name="Light Shading Accent 2" w:semiHidden="0" w:uiPriority="60" w:unhideWhenUsed="0"/>
-    <w:lsdException w:name="Light List Accent 2" w:semiHidden="0" w:uiPriority="61" w:unhideWhenUsed="0"/>
-    <w:lsdException w:name="Light Grid Accent 2" w:semiHidden="0" w:uiPriority="62" w:unhideWhenUsed="0"/>
-    <w:lsdException w:name="Medium Shading 1 Accent 2" w:semiHidden="0" w:uiPriority="63" w:unhideWhenUsed="0"/>
-    <w:lsdException w:name="Medium Shading 2 Accent 2" w:semiHidden="0" w:uiPriority="64" w:unhideWhenUsed="0"/>
-    <w:lsdException w:name="Medium List 1 Accent 2" w:semiHidden="0" w:uiPriority="65" w:unhideWhenUsed="0"/>
-    <w:lsdException w:name="Medium List 2 Accent 2" w:semiHidden="0" w:uiPriority="66" w:unhideWhenUsed="0"/>
-    <w:lsdException w:name="Medium Grid 1 Accent 2" w:semiHidden="0" w:uiPriority="67" w:unhideWhenUsed="0"/>
-    <w:lsdException w:name="Medium Grid 2 Accent 2" w:semiHidden="0" w:uiPriority="68" w:unhideWhenUsed="0"/>
-    <w:lsdException w:name="Medium Grid 3 Accent 2" w:semiHidden="0" w:uiPriority="69" w:unhideWhenUsed="0"/>
-    <w:lsdException w:name="Dark List Accent 2" w:semiHidden="0" w:uiPriority="70" w:unhideWhenUsed="0"/>
-    <w:lsdException w:name="Colorful Shading Accent 2" w:semiHidden="0" w:uiPriority="71" w:unhideWhenUsed="0"/>
-    <w:lsdException w:name="Colorful List Accent 2" w:semiHidden="0" w:uiPriority="72" w:unhideWhenUsed="0"/>
-    <w:lsdException w:name="Colorful Grid Accent 2" w:semiHidden="0" w:uiPriority="73" w:unhideWhenUsed="0"/>
-    <w:lsdException w:name="Light Shading Accent 3" w:semiHidden="0" w:uiPriority="60" w:unhideWhenUsed="0"/>
-    <w:lsdException w:name="Light List Accent 3" w:semiHidden="0" w:uiPriority="61" w:unhideWhenUsed="0"/>
-    <w:lsdException w:name="Light Grid Accent 3" w:semiHidden="0" w:uiPriority="62" w:unhideWhenUsed="0"/>
-    <w:lsdException w:name="Medium Shading 1 Accent 3" w:semiHidden="0" w:uiPriority="63" w:unhideWhenUsed="0"/>
-    <w:lsdException w:name="Medium Shading 2 Accent 3" w:semiHidden="0" w:uiPriority="64" w:unhideWhenUsed="0"/>
-    <w:lsdException w:name="Medium List 1 Accent 3" w:semiHidden="0" w:uiPriority="65" w:unhideWhenUsed="0"/>
-    <w:lsdException w:name="Medium List 2 Accent 3" w:semiHidden="0" w:uiPriority="66" w:unhideWhenUsed="0"/>
-    <w:lsdException w:name="Medium Grid 1 Accent 3" w:semiHidden="0" w:uiPriority="67" w:unhideWhenUsed="0"/>
-    <w:lsdException w:name="Medium Grid 2 Accent 3" w:semiHidden="0" w:uiPriority="68" w:unhideWhenUsed="0"/>
-    <w:lsdException w:name="Medium Grid 3 Accent 3" w:semiHidden="0" w:uiPriority="69" w:unhideWhenUsed="0"/>
-    <w:lsdException w:name="Dark List Accent 3" w:semiHidden="0" w:uiPriority="70" w:unhideWhenUsed="0"/>
-    <w:lsdException w:name="Colorful Shading Accent 3" w:semiHidden="0" w:uiPriority="71" w:unhideWhenUsed="0"/>
-    <w:lsdException w:name="Colorful List Accent 3" w:semiHidden="0" w:uiPriority="72" w:unhideWhenUsed="0"/>
-    <w:lsdException w:name="Colorful Grid Accent 3" w:semiHidden="0" w:uiPriority="73" w:unhideWhenUsed="0"/>
-    <w:lsdException w:name="Light Shading Accent 4" w:semiHidden="0" w:uiPriority="60" w:unhideWhenUsed="0"/>
-    <w:lsdException w:name="Light List Accent 4" w:semiHidden="0" w:uiPriority="61" w:unhideWhenUsed="0"/>
-    <w:lsdException w:name="Light Grid Accent 4" w:semiHidden="0" w:uiPriority="62" w:unhideWhenUsed="0"/>
-    <w:lsdException w:name="Medium Shading 1 Accent 4" w:semiHidden="0" w:uiPriority="63" w:unhideWhenUsed="0"/>
-    <w:lsdException w:name="Medium Shading 2 Accent 4" w:semiHidden="0" w:uiPriority="64" w:unhideWhenUsed="0"/>
-    <w:lsdException w:name="Medium List 1 Accent 4" w:semiHidden="0" w:uiPriority="65" w:unhideWhenUsed="0"/>
-    <w:lsdException w:name="Medium List 2 Accent 4" w:semiHidden="0" w:uiPriority="66" w:unhideWhenUsed="0"/>
-    <w:lsdException w:name="Medium Grid 1 Accent 4" w:semiHidden="0" w:uiPriority="67" w:unhideWhenUsed="0"/>
-    <w:lsdException w:name="Medium Grid 2 Accent 4" w:semiHidden="0" w:uiPriority="68" w:unhideWhenUsed="0"/>
-    <w:lsdException w:name="Medium Grid 3 Accent 4" w:semiHidden="0" w:uiPriority="69" w:unhideWhenUsed="0"/>
-    <w:lsdException w:name="Dark List Accent 4" w:semiHidden="0" w:uiPriority="70" w:unhideWhenUsed="0"/>
-    <w:lsdException w:name="Colorful Shading Accent 4" w:semiHidden="0" w:uiPriority="71" w:unhideWhenUsed="0"/>
-    <w:lsdException w:name="Colorful List Accent 4" w:semiHidden="0" w:uiPriority="72" w:unhideWhenUsed="0"/>
-    <w:lsdException w:name="Colorful Grid Accent 4" w:semiHidden="0" w:uiPriority="73" w:unhideWhenUsed="0"/>
-    <w:lsdException w:name="Light Shading Accent 5" w:semiHidden="0" w:uiPriority="60" w:unhideWhenUsed="0"/>
-    <w:lsdException w:name="Light List Accent 5" w:semiHidden="0" w:uiPriority="61" w:unhideWhenUsed="0"/>
-    <w:lsdException w:name="Light Grid Accent 5" w:semiHidden="0" w:uiPriority="62" w:unhideWhenUsed="0"/>
-    <w:lsdException w:name="Medium Shading 1 Accent 5" w:semiHidden="0" w:uiPriority="63" w:unhideWhenUsed="0"/>
-    <w:lsdException w:name="Medium Shading 2 Accent 5" w:semiHidden="0" w:uiPriority="64" w:unhideWhenUsed="0"/>
-    <w:lsdException w:name="Medium List 1 Accent 5" w:semiHidden="0" w:uiPriority="65" w:unhideWhenUsed="0"/>
-    <w:lsdException w:name="Medium List 2 Accent 5" w:semiHidden="0" w:uiPriority="66" w:unhideWhenUsed="0"/>
-    <w:lsdException w:name="Medium Grid 1 Accent 5" w:semiHidden="0" w:uiPriority="67" w:unhideWhenUsed="0"/>
-    <w:lsdException w:name="Medium Grid 2 Accent 5" w:semiHidden="0" w:uiPriority="68" w:unhideWhenUsed="0"/>
-    <w:lsdException w:name="Medium Grid 3 Accent 5" w:semiHidden="0" w:uiPriority="69" w:unhideWhenUsed="0"/>
-    <w:lsdException w:name="Dark List Accent 5" w:semiHidden="0" w:uiPriority="70" w:unhideWhenUsed="0"/>
-    <w:lsdException w:name="Colorful Shading Accent 5" w:semiHidden="0" w:uiPriority="71" w:unhideWhenUsed="0"/>
-    <w:lsdException w:name="Colorful List Accent 5" w:semiHidden="0" w:uiPriority="72" w:unhideWhenUsed="0"/>
-    <w:lsdException w:name="Colorful Grid Accent 5" w:semiHidden="0" w:uiPriority="73" w:unhideWhenUsed="0"/>
-    <w:lsdException w:name="Light Shading Accent 6" w:semiHidden="0" w:uiPriority="60" w:unhideWhenUsed="0"/>
-    <w:lsdException w:name="Light List Accent 6" w:semiHidden="0" w:uiPriority="61" w:unhideWhenUsed="0"/>
-    <w:lsdException w:name="Light Grid Accent 6" w:semiHidden="0" w:uiPriority="62" w:unhideWhenUsed="0"/>
-    <w:lsdException w:name="Medium Shading 1 Accent 6" w:semiHidden="0" w:uiPriority="63" w:unhideWhenUsed="0"/>
-    <w:lsdException w:name="Medium Shading 2 Accent 6" w:semiHidden="0" w:uiPriority="64" w:unhideWhenUsed="0"/>
-    <w:lsdException w:name="Medium List 1 Accent 6" w:semiHidden="0" w:uiPriority="65" w:unhideWhenUsed="0"/>
-    <w:lsdException w:name="Medium List 2 Accent 6" w:semiHidden="0" w:uiPriority="66" w:unhideWhenUsed="0"/>
-    <w:lsdException w:name="Medium Grid 1 Accent 6" w:semiHidden="0" w:uiPriority="67" w:unhideWhenUsed="0"/>
-    <w:lsdException w:name="Medium Grid 2 Accent 6" w:semiHidden="0" w:uiPriority="68" w:unhideWhenUsed="0"/>
-    <w:lsdException w:name="Medium Grid 3 Accent 6" w:semiHidden="0" w:uiPriority="69" w:unhideWhenUsed="0"/>
-    <w:lsdException w:name="Dark List Accent 6" w:semiHidden="0" w:uiPriority="70" w:unhideWhenUsed="0"/>
-    <w:lsdException w:name="Colorful Shading Accent 6" w:semiHidden="0" w:uiPriority="71" w:unhideWhenUsed="0"/>
-    <w:lsdException w:name="Colorful List Accent 6" w:semiHidden="0" w:uiPriority="72" w:unhideWhenUsed="0"/>
-    <w:lsdException w:name="Colorful Grid Accent 6" w:semiHidden="0" w:uiPriority="73" w:unhideWhenUsed="0"/>
-    <w:lsdException w:name="Subtle Emphasis" w:semiHidden="0" w:uiPriority="19" w:unhideWhenUsed="0" w:qFormat="1"/>
-    <w:lsdException w:name="Intense Emphasis" w:semiHidden="0" w:uiPriority="21" w:unhideWhenUsed="0" w:qFormat="1"/>
-    <w:lsdException w:name="Subtle Reference" w:semiHidden="0" w:uiPriority="31" w:unhideWhenUsed="0" w:qFormat="1"/>
-    <w:lsdException w:name="Intense Reference" w:semiHidden="0" w:uiPriority="32" w:unhideWhenUsed="0" w:qFormat="1"/>
-    <w:lsdException w:name="Book Title" w:semiHidden="0" w:uiPriority="33" w:unhideWhenUsed="0" w:qFormat="1"/>
-    <w:lsdException w:name="Bibliography" w:uiPriority="37"/>
-    <w:lsdException w:name="TOC Heading" w:uiPriority="39" w:qFormat="1"/>
-  </w:latentStyles>
-  <w:style w:type="paragraph" w:default="1" w:styleId="Normal">
-    <w:name w:val="Normal"/>
-    <w:qFormat/>
-    <w:rsid w:val="00A34915"/>
-  </w:style>
-  <w:style w:type="paragraph" w:styleId="Heading1">
-    <w:name w:val="heading 1"/>
-    <w:basedOn w:val="Normal"/>
-    <w:next w:val="Normal"/>
-    <w:link w:val="Heading1Char"/>
-    <w:uiPriority w:val="9"/>
-    <w:qFormat/>
-    <w:rsid w:val="00A34915"/>
-    <w:pPr>
-      <w:keepNext/>
-      <w:keepLines/>
-      <w:pageBreakBefore/>
-      <w:numPr>
-        <w:numId w:val="2"/>
-      </w:numPr>
-      <w:spacing w:before="480" w:after="0"/>
-      <w:outlineLvl w:val="0"/>
-    </w:pPr>
-    <w:rPr>
-      <w:rFonts w:asciiTheme="majorHAnsi" w:eastAsiaTheme="majorEastAsia" w:hAnsiTheme="majorHAnsi" w:cstheme="majorBidi"/>
-      <w:b/>
-      <w:bCs/>
-      <w:color w:val="365F91" w:themeColor="accent1" w:themeShade="BF"/>
-      <w:sz w:val="28"/>
-      <w:szCs w:val="28"/>
-    </w:rPr>
-  </w:style>
-  <w:style w:type="paragraph" w:styleId="Heading2">
-    <w:name w:val="heading 2"/>
-    <w:basedOn w:val="Normal"/>
-    <w:next w:val="Normal"/>
-    <w:link w:val="Heading2Char"/>
-    <w:autoRedefine/>
-    <w:uiPriority w:val="9"/>
-    <w:unhideWhenUsed/>
-    <w:qFormat/>
-    <w:rsid w:val="0082376F"/>
-    <w:pPr>
-      <w:keepNext/>
-      <w:numPr>
-        <w:ilvl w:val="1"/>
-        <w:numId w:val="2"/>
-      </w:numPr>
-      <w:spacing w:before="200" w:after="0"/>
-      <w:outlineLvl w:val="1"/>
-    </w:pPr>
-    <w:rPr>
-      <w:rFonts w:asciiTheme="majorHAnsi" w:eastAsiaTheme="majorEastAsia" w:hAnsiTheme="majorHAnsi" w:cstheme="majorBidi"/>
-      <w:b/>
-      <w:bCs/>
-      <w:color w:val="4F81BD" w:themeColor="accent1"/>
-      <w:sz w:val="26"/>
-      <w:szCs w:val="26"/>
-    </w:rPr>
-  </w:style>
-  <w:style w:type="paragraph" w:styleId="Heading3">
-    <w:name w:val="heading 3"/>
-    <w:basedOn w:val="Normal"/>
-    <w:next w:val="Normal"/>
-    <w:link w:val="Heading3Char"/>
-    <w:uiPriority w:val="9"/>
-    <w:unhideWhenUsed/>
-    <w:qFormat/>
-    <w:rsid w:val="00A34915"/>
-    <w:pPr>
-      <w:keepNext/>
-      <w:keepLines/>
-      <w:numPr>
-        <w:ilvl w:val="2"/>
-        <w:numId w:val="2"/>
-      </w:numPr>
-      <w:spacing w:before="200" w:after="0"/>
-      <w:outlineLvl w:val="2"/>
-    </w:pPr>
-    <w:rPr>
-      <w:rFonts w:asciiTheme="majorHAnsi" w:eastAsiaTheme="majorEastAsia" w:hAnsiTheme="majorHAnsi" w:cstheme="majorBidi"/>
-      <w:b/>
-      <w:bCs/>
-      <w:color w:val="4F81BD" w:themeColor="accent1"/>
-    </w:rPr>
-  </w:style>
-  <w:style w:type="paragraph" w:styleId="Heading4">
-    <w:name w:val="heading 4"/>
-    <w:basedOn w:val="Normal"/>
-    <w:next w:val="Normal"/>
-    <w:link w:val="Heading4Char"/>
-    <w:uiPriority w:val="9"/>
-    <w:unhideWhenUsed/>
-    <w:qFormat/>
-    <w:rsid w:val="004E6B0F"/>
-    <w:pPr>
-      <w:keepNext/>
-      <w:keepLines/>
-      <w:numPr>
-        <w:ilvl w:val="3"/>
-        <w:numId w:val="2"/>
-      </w:numPr>
-      <w:spacing w:after="0"/>
-      <w:outlineLvl w:val="3"/>
-    </w:pPr>
-    <w:rPr>
-      <w:rFonts w:asciiTheme="majorHAnsi" w:eastAsiaTheme="majorEastAsia" w:hAnsiTheme="majorHAnsi" w:cstheme="majorBidi"/>
-      <w:b/>
-      <w:bCs/>
-      <w:i/>
-      <w:iCs/>
-      <w:color w:val="4F81BD" w:themeColor="accent1"/>
-    </w:rPr>
-  </w:style>
-  <w:style w:type="character" w:default="1" w:styleId="DefaultParagraphFont">
-    <w:name w:val="Default Paragraph Font"/>
-    <w:uiPriority w:val="1"/>
-    <w:semiHidden/>
-    <w:unhideWhenUsed/>
-  </w:style>
-  <w:style w:type="table" w:default="1" w:styleId="TableNormal">
-    <w:name w:val="Normal Table"/>
-    <w:uiPriority w:val="99"/>
-    <w:semiHidden/>
-    <w:unhideWhenUsed/>
-    <w:tblPr>
-      <w:tblInd w:w="0" w:type="dxa"/>
-      <w:tblCellMar>
-        <w:top w:w="0" w:type="dxa"/>
-        <w:left w:w="108" w:type="dxa"/>
-        <w:bottom w:w="0" w:type="dxa"/>
-        <w:right w:w="108" w:type="dxa"/>
-      </w:tblCellMar>
-    </w:tblPr>
-  </w:style>
-  <w:style w:type="numbering" w:default="1" w:styleId="NoList">
-    <w:name w:val="No List"/>
-    <w:uiPriority w:val="99"/>
-    <w:semiHidden/>
-    <w:unhideWhenUsed/>
-  </w:style>
-  <w:style w:type="paragraph" w:styleId="NoSpacing">
-    <w:name w:val="No Spacing"/>
-    <w:link w:val="NoSpacingChar"/>
-    <w:uiPriority w:val="1"/>
-    <w:qFormat/>
-    <w:rsid w:val="004246F4"/>
-    <w:pPr>
-      <w:spacing w:after="0" w:line="240" w:lineRule="auto"/>
-    </w:pPr>
-    <w:rPr>
-      <w:rFonts w:eastAsiaTheme="minorEastAsia"/>
-      <w:lang w:eastAsia="ja-JP"/>
-    </w:rPr>
-  </w:style>
-  <w:style w:type="character" w:customStyle="1" w:styleId="NoSpacingChar">
-    <w:name w:val="No Spacing Char"/>
-    <w:basedOn w:val="DefaultParagraphFont"/>
-    <w:link w:val="NoSpacing"/>
-    <w:uiPriority w:val="1"/>
-    <w:rsid w:val="004246F4"/>
-    <w:rPr>
-      <w:rFonts w:eastAsiaTheme="minorEastAsia"/>
-      <w:lang w:eastAsia="ja-JP"/>
-    </w:rPr>
-  </w:style>
-  <w:style w:type="paragraph" w:styleId="BalloonText">
-    <w:name w:val="Balloon Text"/>
-    <w:basedOn w:val="Normal"/>
-    <w:link w:val="BalloonTextChar"/>
-    <w:uiPriority w:val="99"/>
-    <w:semiHidden/>
-    <w:unhideWhenUsed/>
-    <w:rsid w:val="004246F4"/>
-    <w:pPr>
-      <w:spacing w:after="0" w:line="240" w:lineRule="auto"/>
-    </w:pPr>
-    <w:rPr>
-      <w:rFonts w:ascii="Tahoma" w:hAnsi="Tahoma" w:cs="Tahoma"/>
-      <w:sz w:val="16"/>
-      <w:szCs w:val="16"/>
-    </w:rPr>
-  </w:style>
-  <w:style w:type="character" w:customStyle="1" w:styleId="BalloonTextChar">
-    <w:name w:val="Balloon Text Char"/>
-    <w:basedOn w:val="DefaultParagraphFont"/>
-    <w:link w:val="BalloonText"/>
-    <w:uiPriority w:val="99"/>
-    <w:semiHidden/>
-    <w:rsid w:val="004246F4"/>
-    <w:rPr>
-      <w:rFonts w:ascii="Tahoma" w:hAnsi="Tahoma" w:cs="Tahoma"/>
-      <w:sz w:val="16"/>
-      <w:szCs w:val="16"/>
-    </w:rPr>
-  </w:style>
-  <w:style w:type="table" w:styleId="TableGrid">
-    <w:name w:val="Table Grid"/>
-    <w:basedOn w:val="TableNormal"/>
-    <w:uiPriority w:val="59"/>
-    <w:rsid w:val="004246F4"/>
-    <w:pPr>
-      <w:spacing w:after="0" w:line="240" w:lineRule="auto"/>
-    </w:pPr>
-    <w:tblPr>
-      <w:tblInd w:w="0" w:type="dxa"/>
-      <w:tblBorders>
-        <w:top w:val="single" w:sz="4" w:space="0" w:color="auto"/>
-        <w:left w:val="single" w:sz="4" w:space="0" w:color="auto"/>
-        <w:bottom w:val="single" w:sz="4" w:space="0" w:color="auto"/>
-        <w:right w:val="single" w:sz="4" w:space="0" w:color="auto"/>
-        <w:insideH w:val="single" w:sz="4" w:space="0" w:color="auto"/>
-        <w:insideV w:val="single" w:sz="4" w:space="0" w:color="auto"/>
-      </w:tblBorders>
-      <w:tblCellMar>
-        <w:top w:w="0" w:type="dxa"/>
-        <w:left w:w="108" w:type="dxa"/>
-        <w:bottom w:w="0" w:type="dxa"/>
-        <w:right w:w="108" w:type="dxa"/>
-      </w:tblCellMar>
-    </w:tblPr>
-  </w:style>
-  <w:style w:type="paragraph" w:styleId="Header">
-    <w:name w:val="header"/>
-    <w:basedOn w:val="Normal"/>
-    <w:link w:val="HeaderChar"/>
-    <w:uiPriority w:val="99"/>
-    <w:unhideWhenUsed/>
-    <w:rsid w:val="00716D17"/>
-    <w:pPr>
-      <w:tabs>
-        <w:tab w:val="center" w:pos="4680"/>
-        <w:tab w:val="right" w:pos="9360"/>
-      </w:tabs>
-      <w:spacing w:after="0" w:line="240" w:lineRule="auto"/>
-    </w:pPr>
-  </w:style>
-  <w:style w:type="character" w:customStyle="1" w:styleId="HeaderChar">
-    <w:name w:val="Header Char"/>
-    <w:basedOn w:val="DefaultParagraphFont"/>
-    <w:link w:val="Header"/>
-    <w:uiPriority w:val="99"/>
-    <w:rsid w:val="00716D17"/>
-  </w:style>
-  <w:style w:type="paragraph" w:styleId="Footer">
-    <w:name w:val="footer"/>
-    <w:basedOn w:val="Normal"/>
-    <w:link w:val="FooterChar"/>
-    <w:uiPriority w:val="99"/>
-    <w:unhideWhenUsed/>
-    <w:rsid w:val="00716D17"/>
-    <w:pPr>
-      <w:tabs>
-        <w:tab w:val="center" w:pos="4680"/>
-        <w:tab w:val="right" w:pos="9360"/>
-      </w:tabs>
-      <w:spacing w:after="0" w:line="240" w:lineRule="auto"/>
-    </w:pPr>
-  </w:style>
-  <w:style w:type="character" w:customStyle="1" w:styleId="FooterChar">
-    <w:name w:val="Footer Char"/>
-    <w:basedOn w:val="DefaultParagraphFont"/>
-    <w:link w:val="Footer"/>
-    <w:uiPriority w:val="99"/>
-    <w:rsid w:val="00716D17"/>
-  </w:style>
-  <w:style w:type="character" w:styleId="PlaceholderText">
-    <w:name w:val="Placeholder Text"/>
-    <w:basedOn w:val="DefaultParagraphFont"/>
-    <w:uiPriority w:val="99"/>
-    <w:semiHidden/>
-    <w:rsid w:val="002E7A0F"/>
-    <w:rPr>
-      <w:color w:val="808080"/>
-    </w:rPr>
-  </w:style>
-  <w:style w:type="paragraph" w:customStyle="1" w:styleId="HeaderGz">
-    <w:name w:val="HeaderGz"/>
-    <w:basedOn w:val="Header"/>
-    <w:link w:val="HeaderGzChar"/>
-    <w:rsid w:val="00490E8A"/>
-    <w:pPr>
-      <w:pBdr>
-        <w:bottom w:val="single" w:sz="12" w:space="1" w:color="9BBB59" w:themeColor="accent3"/>
-      </w:pBdr>
-      <w:tabs>
-        <w:tab w:val="clear" w:pos="4680"/>
-        <w:tab w:val="clear" w:pos="9360"/>
-      </w:tabs>
-    </w:pPr>
-    <w:rPr>
-      <w:rFonts w:asciiTheme="majorHAnsi" w:eastAsiaTheme="majorEastAsia" w:hAnsiTheme="majorHAnsi" w:cstheme="majorBidi"/>
-      <w:sz w:val="24"/>
-      <w:szCs w:val="32"/>
-    </w:rPr>
-  </w:style>
-  <w:style w:type="character" w:customStyle="1" w:styleId="Heading1Char">
-    <w:name w:val="Heading 1 Char"/>
-    <w:basedOn w:val="DefaultParagraphFont"/>
-    <w:link w:val="Heading1"/>
-    <w:uiPriority w:val="9"/>
-    <w:rsid w:val="00A34915"/>
-    <w:rPr>
-      <w:rFonts w:asciiTheme="majorHAnsi" w:eastAsiaTheme="majorEastAsia" w:hAnsiTheme="majorHAnsi" w:cstheme="majorBidi"/>
-      <w:b/>
-      <w:bCs/>
-      <w:color w:val="365F91" w:themeColor="accent1" w:themeShade="BF"/>
-      <w:sz w:val="28"/>
-      <w:szCs w:val="28"/>
-    </w:rPr>
-  </w:style>
-  <w:style w:type="character" w:customStyle="1" w:styleId="HeaderGzChar">
-    <w:name w:val="HeaderGz Char"/>
-    <w:basedOn w:val="HeaderChar"/>
-    <w:link w:val="HeaderGz"/>
-    <w:rsid w:val="00490E8A"/>
-    <w:rPr>
-      <w:rFonts w:asciiTheme="majorHAnsi" w:eastAsiaTheme="majorEastAsia" w:hAnsiTheme="majorHAnsi" w:cstheme="majorBidi"/>
-      <w:sz w:val="24"/>
-      <w:szCs w:val="32"/>
-    </w:rPr>
-  </w:style>
-  <w:style w:type="character" w:customStyle="1" w:styleId="Heading2Char">
-    <w:name w:val="Heading 2 Char"/>
-    <w:basedOn w:val="DefaultParagraphFont"/>
-    <w:link w:val="Heading2"/>
-    <w:uiPriority w:val="9"/>
-    <w:rsid w:val="0082376F"/>
-    <w:rPr>
-      <w:rFonts w:asciiTheme="majorHAnsi" w:eastAsiaTheme="majorEastAsia" w:hAnsiTheme="majorHAnsi" w:cstheme="majorBidi"/>
-      <w:b/>
-      <w:bCs/>
-      <w:color w:val="4F81BD" w:themeColor="accent1"/>
-      <w:sz w:val="26"/>
-      <w:szCs w:val="26"/>
-    </w:rPr>
-  </w:style>
-  <w:style w:type="character" w:customStyle="1" w:styleId="Heading3Char">
-    <w:name w:val="Heading 3 Char"/>
-    <w:basedOn w:val="DefaultParagraphFont"/>
-    <w:link w:val="Heading3"/>
-    <w:uiPriority w:val="9"/>
-    <w:rsid w:val="00A34915"/>
-    <w:rPr>
-      <w:rFonts w:asciiTheme="majorHAnsi" w:eastAsiaTheme="majorEastAsia" w:hAnsiTheme="majorHAnsi" w:cstheme="majorBidi"/>
-      <w:b/>
-      <w:bCs/>
-      <w:color w:val="4F81BD" w:themeColor="accent1"/>
-    </w:rPr>
-  </w:style>
-  <w:style w:type="paragraph" w:styleId="TOC2">
-    <w:name w:val="toc 2"/>
-    <w:basedOn w:val="Normal"/>
-    <w:next w:val="Normal"/>
-    <w:autoRedefine/>
-    <w:uiPriority w:val="39"/>
-    <w:unhideWhenUsed/>
-    <w:rsid w:val="00C1577F"/>
-    <w:pPr>
-      <w:keepNext/>
-      <w:spacing w:after="100"/>
-      <w:ind w:left="221"/>
-    </w:pPr>
-  </w:style>
-  <w:style w:type="paragraph" w:styleId="TOC1">
-    <w:name w:val="toc 1"/>
-    <w:basedOn w:val="Normal"/>
-    <w:next w:val="Normal"/>
-    <w:autoRedefine/>
-    <w:uiPriority w:val="39"/>
-    <w:unhideWhenUsed/>
-    <w:rsid w:val="00C1577F"/>
-    <w:pPr>
-      <w:keepNext/>
-      <w:tabs>
-        <w:tab w:val="right" w:leader="dot" w:pos="9629"/>
-      </w:tabs>
-      <w:spacing w:after="100"/>
-    </w:pPr>
-    <w:rPr>
-      <w:b/>
-      <w:sz w:val="24"/>
-    </w:rPr>
-  </w:style>
-  <w:style w:type="paragraph" w:styleId="TOC3">
-    <w:name w:val="toc 3"/>
-    <w:basedOn w:val="Normal"/>
-    <w:next w:val="Normal"/>
-    <w:autoRedefine/>
-    <w:uiPriority w:val="39"/>
-    <w:unhideWhenUsed/>
-    <w:rsid w:val="00CF0014"/>
-    <w:pPr>
-      <w:spacing w:after="100"/>
-      <w:ind w:left="440"/>
-    </w:pPr>
-    <w:rPr>
-      <w:sz w:val="18"/>
-    </w:rPr>
-  </w:style>
-  <w:style w:type="character" w:styleId="Hyperlink">
-    <w:name w:val="Hyperlink"/>
-    <w:basedOn w:val="DefaultParagraphFont"/>
-    <w:uiPriority w:val="99"/>
-    <w:unhideWhenUsed/>
-    <w:rsid w:val="00CF0014"/>
-    <w:rPr>
-      <w:color w:val="0000FF" w:themeColor="hyperlink"/>
-      <w:u w:val="single"/>
-    </w:rPr>
-  </w:style>
-  <w:style w:type="paragraph" w:customStyle="1" w:styleId="Heading1-Notlisted">
-    <w:name w:val="Heading 1 - Not listed"/>
-    <w:basedOn w:val="Heading1"/>
-    <w:next w:val="Normal"/>
-    <w:link w:val="Heading1-NotlistedChar"/>
-    <w:qFormat/>
-    <w:rsid w:val="00C202C7"/>
-    <w:pPr>
-      <w:numPr>
-        <w:numId w:val="0"/>
-      </w:numPr>
-      <w:outlineLvl w:val="9"/>
-    </w:pPr>
-  </w:style>
-  <w:style w:type="numbering" w:customStyle="1" w:styleId="List1">
-    <w:name w:val="List1"/>
-    <w:basedOn w:val="NoList"/>
-    <w:uiPriority w:val="99"/>
-    <w:rsid w:val="00A34915"/>
-    <w:pPr>
-      <w:numPr>
-        <w:numId w:val="2"/>
-      </w:numPr>
-    </w:pPr>
-  </w:style>
-  <w:style w:type="character" w:customStyle="1" w:styleId="Heading1-NotlistedChar">
-    <w:name w:val="Heading 1 - Not listed Char"/>
-    <w:basedOn w:val="Heading1Char"/>
-    <w:link w:val="Heading1-Notlisted"/>
-    <w:rsid w:val="00CF0014"/>
-    <w:rPr>
-      <w:rFonts w:asciiTheme="majorHAnsi" w:eastAsiaTheme="majorEastAsia" w:hAnsiTheme="majorHAnsi" w:cstheme="majorBidi"/>
-      <w:b/>
-      <w:bCs/>
-      <w:color w:val="365F91" w:themeColor="accent1" w:themeShade="BF"/>
-      <w:sz w:val="28"/>
-      <w:szCs w:val="28"/>
-    </w:rPr>
-  </w:style>
-  <w:style w:type="character" w:customStyle="1" w:styleId="Heading4Char">
-    <w:name w:val="Heading 4 Char"/>
-    <w:basedOn w:val="DefaultParagraphFont"/>
-    <w:link w:val="Heading4"/>
-    <w:uiPriority w:val="9"/>
-    <w:rsid w:val="004E6B0F"/>
-    <w:rPr>
-      <w:rFonts w:asciiTheme="majorHAnsi" w:eastAsiaTheme="majorEastAsia" w:hAnsiTheme="majorHAnsi" w:cstheme="majorBidi"/>
-      <w:b/>
-      <w:bCs/>
-      <w:i/>
-      <w:iCs/>
-      <w:color w:val="4F81BD" w:themeColor="accent1"/>
-    </w:rPr>
-  </w:style>
-  <w:style w:type="table" w:styleId="MediumShading1-Accent3">
-    <w:name w:val="Medium Shading 1 Accent 3"/>
-    <w:basedOn w:val="TableNormal"/>
-    <w:uiPriority w:val="63"/>
-    <w:rsid w:val="0082376F"/>
-    <w:pPr>
-      <w:spacing w:after="0" w:line="240" w:lineRule="auto"/>
-    </w:pPr>
-    <w:tblPr>
-      <w:tblStyleRowBandSize w:val="1"/>
-      <w:tblStyleColBandSize w:val="1"/>
-      <w:tblInd w:w="0" w:type="dxa"/>
-      <w:tblBorders>
-        <w:top w:val="single" w:sz="8" w:space="0" w:color="B3CC82" w:themeColor="accent3" w:themeTint="BF"/>
-        <w:left w:val="single" w:sz="8" w:space="0" w:color="B3CC82" w:themeColor="accent3" w:themeTint="BF"/>
-        <w:bottom w:val="single" w:sz="8" w:space="0" w:color="B3CC82" w:themeColor="accent3" w:themeTint="BF"/>
-        <w:right w:val="single" w:sz="8" w:space="0" w:color="B3CC82" w:themeColor="accent3" w:themeTint="BF"/>
-        <w:insideH w:val="single" w:sz="8" w:space="0" w:color="B3CC82" w:themeColor="accent3" w:themeTint="BF"/>
-      </w:tblBorders>
-      <w:tblCellMar>
-        <w:top w:w="0" w:type="dxa"/>
-        <w:left w:w="108" w:type="dxa"/>
-        <w:bottom w:w="0" w:type="dxa"/>
-        <w:right w:w="108" w:type="dxa"/>
-      </w:tblCellMar>
-    </w:tblPr>
-    <w:tblStylePr w:type="firstRow">
-      <w:pPr>
-        <w:spacing w:before="0" w:after="0" w:line="240" w:lineRule="auto"/>
-      </w:pPr>
-      <w:rPr>
-        <w:b/>
-        <w:bCs/>
-        <w:color w:val="FFFFFF" w:themeColor="background1"/>
-      </w:rPr>
-      <w:tblPr/>
-      <w:tcPr>
-        <w:tcBorders>
-          <w:top w:val="single" w:sz="8" w:space="0" w:color="B3CC82" w:themeColor="accent3" w:themeTint="BF"/>
-          <w:left w:val="single" w:sz="8" w:space="0" w:color="B3CC82" w:themeColor="accent3" w:themeTint="BF"/>
-          <w:bottom w:val="single" w:sz="8" w:space="0" w:color="B3CC82" w:themeColor="accent3" w:themeTint="BF"/>
-          <w:right w:val="single" w:sz="8" w:space="0" w:color="B3CC82" w:themeColor="accent3" w:themeTint="BF"/>
-          <w:insideH w:val="nil"/>
-          <w:insideV w:val="nil"/>
-        </w:tcBorders>
-        <w:shd w:val="clear" w:color="auto" w:fill="9BBB59" w:themeFill="accent3"/>
-      </w:tcPr>
-    </w:tblStylePr>
-    <w:tblStylePr w:type="lastRow">
-      <w:pPr>
-        <w:spacing w:before="0" w:after="0" w:line="240" w:lineRule="auto"/>
-      </w:pPr>
-      <w:rPr>
-        <w:b/>
-        <w:bCs/>
-      </w:rPr>
-      <w:tblPr/>
-      <w:tcPr>
-        <w:tcBorders>
-          <w:top w:val="double" w:sz="6" w:space="0" w:color="B3CC82" w:themeColor="accent3" w:themeTint="BF"/>
-          <w:left w:val="single" w:sz="8" w:space="0" w:color="B3CC82" w:themeColor="accent3" w:themeTint="BF"/>
-          <w:bottom w:val="single" w:sz="8" w:space="0" w:color="B3CC82" w:themeColor="accent3" w:themeTint="BF"/>
-          <w:right w:val="single" w:sz="8" w:space="0" w:color="B3CC82" w:themeColor="accent3" w:themeTint="BF"/>
-          <w:insideH w:val="nil"/>
-          <w:insideV w:val="nil"/>
-        </w:tcBorders>
-      </w:tcPr>
-    </w:tblStylePr>
-    <w:tblStylePr w:type="firstCol">
-      <w:rPr>
-        <w:b/>
-        <w:bCs/>
-      </w:rPr>
-    </w:tblStylePr>
-    <w:tblStylePr w:type="lastCol">
-      <w:rPr>
-        <w:b/>
-        <w:bCs/>
-      </w:rPr>
-    </w:tblStylePr>
-    <w:tblStylePr w:type="band1Vert">
-      <w:tblPr/>
-      <w:tcPr>
-        <w:shd w:val="clear" w:color="auto" w:fill="E6EED5" w:themeFill="accent3" w:themeFillTint="3F"/>
-      </w:tcPr>
-    </w:tblStylePr>
-    <w:tblStylePr w:type="band1Horz">
-      <w:tblPr/>
-      <w:tcPr>
-        <w:tcBorders>
-          <w:insideH w:val="nil"/>
-          <w:insideV w:val="nil"/>
-        </w:tcBorders>
-        <w:shd w:val="clear" w:color="auto" w:fill="E6EED5" w:themeFill="accent3" w:themeFillTint="3F"/>
-      </w:tcPr>
-    </w:tblStylePr>
-    <w:tblStylePr w:type="band2Horz">
-      <w:tblPr/>
-      <w:tcPr>
-        <w:tcBorders>
-          <w:insideH w:val="nil"/>
-          <w:insideV w:val="nil"/>
-        </w:tcBorders>
-      </w:tcPr>
-    </w:tblStylePr>
-  </w:style>
-  <w:style w:type="table" w:styleId="LightGrid-Accent3">
-    <w:name w:val="Light Grid Accent 3"/>
-    <w:basedOn w:val="TableNormal"/>
-    <w:uiPriority w:val="62"/>
-    <w:rsid w:val="00156436"/>
-    <w:pPr>
-      <w:spacing w:after="0" w:line="240" w:lineRule="auto"/>
-    </w:pPr>
-    <w:tblPr>
-      <w:tblStyleRowBandSize w:val="1"/>
-      <w:tblStyleColBandSize w:val="1"/>
-      <w:tblInd w:w="0" w:type="dxa"/>
-      <w:tblBorders>
-        <w:top w:val="single" w:sz="8" w:space="0" w:color="9BBB59" w:themeColor="accent3"/>
-        <w:left w:val="single" w:sz="8" w:space="0" w:color="9BBB59" w:themeColor="accent3"/>
-        <w:bottom w:val="single" w:sz="8" w:space="0" w:color="9BBB59" w:themeColor="accent3"/>
-        <w:right w:val="single" w:sz="8" w:space="0" w:color="9BBB59" w:themeColor="accent3"/>
-        <w:insideH w:val="single" w:sz="8" w:space="0" w:color="9BBB59" w:themeColor="accent3"/>
-        <w:insideV w:val="single" w:sz="8" w:space="0" w:color="9BBB59" w:themeColor="accent3"/>
-      </w:tblBorders>
-      <w:tblCellMar>
-        <w:top w:w="0" w:type="dxa"/>
-        <w:left w:w="108" w:type="dxa"/>
-        <w:bottom w:w="0" w:type="dxa"/>
-        <w:right w:w="108" w:type="dxa"/>
-      </w:tblCellMar>
-    </w:tblPr>
-    <w:tblStylePr w:type="firstRow">
-      <w:pPr>
-        <w:spacing w:before="0" w:after="0" w:line="240" w:lineRule="auto"/>
-      </w:pPr>
-      <w:rPr>
-        <w:rFonts w:asciiTheme="majorHAnsi" w:eastAsiaTheme="majorEastAsia" w:hAnsiTheme="majorHAnsi" w:cstheme="majorBidi"/>
-        <w:b/>
-        <w:bCs/>
-      </w:rPr>
-      <w:tblPr/>
-      <w:tcPr>
-        <w:tcBorders>
-          <w:top w:val="single" w:sz="8" w:space="0" w:color="9BBB59" w:themeColor="accent3"/>
-          <w:left w:val="single" w:sz="8" w:space="0" w:color="9BBB59" w:themeColor="accent3"/>
-          <w:bottom w:val="single" w:sz="18" w:space="0" w:color="9BBB59" w:themeColor="accent3"/>
-          <w:right w:val="single" w:sz="8" w:space="0" w:color="9BBB59" w:themeColor="accent3"/>
-          <w:insideH w:val="nil"/>
-          <w:insideV w:val="single" w:sz="8" w:space="0" w:color="9BBB59" w:themeColor="accent3"/>
-        </w:tcBorders>
-      </w:tcPr>
-    </w:tblStylePr>
-    <w:tblStylePr w:type="lastRow">
-      <w:pPr>
-        <w:spacing w:before="0" w:after="0" w:line="240" w:lineRule="auto"/>
-      </w:pPr>
-      <w:rPr>
-        <w:rFonts w:asciiTheme="majorHAnsi" w:eastAsiaTheme="majorEastAsia" w:hAnsiTheme="majorHAnsi" w:cstheme="majorBidi"/>
-        <w:b/>
-        <w:bCs/>
-      </w:rPr>
-      <w:tblPr/>
-      <w:tcPr>
-        <w:tcBorders>
-          <w:top w:val="double" w:sz="6" w:space="0" w:color="9BBB59" w:themeColor="accent3"/>
-          <w:left w:val="single" w:sz="8" w:space="0" w:color="9BBB59" w:themeColor="accent3"/>
-          <w:bottom w:val="single" w:sz="8" w:space="0" w:color="9BBB59" w:themeColor="accent3"/>
-          <w:right w:val="single" w:sz="8" w:space="0" w:color="9BBB59" w:themeColor="accent3"/>
-          <w:insideH w:val="nil"/>
-          <w:insideV w:val="single" w:sz="8" w:space="0" w:color="9BBB59" w:themeColor="accent3"/>
-        </w:tcBorders>
-      </w:tcPr>
-    </w:tblStylePr>
-    <w:tblStylePr w:type="firstCol">
-      <w:rPr>
-        <w:rFonts w:asciiTheme="minorHAnsi" w:eastAsiaTheme="majorEastAsia" w:hAnsiTheme="minorHAnsi" w:cstheme="majorBidi"/>
-        <w:b w:val="0"/>
-        <w:bCs/>
-      </w:rPr>
-    </w:tblStylePr>
-    <w:tblStylePr w:type="lastCol">
-      <w:rPr>
-        <w:rFonts w:asciiTheme="majorHAnsi" w:eastAsiaTheme="majorEastAsia" w:hAnsiTheme="majorHAnsi" w:cstheme="majorBidi"/>
-        <w:b/>
-        <w:bCs/>
-      </w:rPr>
-      <w:tblPr/>
-      <w:tcPr>
-        <w:tcBorders>
-          <w:top w:val="single" w:sz="8" w:space="0" w:color="9BBB59" w:themeColor="accent3"/>
-          <w:left w:val="single" w:sz="8" w:space="0" w:color="9BBB59" w:themeColor="accent3"/>
-          <w:bottom w:val="single" w:sz="8" w:space="0" w:color="9BBB59" w:themeColor="accent3"/>
-          <w:right w:val="single" w:sz="8" w:space="0" w:color="9BBB59" w:themeColor="accent3"/>
-        </w:tcBorders>
-      </w:tcPr>
-    </w:tblStylePr>
-    <w:tblStylePr w:type="band1Vert">
-      <w:tblPr/>
-      <w:tcPr>
-        <w:tcBorders>
-          <w:top w:val="single" w:sz="8" w:space="0" w:color="9BBB59" w:themeColor="accent3"/>
-          <w:left w:val="single" w:sz="8" w:space="0" w:color="9BBB59" w:themeColor="accent3"/>
-          <w:bottom w:val="single" w:sz="8" w:space="0" w:color="9BBB59" w:themeColor="accent3"/>
-          <w:right w:val="single" w:sz="8" w:space="0" w:color="9BBB59" w:themeColor="accent3"/>
-        </w:tcBorders>
-        <w:shd w:val="clear" w:color="auto" w:fill="E6EED5" w:themeFill="accent3" w:themeFillTint="3F"/>
-      </w:tcPr>
-    </w:tblStylePr>
-    <w:tblStylePr w:type="band1Horz">
-      <w:tblPr/>
-      <w:tcPr>
-        <w:tcBorders>
-          <w:top w:val="single" w:sz="8" w:space="0" w:color="9BBB59" w:themeColor="accent3"/>
-          <w:left w:val="single" w:sz="8" w:space="0" w:color="9BBB59" w:themeColor="accent3"/>
-          <w:bottom w:val="single" w:sz="8" w:space="0" w:color="9BBB59" w:themeColor="accent3"/>
-          <w:right w:val="single" w:sz="8" w:space="0" w:color="9BBB59" w:themeColor="accent3"/>
-          <w:insideV w:val="single" w:sz="8" w:space="0" w:color="9BBB59" w:themeColor="accent3"/>
-        </w:tcBorders>
-        <w:shd w:val="clear" w:color="auto" w:fill="E6EED5" w:themeFill="accent3" w:themeFillTint="3F"/>
-      </w:tcPr>
-    </w:tblStylePr>
-    <w:tblStylePr w:type="band2Horz">
-      <w:tblPr/>
-      <w:tcPr>
-        <w:tcBorders>
-          <w:top w:val="single" w:sz="8" w:space="0" w:color="9BBB59" w:themeColor="accent3"/>
-          <w:left w:val="single" w:sz="8" w:space="0" w:color="9BBB59" w:themeColor="accent3"/>
-          <w:bottom w:val="single" w:sz="8" w:space="0" w:color="9BBB59" w:themeColor="accent3"/>
-          <w:right w:val="single" w:sz="8" w:space="0" w:color="9BBB59" w:themeColor="accent3"/>
-          <w:insideV w:val="single" w:sz="8" w:space="0" w:color="9BBB59" w:themeColor="accent3"/>
-        </w:tcBorders>
-      </w:tcPr>
-    </w:tblStylePr>
-  </w:style>
-  <w:style w:type="paragraph" w:styleId="Caption">
-    <w:name w:val="caption"/>
-    <w:basedOn w:val="Normal"/>
-    <w:next w:val="Normal"/>
-    <w:uiPriority w:val="35"/>
-    <w:unhideWhenUsed/>
-    <w:qFormat/>
-    <w:rsid w:val="005B692F"/>
-    <w:pPr>
-      <w:spacing w:line="240" w:lineRule="auto"/>
-    </w:pPr>
-    <w:rPr>
-      <w:b/>
-      <w:bCs/>
-      <w:color w:val="4F81BD" w:themeColor="accent1"/>
-      <w:sz w:val="18"/>
-      <w:szCs w:val="18"/>
-    </w:rPr>
-  </w:style>
-  <w:style w:type="paragraph" w:styleId="ListParagraph">
-    <w:name w:val="List Paragraph"/>
-    <w:basedOn w:val="Normal"/>
-    <w:uiPriority w:val="34"/>
-    <w:qFormat/>
-    <w:rsid w:val="00E31039"/>
-    <w:pPr>
-      <w:ind w:left="720"/>
-      <w:contextualSpacing/>
-    </w:pPr>
-  </w:style>
-  <w:style w:type="paragraph" w:styleId="Index1">
-    <w:name w:val="index 1"/>
-    <w:basedOn w:val="Normal"/>
-    <w:next w:val="Normal"/>
-    <w:autoRedefine/>
-    <w:uiPriority w:val="99"/>
-    <w:semiHidden/>
-    <w:unhideWhenUsed/>
-    <w:rsid w:val="001E17D2"/>
-    <w:pPr>
-      <w:spacing w:after="0" w:line="240" w:lineRule="auto"/>
-      <w:ind w:left="220" w:hanging="220"/>
-    </w:pPr>
-  </w:style>
-  <w:style w:type="paragraph" w:styleId="Index2">
-    <w:name w:val="index 2"/>
-    <w:basedOn w:val="Normal"/>
-    <w:next w:val="Normal"/>
-    <w:autoRedefine/>
-    <w:uiPriority w:val="99"/>
-    <w:semiHidden/>
-    <w:unhideWhenUsed/>
-    <w:rsid w:val="001E17D2"/>
-    <w:pPr>
-      <w:spacing w:after="0" w:line="240" w:lineRule="auto"/>
-      <w:ind w:left="440" w:hanging="220"/>
-    </w:pPr>
-  </w:style>
-  <w:style w:type="paragraph" w:styleId="Bibliography">
-    <w:name w:val="Bibliography"/>
-    <w:basedOn w:val="Normal"/>
-    <w:next w:val="Normal"/>
-    <w:uiPriority w:val="37"/>
-    <w:unhideWhenUsed/>
-    <w:rsid w:val="00B5303D"/>
-  </w:style>
-  <w:style w:type="paragraph" w:styleId="TableofFigures">
-    <w:name w:val="table of figures"/>
-    <w:basedOn w:val="Normal"/>
-    <w:next w:val="Normal"/>
-    <w:uiPriority w:val="99"/>
-    <w:unhideWhenUsed/>
-    <w:rsid w:val="00DF5AE7"/>
-    <w:pPr>
-      <w:spacing w:after="0"/>
-    </w:pPr>
-  </w:style>
-  <w:style w:type="table" w:styleId="MediumGrid3-Accent3">
-    <w:name w:val="Medium Grid 3 Accent 3"/>
-    <w:basedOn w:val="TableNormal"/>
-    <w:uiPriority w:val="69"/>
-    <w:rsid w:val="004E00C2"/>
-    <w:pPr>
-      <w:spacing w:after="0" w:line="240" w:lineRule="auto"/>
-    </w:pPr>
-    <w:tblPr>
-      <w:tblStyleRowBandSize w:val="1"/>
-      <w:tblStyleColBandSize w:val="1"/>
-      <w:tblInd w:w="0" w:type="dxa"/>
-      <w:tblBorders>
-        <w:top w:val="single" w:sz="8" w:space="0" w:color="FFFFFF" w:themeColor="background1"/>
-        <w:left w:val="single" w:sz="8" w:space="0" w:color="FFFFFF" w:themeColor="background1"/>
-        <w:bottom w:val="single" w:sz="8" w:space="0" w:color="FFFFFF" w:themeColor="background1"/>
-        <w:right w:val="single" w:sz="8" w:space="0" w:color="FFFFFF" w:themeColor="background1"/>
-        <w:insideH w:val="single" w:sz="6" w:space="0" w:color="FFFFFF" w:themeColor="background1"/>
-        <w:insideV w:val="single" w:sz="6" w:space="0" w:color="FFFFFF" w:themeColor="background1"/>
-      </w:tblBorders>
-      <w:tblCellMar>
-        <w:top w:w="0" w:type="dxa"/>
-        <w:left w:w="108" w:type="dxa"/>
-        <w:bottom w:w="0" w:type="dxa"/>
-        <w:right w:w="108" w:type="dxa"/>
-      </w:tblCellMar>
-    </w:tblPr>
-    <w:tcPr>
-      <w:shd w:val="clear" w:color="auto" w:fill="E6EED5" w:themeFill="accent3" w:themeFillTint="3F"/>
-    </w:tcPr>
-    <w:tblStylePr w:type="firstRow">
-      <w:rPr>
-        <w:b/>
-        <w:bCs/>
-        <w:i w:val="0"/>
-        <w:iCs w:val="0"/>
-        <w:color w:val="FFFFFF" w:themeColor="background1"/>
-      </w:rPr>
-      <w:tblPr/>
-      <w:tcPr>
-        <w:tcBorders>
-          <w:top w:val="single" w:sz="8" w:space="0" w:color="FFFFFF" w:themeColor="background1"/>
-          <w:left w:val="single" w:sz="8" w:space="0" w:color="FFFFFF" w:themeColor="background1"/>
-          <w:bottom w:val="single" w:sz="24" w:space="0" w:color="FFFFFF" w:themeColor="background1"/>
-          <w:right w:val="single" w:sz="8" w:space="0" w:color="FFFFFF" w:themeColor="background1"/>
-          <w:insideH w:val="nil"/>
-          <w:insideV w:val="single" w:sz="8" w:space="0" w:color="FFFFFF" w:themeColor="background1"/>
-        </w:tcBorders>
-        <w:shd w:val="clear" w:color="auto" w:fill="9BBB59" w:themeFill="accent3"/>
-      </w:tcPr>
-    </w:tblStylePr>
-    <w:tblStylePr w:type="lastRow">
-      <w:rPr>
-        <w:b/>
-        <w:bCs/>
-        <w:i w:val="0"/>
-        <w:iCs w:val="0"/>
-        <w:color w:val="FFFFFF" w:themeColor="background1"/>
-      </w:rPr>
-      <w:tblPr/>
-      <w:tcPr>
-        <w:tcBorders>
-          <w:top w:val="single" w:sz="24" w:space="0" w:color="FFFFFF" w:themeColor="background1"/>
-          <w:left w:val="single" w:sz="8" w:space="0" w:color="FFFFFF" w:themeColor="background1"/>
-          <w:bottom w:val="single" w:sz="8" w:space="0" w:color="FFFFFF" w:themeColor="background1"/>
-          <w:right w:val="single" w:sz="8" w:space="0" w:color="FFFFFF" w:themeColor="background1"/>
-          <w:insideH w:val="nil"/>
-          <w:insideV w:val="single" w:sz="8" w:space="0" w:color="FFFFFF" w:themeColor="background1"/>
-        </w:tcBorders>
-        <w:shd w:val="clear" w:color="auto" w:fill="9BBB59" w:themeFill="accent3"/>
-      </w:tcPr>
-    </w:tblStylePr>
-    <w:tblStylePr w:type="firstCol">
-      <w:rPr>
-        <w:b/>
-        <w:bCs/>
-        <w:i w:val="0"/>
-        <w:iCs w:val="0"/>
-        <w:color w:val="FFFFFF" w:themeColor="background1"/>
-      </w:rPr>
-      <w:tblPr/>
-      <w:tcPr>
-        <w:tcBorders>
-          <w:left w:val="single" w:sz="8" w:space="0" w:color="FFFFFF" w:themeColor="background1"/>
-          <w:right w:val="single" w:sz="24" w:space="0" w:color="FFFFFF" w:themeColor="background1"/>
-          <w:insideH w:val="nil"/>
-          <w:insideV w:val="nil"/>
-        </w:tcBorders>
-        <w:shd w:val="clear" w:color="auto" w:fill="9BBB59" w:themeFill="accent3"/>
-      </w:tcPr>
-    </w:tblStylePr>
-    <w:tblStylePr w:type="lastCol">
-      <w:rPr>
-        <w:b/>
-        <w:bCs/>
-        <w:i w:val="0"/>
-        <w:iCs w:val="0"/>
-        <w:color w:val="FFFFFF" w:themeColor="background1"/>
-      </w:rPr>
-      <w:tblPr/>
-      <w:tcPr>
-        <w:tcBorders>
-          <w:top w:val="nil"/>
-          <w:left w:val="single" w:sz="24" w:space="0" w:color="FFFFFF" w:themeColor="background1"/>
-          <w:bottom w:val="nil"/>
-          <w:right w:val="nil"/>
-          <w:insideH w:val="nil"/>
-          <w:insideV w:val="nil"/>
-        </w:tcBorders>
-        <w:shd w:val="clear" w:color="auto" w:fill="9BBB59" w:themeFill="accent3"/>
-      </w:tcPr>
-    </w:tblStylePr>
-    <w:tblStylePr w:type="band1Vert">
-      <w:tblPr/>
-      <w:tcPr>
-        <w:tcBorders>
-          <w:top w:val="single" w:sz="8" w:space="0" w:color="FFFFFF" w:themeColor="background1"/>
-          <w:left w:val="single" w:sz="8" w:space="0" w:color="FFFFFF" w:themeColor="background1"/>
-          <w:bottom w:val="single" w:sz="8" w:space="0" w:color="FFFFFF" w:themeColor="background1"/>
-          <w:right w:val="single" w:sz="8" w:space="0" w:color="FFFFFF" w:themeColor="background1"/>
-          <w:insideH w:val="nil"/>
-          <w:insideV w:val="nil"/>
-        </w:tcBorders>
-        <w:shd w:val="clear" w:color="auto" w:fill="CDDDAC" w:themeFill="accent3" w:themeFillTint="7F"/>
-      </w:tcPr>
-    </w:tblStylePr>
-    <w:tblStylePr w:type="band1Horz">
-      <w:tblPr/>
-      <w:tcPr>
-        <w:tcBorders>
-          <w:top w:val="single" w:sz="8" w:space="0" w:color="FFFFFF" w:themeColor="background1"/>
-          <w:left w:val="single" w:sz="8" w:space="0" w:color="FFFFFF" w:themeColor="background1"/>
-          <w:bottom w:val="single" w:sz="8" w:space="0" w:color="FFFFFF" w:themeColor="background1"/>
-          <w:right w:val="single" w:sz="8" w:space="0" w:color="FFFFFF" w:themeColor="background1"/>
-          <w:insideH w:val="single" w:sz="8" w:space="0" w:color="FFFFFF" w:themeColor="background1"/>
-          <w:insideV w:val="single" w:sz="8" w:space="0" w:color="FFFFFF" w:themeColor="background1"/>
-        </w:tcBorders>
-        <w:shd w:val="clear" w:color="auto" w:fill="CDDDAC" w:themeFill="accent3" w:themeFillTint="7F"/>
-      </w:tcPr>
-    </w:tblStylePr>
-  </w:style>
-  <w:style w:type="table" w:styleId="MediumList2-Accent3">
-    <w:name w:val="Medium List 2 Accent 3"/>
-    <w:basedOn w:val="TableNormal"/>
-    <w:uiPriority w:val="66"/>
-    <w:rsid w:val="004E00C2"/>
-    <w:pPr>
-      <w:spacing w:after="0" w:line="240" w:lineRule="auto"/>
-    </w:pPr>
-    <w:rPr>
-      <w:rFonts w:asciiTheme="majorHAnsi" w:eastAsiaTheme="majorEastAsia" w:hAnsiTheme="majorHAnsi" w:cstheme="majorBidi"/>
-      <w:color w:val="000000" w:themeColor="text1"/>
-    </w:rPr>
-    <w:tblPr>
-      <w:tblStyleRowBandSize w:val="1"/>
-      <w:tblStyleColBandSize w:val="1"/>
-      <w:tblInd w:w="0" w:type="dxa"/>
-      <w:tblBorders>
-        <w:top w:val="single" w:sz="8" w:space="0" w:color="9BBB59" w:themeColor="accent3"/>
-        <w:left w:val="single" w:sz="8" w:space="0" w:color="9BBB59" w:themeColor="accent3"/>
-        <w:bottom w:val="single" w:sz="8" w:space="0" w:color="9BBB59" w:themeColor="accent3"/>
-        <w:right w:val="single" w:sz="8" w:space="0" w:color="9BBB59" w:themeColor="accent3"/>
-      </w:tblBorders>
-      <w:tblCellMar>
-        <w:top w:w="0" w:type="dxa"/>
-        <w:left w:w="108" w:type="dxa"/>
-        <w:bottom w:w="0" w:type="dxa"/>
-        <w:right w:w="108" w:type="dxa"/>
-      </w:tblCellMar>
-    </w:tblPr>
-    <w:tblStylePr w:type="firstRow">
-      <w:rPr>
-        <w:sz w:val="24"/>
-        <w:szCs w:val="24"/>
-      </w:rPr>
-      <w:tblPr/>
-      <w:tcPr>
-        <w:tcBorders>
-          <w:top w:val="nil"/>
-          <w:left w:val="nil"/>
-          <w:bottom w:val="single" w:sz="24" w:space="0" w:color="9BBB59" w:themeColor="accent3"/>
-          <w:right w:val="nil"/>
-          <w:insideH w:val="nil"/>
-          <w:insideV w:val="nil"/>
-        </w:tcBorders>
-        <w:shd w:val="clear" w:color="auto" w:fill="FFFFFF" w:themeFill="background1"/>
-      </w:tcPr>
-    </w:tblStylePr>
-    <w:tblStylePr w:type="lastRow">
-      <w:tblPr/>
-      <w:tcPr>
-        <w:tcBorders>
-          <w:top w:val="single" w:sz="8" w:space="0" w:color="9BBB59" w:themeColor="accent3"/>
-          <w:left w:val="nil"/>
-          <w:bottom w:val="nil"/>
-          <w:right w:val="nil"/>
-          <w:insideH w:val="nil"/>
-          <w:insideV w:val="nil"/>
-        </w:tcBorders>
-        <w:shd w:val="clear" w:color="auto" w:fill="FFFFFF" w:themeFill="background1"/>
-      </w:tcPr>
-    </w:tblStylePr>
-    <w:tblStylePr w:type="firstCol">
-      <w:tblPr/>
-      <w:tcPr>
-        <w:tcBorders>
-          <w:top w:val="nil"/>
-          <w:left w:val="nil"/>
-          <w:bottom w:val="nil"/>
-          <w:right w:val="single" w:sz="8" w:space="0" w:color="9BBB59" w:themeColor="accent3"/>
-          <w:insideH w:val="nil"/>
-          <w:insideV w:val="nil"/>
-        </w:tcBorders>
-        <w:shd w:val="clear" w:color="auto" w:fill="FFFFFF" w:themeFill="background1"/>
-      </w:tcPr>
-    </w:tblStylePr>
-    <w:tblStylePr w:type="lastCol">
-      <w:tblPr/>
-      <w:tcPr>
-        <w:tcBorders>
-          <w:top w:val="nil"/>
-          <w:left w:val="single" w:sz="8" w:space="0" w:color="9BBB59" w:themeColor="accent3"/>
-          <w:bottom w:val="nil"/>
-          <w:right w:val="nil"/>
-          <w:insideH w:val="nil"/>
-          <w:insideV w:val="nil"/>
-        </w:tcBorders>
-        <w:shd w:val="clear" w:color="auto" w:fill="FFFFFF" w:themeFill="background1"/>
-      </w:tcPr>
-    </w:tblStylePr>
-    <w:tblStylePr w:type="band1Vert">
-      <w:tblPr/>
-      <w:tcPr>
-        <w:tcBorders>
-          <w:left w:val="nil"/>
-          <w:right w:val="nil"/>
-          <w:insideH w:val="nil"/>
-          <w:insideV w:val="nil"/>
-        </w:tcBorders>
-        <w:shd w:val="clear" w:color="auto" w:fill="E6EED5" w:themeFill="accent3" w:themeFillTint="3F"/>
-      </w:tcPr>
-    </w:tblStylePr>
-    <w:tblStylePr w:type="band1Horz">
-      <w:tblPr/>
-      <w:tcPr>
-        <w:tcBorders>
-          <w:top w:val="nil"/>
-          <w:bottom w:val="nil"/>
-          <w:insideH w:val="nil"/>
-          <w:insideV w:val="nil"/>
-        </w:tcBorders>
-        <w:shd w:val="clear" w:color="auto" w:fill="E6EED5" w:themeFill="accent3" w:themeFillTint="3F"/>
-      </w:tcPr>
-    </w:tblStylePr>
-    <w:tblStylePr w:type="nwCell">
-      <w:tblPr/>
-      <w:tcPr>
-        <w:shd w:val="clear" w:color="auto" w:fill="FFFFFF" w:themeFill="background1"/>
-      </w:tcPr>
-    </w:tblStylePr>
-    <w:tblStylePr w:type="swCell">
-      <w:tblPr/>
-      <w:tcPr>
-        <w:tcBorders>
-          <w:top w:val="nil"/>
-        </w:tcBorders>
-      </w:tcPr>
-    </w:tblStylePr>
-  </w:style>
-  <w:style w:type="table" w:styleId="LightShading">
-    <w:name w:val="Light Shading"/>
-    <w:basedOn w:val="TableNormal"/>
-    <w:uiPriority w:val="60"/>
-    <w:rsid w:val="001A5636"/>
-    <w:pPr>
-      <w:spacing w:after="0" w:line="240" w:lineRule="auto"/>
-    </w:pPr>
-    <w:rPr>
-      <w:color w:val="000000" w:themeColor="text1" w:themeShade="BF"/>
-    </w:rPr>
-    <w:tblPr>
-      <w:tblStyleRowBandSize w:val="1"/>
-      <w:tblStyleColBandSize w:val="1"/>
-      <w:tblInd w:w="0" w:type="dxa"/>
-      <w:tblBorders>
-        <w:top w:val="single" w:sz="8" w:space="0" w:color="000000" w:themeColor="text1"/>
-        <w:bottom w:val="single" w:sz="8" w:space="0" w:color="000000" w:themeColor="text1"/>
-      </w:tblBorders>
-      <w:tblCellMar>
-        <w:top w:w="0" w:type="dxa"/>
-        <w:left w:w="108" w:type="dxa"/>
-        <w:bottom w:w="0" w:type="dxa"/>
-        <w:right w:w="108" w:type="dxa"/>
-      </w:tblCellMar>
     </w:tblPr>
     <w:tblStylePr w:type="firstRow">
       <w:pPr>
@@ -7294,7 +6543,7 @@
 </file>
 
 <file path=word/glossary/document.xml><?xml version="1.0" encoding="utf-8"?>
-<w:glossaryDocument xmlns:wpc="http://schemas.microsoft.com/office/word/2010/wordprocessingCanvas" xmlns:mc="http://schemas.openxmlformats.org/markup-compatibility/2006" xmlns:o="urn:schemas-microsoft-com:office:office" xmlns:r="http://schemas.openxmlformats.org/officeDocument/2006/relationships" xmlns:m="http://schemas.openxmlformats.org/officeDocument/2006/math" xmlns:v="urn:schemas-microsoft-com:vml" xmlns:wp14="http://schemas.microsoft.com/office/word/2010/wordprocessingDrawing" xmlns:wp="http://schemas.openxmlformats.org/drawingml/2006/wordprocessingDrawing" xmlns:w10="urn:schemas-microsoft-com:office:word" xmlns:w="http://schemas.openxmlformats.org/wordprocessingml/2006/main" xmlns:w14="http://schemas.microsoft.com/office/word/2010/wordml" xmlns:wpg="http://schemas.microsoft.com/office/word/2010/wordprocessingGroup" xmlns:wpi="http://schemas.microsoft.com/office/word/2010/wordprocessingInk" xmlns:wne="http://schemas.microsoft.com/office/word/2006/wordml" xmlns:wps="http://schemas.microsoft.com/office/word/2010/wordprocessingShape" mc:Ignorable="w14 wp14">
+<w:glossaryDocument xmlns:wpc="http://schemas.microsoft.com/office/word/2010/wordprocessingCanvas" xmlns:cx="http://schemas.microsoft.com/office/drawing/2014/chartex" xmlns:cx1="http://schemas.microsoft.com/office/drawing/2015/9/8/chartex" xmlns:cx2="http://schemas.microsoft.com/office/drawing/2015/10/21/chartex" xmlns:cx3="http://schemas.microsoft.com/office/drawing/2016/5/9/chartex" xmlns:cx4="http://schemas.microsoft.com/office/drawing/2016/5/10/chartex" xmlns:cx5="http://schemas.microsoft.com/office/drawing/2016/5/11/chartex" xmlns:cx6="http://schemas.microsoft.com/office/drawing/2016/5/12/chartex" xmlns:cx7="http://schemas.microsoft.com/office/drawing/2016/5/13/chartex" xmlns:cx8="http://schemas.microsoft.com/office/drawing/2016/5/14/chartex" xmlns:mc="http://schemas.openxmlformats.org/markup-compatibility/2006" xmlns:aink="http://schemas.microsoft.com/office/drawing/2016/ink" xmlns:am3d="http://schemas.microsoft.com/office/drawing/2017/model3d" xmlns:o="urn:schemas-microsoft-com:office:office" xmlns:oel="http://schemas.microsoft.com/office/2019/extlst" xmlns:r="http://schemas.openxmlformats.org/officeDocument/2006/relationships" xmlns:m="http://schemas.openxmlformats.org/officeDocument/2006/math" xmlns:v="urn:schemas-microsoft-com:vml" xmlns:wp14="http://schemas.microsoft.com/office/word/2010/wordprocessingDrawing" xmlns:wp="http://schemas.openxmlformats.org/drawingml/2006/wordprocessingDrawing" xmlns:w10="urn:schemas-microsoft-com:office:word" xmlns:w="http://schemas.openxmlformats.org/wordprocessingml/2006/main" xmlns:w14="http://schemas.microsoft.com/office/word/2010/wordml" xmlns:w15="http://schemas.microsoft.com/office/word/2012/wordml" xmlns:w16cex="http://schemas.microsoft.com/office/word/2018/wordml/cex" xmlns:w16cid="http://schemas.microsoft.com/office/word/2016/wordml/cid" xmlns:w16="http://schemas.microsoft.com/office/word/2018/wordml" xmlns:w16sdtdh="http://schemas.microsoft.com/office/word/2020/wordml/sdtdatahash" xmlns:w16se="http://schemas.microsoft.com/office/word/2015/wordml/symex" xmlns:wpg="http://schemas.microsoft.com/office/word/2010/wordprocessingGroup" xmlns:wpi="http://schemas.microsoft.com/office/word/2010/wordprocessingInk" xmlns:wne="http://schemas.microsoft.com/office/word/2006/wordml" xmlns:wps="http://schemas.microsoft.com/office/word/2010/wordprocessingShape" mc:Ignorable="w14 w15 w16se w16cid w16 w16cex w16sdtdh wp14">
   <w:docParts>
     <w:docPart>
       <w:docPartPr>
@@ -7392,7 +6641,7 @@
 </file>
 
 <file path=word/glossary/fontTable.xml><?xml version="1.0" encoding="utf-8"?>
-<w:fonts xmlns:mc="http://schemas.openxmlformats.org/markup-compatibility/2006" xmlns:r="http://schemas.openxmlformats.org/officeDocument/2006/relationships" xmlns:w="http://schemas.openxmlformats.org/wordprocessingml/2006/main" xmlns:w14="http://schemas.microsoft.com/office/word/2010/wordml" mc:Ignorable="w14">
+<w:fonts xmlns:mc="http://schemas.openxmlformats.org/markup-compatibility/2006" xmlns:r="http://schemas.openxmlformats.org/officeDocument/2006/relationships" xmlns:w="http://schemas.openxmlformats.org/wordprocessingml/2006/main" xmlns:w14="http://schemas.microsoft.com/office/word/2010/wordml" xmlns:w15="http://schemas.microsoft.com/office/word/2012/wordml" xmlns:w16cex="http://schemas.microsoft.com/office/word/2018/wordml/cex" xmlns:w16cid="http://schemas.microsoft.com/office/word/2016/wordml/cid" xmlns:w16="http://schemas.microsoft.com/office/word/2018/wordml" xmlns:w16sdtdh="http://schemas.microsoft.com/office/word/2020/wordml/sdtdatahash" xmlns:w16se="http://schemas.microsoft.com/office/word/2015/wordml/symex" mc:Ignorable="w14 w15 w16se w16cid w16 w16cex w16sdtdh">
   <w:font w:name="Symbol">
     <w:panose1 w:val="05050102010706020507"/>
     <w:charset w:val="02"/>
@@ -7405,21 +6654,21 @@
     <w:charset w:val="00"/>
     <w:family w:val="roman"/>
     <w:pitch w:val="variable"/>
-    <w:sig w:usb0="E00002FF" w:usb1="400004FF" w:usb2="00000000" w:usb3="00000000" w:csb0="0000019F" w:csb1="00000000"/>
+    <w:sig w:usb0="E00006FF" w:usb1="420024FF" w:usb2="02000000" w:usb3="00000000" w:csb0="0000019F" w:csb1="00000000"/>
   </w:font>
   <w:font w:name="Times New Roman">
     <w:panose1 w:val="02020603050405020304"/>
     <w:charset w:val="00"/>
     <w:family w:val="roman"/>
     <w:pitch w:val="variable"/>
-    <w:sig w:usb0="E0002AFF" w:usb1="C0007841" w:usb2="00000009" w:usb3="00000000" w:csb0="000001FF" w:csb1="00000000"/>
+    <w:sig w:usb0="E0002EFF" w:usb1="C000785B" w:usb2="00000009" w:usb3="00000000" w:csb0="000001FF" w:csb1="00000000"/>
   </w:font>
   <w:font w:name="Courier New">
     <w:panose1 w:val="02070309020205020404"/>
     <w:charset w:val="00"/>
     <w:family w:val="modern"/>
     <w:pitch w:val="fixed"/>
-    <w:sig w:usb0="E0002AFF" w:usb1="C0007843" w:usb2="00000009" w:usb3="00000000" w:csb0="000001FF" w:csb1="00000000"/>
+    <w:sig w:usb0="E0002EFF" w:usb1="C0007843" w:usb2="00000009" w:usb3="00000000" w:csb0="000001FF" w:csb1="00000000"/>
   </w:font>
   <w:font w:name="Wingdings">
     <w:panose1 w:val="05000000000000000000"/>
@@ -7433,7 +6682,7 @@
     <w:charset w:val="00"/>
     <w:family w:val="swiss"/>
     <w:pitch w:val="variable"/>
-    <w:sig w:usb0="E00002FF" w:usb1="4000ACFF" w:usb2="00000001" w:usb3="00000000" w:csb0="0000019F" w:csb1="00000000"/>
+    <w:sig w:usb0="E4002EFF" w:usb1="C200247B" w:usb2="00000009" w:usb3="00000000" w:csb0="000001FF" w:csb1="00000000"/>
   </w:font>
   <w:font w:name="HGｺﾞｼｯｸM">
     <w:panose1 w:val="00000000000000000000"/>
@@ -7457,27 +6706,36 @@
     <w:pitch w:val="variable"/>
     <w:sig w:usb0="E1002EFF" w:usb1="C000605B" w:usb2="00000029" w:usb3="00000000" w:csb0="000101FF" w:csb1="00000000"/>
   </w:font>
-  <w:font w:name="MS Mincho">
-    <w:altName w:val="ＭＳ 明朝"/>
-    <w:panose1 w:val="02020609040205080304"/>
+  <w:font w:name="Aptos">
+    <w:charset w:val="00"/>
+    <w:family w:val="swiss"/>
+    <w:pitch w:val="variable"/>
+    <w:sig w:usb0="20000287" w:usb1="00000003" w:usb2="00000000" w:usb3="00000000" w:csb0="0000019F" w:csb1="00000000"/>
+  </w:font>
+  <w:font w:name="Yu Mincho">
     <w:charset w:val="80"/>
-    <w:family w:val="modern"/>
-    <w:pitch w:val="fixed"/>
-    <w:sig w:usb0="E00002FF" w:usb1="6AC7FDFB" w:usb2="00000012" w:usb3="00000000" w:csb0="0002009F" w:csb1="00000000"/>
+    <w:family w:val="roman"/>
+    <w:pitch w:val="variable"/>
+    <w:sig w:usb0="800002E7" w:usb1="2AC7FCFF" w:usb2="00000012" w:usb3="00000000" w:csb0="0002009F" w:csb1="00000000"/>
   </w:font>
-  <w:font w:name="MS Gothic">
-    <w:altName w:val="ＭＳ ゴシック"/>
-    <w:panose1 w:val="020B0609070205080204"/>
+  <w:font w:name="Aptos Display">
+    <w:charset w:val="00"/>
+    <w:family w:val="swiss"/>
+    <w:pitch w:val="variable"/>
+    <w:sig w:usb0="20000287" w:usb1="00000003" w:usb2="00000000" w:usb3="00000000" w:csb0="0000019F" w:csb1="00000000"/>
+  </w:font>
+  <w:font w:name="Yu Gothic Light">
+    <w:panose1 w:val="020B0300000000000000"/>
     <w:charset w:val="80"/>
-    <w:family w:val="modern"/>
-    <w:pitch w:val="fixed"/>
-    <w:sig w:usb0="E00002FF" w:usb1="6AC7FDFB" w:usb2="00000012" w:usb3="00000000" w:csb0="0002009F" w:csb1="00000000"/>
+    <w:family w:val="swiss"/>
+    <w:pitch w:val="variable"/>
+    <w:sig w:usb0="E00002FF" w:usb1="2AC7FDFF" w:usb2="00000016" w:usb3="00000000" w:csb0="0002009F" w:csb1="00000000"/>
   </w:font>
 </w:fonts>
 </file>
 
 <file path=word/glossary/settings.xml><?xml version="1.0" encoding="utf-8"?>
-<w:settings xmlns:mc="http://schemas.openxmlformats.org/markup-compatibility/2006" xmlns:o="urn:schemas-microsoft-com:office:office" xmlns:r="http://schemas.openxmlformats.org/officeDocument/2006/relationships" xmlns:m="http://schemas.openxmlformats.org/officeDocument/2006/math" xmlns:v="urn:schemas-microsoft-com:vml" xmlns:w10="urn:schemas-microsoft-com:office:word" xmlns:w="http://schemas.openxmlformats.org/wordprocessingml/2006/main" xmlns:w14="http://schemas.microsoft.com/office/word/2010/wordml" xmlns:sl="http://schemas.openxmlformats.org/schemaLibrary/2006/main" mc:Ignorable="w14">
+<w:settings xmlns:mc="http://schemas.openxmlformats.org/markup-compatibility/2006" xmlns:o="urn:schemas-microsoft-com:office:office" xmlns:r="http://schemas.openxmlformats.org/officeDocument/2006/relationships" xmlns:m="http://schemas.openxmlformats.org/officeDocument/2006/math" xmlns:v="urn:schemas-microsoft-com:vml" xmlns:w10="urn:schemas-microsoft-com:office:word" xmlns:w="http://schemas.openxmlformats.org/wordprocessingml/2006/main" xmlns:w14="http://schemas.microsoft.com/office/word/2010/wordml" xmlns:w15="http://schemas.microsoft.com/office/word/2012/wordml" xmlns:w16cex="http://schemas.microsoft.com/office/word/2018/wordml/cex" xmlns:w16cid="http://schemas.microsoft.com/office/word/2016/wordml/cid" xmlns:w16="http://schemas.microsoft.com/office/word/2018/wordml" xmlns:w16sdtdh="http://schemas.microsoft.com/office/word/2020/wordml/sdtdatahash" xmlns:w16se="http://schemas.microsoft.com/office/word/2015/wordml/symex" xmlns:sl="http://schemas.openxmlformats.org/schemaLibrary/2006/main" mc:Ignorable="w14 w15 w16se w16cid w16 w16cex w16sdtdh">
   <w:view w:val="normal"/>
   <w:defaultTabStop w:val="720"/>
   <w:characterSpacingControl w:val="doNotCompress"/>
@@ -7487,6 +6745,7 @@
     <w:compatSetting w:name="overrideTableStyleFontSizeAndJustification" w:uri="http://schemas.microsoft.com/office/word" w:val="1"/>
     <w:compatSetting w:name="enableOpenTypeFeatures" w:uri="http://schemas.microsoft.com/office/word" w:val="1"/>
     <w:compatSetting w:name="doNotFlipMirrorIndents" w:uri="http://schemas.microsoft.com/office/word" w:val="1"/>
+    <w:compatSetting w:name="useWord2013TrackBottomHyphenation" w:uri="http://schemas.microsoft.com/office/word" w:val="1"/>
   </w:compat>
   <w:rsids>
     <w:rsidRoot w:val="00AE1B17"/>
@@ -7502,6 +6761,8 @@
     <w:rsid w:val="00AE1B17"/>
     <w:rsid w:val="00AE7445"/>
     <w:rsid w:val="00B8324E"/>
+    <w:rsid w:val="00C311CD"/>
+    <w:rsid w:val="00C76122"/>
   </w:rsids>
   <m:mathPr>
     <m:mathFont m:val="Cambria Math"/>
@@ -7525,7 +6786,7 @@
 </file>
 
 <file path=word/glossary/styles.xml><?xml version="1.0" encoding="utf-8"?>
-<w:styles xmlns:mc="http://schemas.openxmlformats.org/markup-compatibility/2006" xmlns:r="http://schemas.openxmlformats.org/officeDocument/2006/relationships" xmlns:w="http://schemas.openxmlformats.org/wordprocessingml/2006/main" xmlns:w14="http://schemas.microsoft.com/office/word/2010/wordml" mc:Ignorable="w14">
+<w:styles xmlns:mc="http://schemas.openxmlformats.org/markup-compatibility/2006" xmlns:r="http://schemas.openxmlformats.org/officeDocument/2006/relationships" xmlns:w="http://schemas.openxmlformats.org/wordprocessingml/2006/main" xmlns:w14="http://schemas.microsoft.com/office/word/2010/wordml" xmlns:w15="http://schemas.microsoft.com/office/word/2012/wordml" xmlns:w16cex="http://schemas.microsoft.com/office/word/2018/wordml/cex" xmlns:w16cid="http://schemas.microsoft.com/office/word/2016/wordml/cid" xmlns:w16="http://schemas.microsoft.com/office/word/2018/wordml" xmlns:w16sdtdh="http://schemas.microsoft.com/office/word/2020/wordml/sdtdatahash" xmlns:w16se="http://schemas.microsoft.com/office/word/2015/wordml/symex" mc:Ignorable="w14 w15 w16se w16cid w16 w16cex w16sdtdh">
   <w:docDefaults>
     <w:rPrDefault>
       <w:rPr>
@@ -7541,144 +6802,383 @@
       </w:pPr>
     </w:pPrDefault>
   </w:docDefaults>
-  <w:latentStyles w:defLockedState="0" w:defUIPriority="99" w:defSemiHidden="1" w:defUnhideWhenUsed="1" w:defQFormat="0" w:count="267">
-    <w:lsdException w:name="Normal" w:semiHidden="0" w:uiPriority="0" w:unhideWhenUsed="0" w:qFormat="1"/>
-    <w:lsdException w:name="heading 1" w:semiHidden="0" w:uiPriority="9" w:unhideWhenUsed="0" w:qFormat="1"/>
-    <w:lsdException w:name="heading 2" w:uiPriority="9" w:qFormat="1"/>
-    <w:lsdException w:name="heading 3" w:uiPriority="9" w:qFormat="1"/>
-    <w:lsdException w:name="heading 4" w:uiPriority="9" w:qFormat="1"/>
-    <w:lsdException w:name="heading 5" w:uiPriority="9" w:qFormat="1"/>
-    <w:lsdException w:name="heading 6" w:uiPriority="9" w:qFormat="1"/>
-    <w:lsdException w:name="heading 7" w:uiPriority="9" w:qFormat="1"/>
-    <w:lsdException w:name="heading 8" w:uiPriority="9" w:qFormat="1"/>
-    <w:lsdException w:name="heading 9" w:uiPriority="9" w:qFormat="1"/>
-    <w:lsdException w:name="toc 1" w:uiPriority="39"/>
-    <w:lsdException w:name="toc 2" w:uiPriority="39"/>
-    <w:lsdException w:name="toc 3" w:uiPriority="39"/>
-    <w:lsdException w:name="toc 4" w:uiPriority="39"/>
-    <w:lsdException w:name="toc 5" w:uiPriority="39"/>
-    <w:lsdException w:name="toc 6" w:uiPriority="39"/>
-    <w:lsdException w:name="toc 7" w:uiPriority="39"/>
-    <w:lsdException w:name="toc 8" w:uiPriority="39"/>
-    <w:lsdException w:name="toc 9" w:uiPriority="39"/>
-    <w:lsdException w:name="caption" w:uiPriority="35" w:qFormat="1"/>
-    <w:lsdException w:name="Title" w:semiHidden="0" w:uiPriority="10" w:unhideWhenUsed="0" w:qFormat="1"/>
-    <w:lsdException w:name="Default Paragraph Font" w:uiPriority="1"/>
-    <w:lsdException w:name="Subtitle" w:semiHidden="0" w:uiPriority="11" w:unhideWhenUsed="0" w:qFormat="1"/>
-    <w:lsdException w:name="Strong" w:semiHidden="0" w:uiPriority="22" w:unhideWhenUsed="0" w:qFormat="1"/>
-    <w:lsdException w:name="Emphasis" w:semiHidden="0" w:uiPriority="20" w:unhideWhenUsed="0" w:qFormat="1"/>
-    <w:lsdException w:name="Table Grid" w:semiHidden="0" w:uiPriority="59" w:unhideWhenUsed="0"/>
-    <w:lsdException w:name="Placeholder Text" w:unhideWhenUsed="0"/>
-    <w:lsdException w:name="No Spacing" w:semiHidden="0" w:uiPriority="1" w:unhideWhenUsed="0" w:qFormat="1"/>
-    <w:lsdException w:name="Light Shading" w:semiHidden="0" w:uiPriority="60" w:unhideWhenUsed="0"/>
-    <w:lsdException w:name="Light List" w:semiHidden="0" w:uiPriority="61" w:unhideWhenUsed="0"/>
-    <w:lsdException w:name="Light Grid" w:semiHidden="0" w:uiPriority="62" w:unhideWhenUsed="0"/>
-    <w:lsdException w:name="Medium Shading 1" w:semiHidden="0" w:uiPriority="63" w:unhideWhenUsed="0"/>
-    <w:lsdException w:name="Medium Shading 2" w:semiHidden="0" w:uiPriority="64" w:unhideWhenUsed="0"/>
-    <w:lsdException w:name="Medium List 1" w:semiHidden="0" w:uiPriority="65" w:unhideWhenUsed="0"/>
-    <w:lsdException w:name="Medium List 2" w:semiHidden="0" w:uiPriority="66" w:unhideWhenUsed="0"/>
-    <w:lsdException w:name="Medium Grid 1" w:semiHidden="0" w:uiPriority="67" w:unhideWhenUsed="0"/>
-    <w:lsdException w:name="Medium Grid 2" w:semiHidden="0" w:uiPriority="68" w:unhideWhenUsed="0"/>
-    <w:lsdException w:name="Medium Grid 3" w:semiHidden="0" w:uiPriority="69" w:unhideWhenUsed="0"/>
-    <w:lsdException w:name="Dark List" w:semiHidden="0" w:uiPriority="70" w:unhideWhenUsed="0"/>
-    <w:lsdException w:name="Colorful Shading" w:semiHidden="0" w:uiPriority="71" w:unhideWhenUsed="0"/>
-    <w:lsdException w:name="Colorful List" w:semiHidden="0" w:uiPriority="72" w:unhideWhenUsed="0"/>
-    <w:lsdException w:name="Colorful Grid" w:semiHidden="0" w:uiPriority="73" w:unhideWhenUsed="0"/>
-    <w:lsdException w:name="Light Shading Accent 1" w:semiHidden="0" w:uiPriority="60" w:unhideWhenUsed="0"/>
-    <w:lsdException w:name="Light List Accent 1" w:semiHidden="0" w:uiPriority="61" w:unhideWhenUsed="0"/>
-    <w:lsdException w:name="Light Grid Accent 1" w:semiHidden="0" w:uiPriority="62" w:unhideWhenUsed="0"/>
-    <w:lsdException w:name="Medium Shading 1 Accent 1" w:semiHidden="0" w:uiPriority="63" w:unhideWhenUsed="0"/>
-    <w:lsdException w:name="Medium Shading 2 Accent 1" w:semiHidden="0" w:uiPriority="64" w:unhideWhenUsed="0"/>
-    <w:lsdException w:name="Medium List 1 Accent 1" w:semiHidden="0" w:uiPriority="65" w:unhideWhenUsed="0"/>
-    <w:lsdException w:name="Revision" w:unhideWhenUsed="0"/>
-    <w:lsdException w:name="List Paragraph" w:semiHidden="0" w:uiPriority="34" w:unhideWhenUsed="0" w:qFormat="1"/>
-    <w:lsdException w:name="Quote" w:semiHidden="0" w:uiPriority="29" w:unhideWhenUsed="0" w:qFormat="1"/>
-    <w:lsdException w:name="Intense Quote" w:semiHidden="0" w:uiPriority="30" w:unhideWhenUsed="0" w:qFormat="1"/>
-    <w:lsdException w:name="Medium List 2 Accent 1" w:semiHidden="0" w:uiPriority="66" w:unhideWhenUsed="0"/>
-    <w:lsdException w:name="Medium Grid 1 Accent 1" w:semiHidden="0" w:uiPriority="67" w:unhideWhenUsed="0"/>
-    <w:lsdException w:name="Medium Grid 2 Accent 1" w:semiHidden="0" w:uiPriority="68" w:unhideWhenUsed="0"/>
-    <w:lsdException w:name="Medium Grid 3 Accent 1" w:semiHidden="0" w:uiPriority="69" w:unhideWhenUsed="0"/>
-    <w:lsdException w:name="Dark List Accent 1" w:semiHidden="0" w:uiPriority="70" w:unhideWhenUsed="0"/>
-    <w:lsdException w:name="Colorful Shading Accent 1" w:semiHidden="0" w:uiPriority="71" w:unhideWhenUsed="0"/>
-    <w:lsdException w:name="Colorful List Accent 1" w:semiHidden="0" w:uiPriority="72" w:unhideWhenUsed="0"/>
-    <w:lsdException w:name="Colorful Grid Accent 1" w:semiHidden="0" w:uiPriority="73" w:unhideWhenUsed="0"/>
-    <w:lsdException w:name="Light Shading Accent 2" w:semiHidden="0" w:uiPriority="60" w:unhideWhenUsed="0"/>
-    <w:lsdException w:name="Light List Accent 2" w:semiHidden="0" w:uiPriority="61" w:unhideWhenUsed="0"/>
-    <w:lsdException w:name="Light Grid Accent 2" w:semiHidden="0" w:uiPriority="62" w:unhideWhenUsed="0"/>
-    <w:lsdException w:name="Medium Shading 1 Accent 2" w:semiHidden="0" w:uiPriority="63" w:unhideWhenUsed="0"/>
-    <w:lsdException w:name="Medium Shading 2 Accent 2" w:semiHidden="0" w:uiPriority="64" w:unhideWhenUsed="0"/>
-    <w:lsdException w:name="Medium List 1 Accent 2" w:semiHidden="0" w:uiPriority="65" w:unhideWhenUsed="0"/>
-    <w:lsdException w:name="Medium List 2 Accent 2" w:semiHidden="0" w:uiPriority="66" w:unhideWhenUsed="0"/>
-    <w:lsdException w:name="Medium Grid 1 Accent 2" w:semiHidden="0" w:uiPriority="67" w:unhideWhenUsed="0"/>
-    <w:lsdException w:name="Medium Grid 2 Accent 2" w:semiHidden="0" w:uiPriority="68" w:unhideWhenUsed="0"/>
-    <w:lsdException w:name="Medium Grid 3 Accent 2" w:semiHidden="0" w:uiPriority="69" w:unhideWhenUsed="0"/>
-    <w:lsdException w:name="Dark List Accent 2" w:semiHidden="0" w:uiPriority="70" w:unhideWhenUsed="0"/>
-    <w:lsdException w:name="Colorful Shading Accent 2" w:semiHidden="0" w:uiPriority="71" w:unhideWhenUsed="0"/>
-    <w:lsdException w:name="Colorful List Accent 2" w:semiHidden="0" w:uiPriority="72" w:unhideWhenUsed="0"/>
-    <w:lsdException w:name="Colorful Grid Accent 2" w:semiHidden="0" w:uiPriority="73" w:unhideWhenUsed="0"/>
-    <w:lsdException w:name="Light Shading Accent 3" w:semiHidden="0" w:uiPriority="60" w:unhideWhenUsed="0"/>
-    <w:lsdException w:name="Light List Accent 3" w:semiHidden="0" w:uiPriority="61" w:unhideWhenUsed="0"/>
-    <w:lsdException w:name="Light Grid Accent 3" w:semiHidden="0" w:uiPriority="62" w:unhideWhenUsed="0"/>
-    <w:lsdException w:name="Medium Shading 1 Accent 3" w:semiHidden="0" w:uiPriority="63" w:unhideWhenUsed="0"/>
-    <w:lsdException w:name="Medium Shading 2 Accent 3" w:semiHidden="0" w:uiPriority="64" w:unhideWhenUsed="0"/>
-    <w:lsdException w:name="Medium List 1 Accent 3" w:semiHidden="0" w:uiPriority="65" w:unhideWhenUsed="0"/>
-    <w:lsdException w:name="Medium List 2 Accent 3" w:semiHidden="0" w:uiPriority="66" w:unhideWhenUsed="0"/>
-    <w:lsdException w:name="Medium Grid 1 Accent 3" w:semiHidden="0" w:uiPriority="67" w:unhideWhenUsed="0"/>
-    <w:lsdException w:name="Medium Grid 2 Accent 3" w:semiHidden="0" w:uiPriority="68" w:unhideWhenUsed="0"/>
-    <w:lsdException w:name="Medium Grid 3 Accent 3" w:semiHidden="0" w:uiPriority="69" w:unhideWhenUsed="0"/>
-    <w:lsdException w:name="Dark List Accent 3" w:semiHidden="0" w:uiPriority="70" w:unhideWhenUsed="0"/>
-    <w:lsdException w:name="Colorful Shading Accent 3" w:semiHidden="0" w:uiPriority="71" w:unhideWhenUsed="0"/>
-    <w:lsdException w:name="Colorful List Accent 3" w:semiHidden="0" w:uiPriority="72" w:unhideWhenUsed="0"/>
-    <w:lsdException w:name="Colorful Grid Accent 3" w:semiHidden="0" w:uiPriority="73" w:unhideWhenUsed="0"/>
-    <w:lsdException w:name="Light Shading Accent 4" w:semiHidden="0" w:uiPriority="60" w:unhideWhenUsed="0"/>
-    <w:lsdException w:name="Light List Accent 4" w:semiHidden="0" w:uiPriority="61" w:unhideWhenUsed="0"/>
-    <w:lsdException w:name="Light Grid Accent 4" w:semiHidden="0" w:uiPriority="62" w:unhideWhenUsed="0"/>
-    <w:lsdException w:name="Medium Shading 1 Accent 4" w:semiHidden="0" w:uiPriority="63" w:unhideWhenUsed="0"/>
-    <w:lsdException w:name="Medium Shading 2 Accent 4" w:semiHidden="0" w:uiPriority="64" w:unhideWhenUsed="0"/>
-    <w:lsdException w:name="Medium List 1 Accent 4" w:semiHidden="0" w:uiPriority="65" w:unhideWhenUsed="0"/>
-    <w:lsdException w:name="Medium List 2 Accent 4" w:semiHidden="0" w:uiPriority="66" w:unhideWhenUsed="0"/>
-    <w:lsdException w:name="Medium Grid 1 Accent 4" w:semiHidden="0" w:uiPriority="67" w:unhideWhenUsed="0"/>
-    <w:lsdException w:name="Medium Grid 2 Accent 4" w:semiHidden="0" w:uiPriority="68" w:unhideWhenUsed="0"/>
-    <w:lsdException w:name="Medium Grid 3 Accent 4" w:semiHidden="0" w:uiPriority="69" w:unhideWhenUsed="0"/>
-    <w:lsdException w:name="Dark List Accent 4" w:semiHidden="0" w:uiPriority="70" w:unhideWhenUsed="0"/>
-    <w:lsdException w:name="Colorful Shading Accent 4" w:semiHidden="0" w:uiPriority="71" w:unhideWhenUsed="0"/>
-    <w:lsdException w:name="Colorful List Accent 4" w:semiHidden="0" w:uiPriority="72" w:unhideWhenUsed="0"/>
-    <w:lsdException w:name="Colorful Grid Accent 4" w:semiHidden="0" w:uiPriority="73" w:unhideWhenUsed="0"/>
-    <w:lsdException w:name="Light Shading Accent 5" w:semiHidden="0" w:uiPriority="60" w:unhideWhenUsed="0"/>
-    <w:lsdException w:name="Light List Accent 5" w:semiHidden="0" w:uiPriority="61" w:unhideWhenUsed="0"/>
-    <w:lsdException w:name="Light Grid Accent 5" w:semiHidden="0" w:uiPriority="62" w:unhideWhenUsed="0"/>
-    <w:lsdException w:name="Medium Shading 1 Accent 5" w:semiHidden="0" w:uiPriority="63" w:unhideWhenUsed="0"/>
-    <w:lsdException w:name="Medium Shading 2 Accent 5" w:semiHidden="0" w:uiPriority="64" w:unhideWhenUsed="0"/>
-    <w:lsdException w:name="Medium List 1 Accent 5" w:semiHidden="0" w:uiPriority="65" w:unhideWhenUsed="0"/>
-    <w:lsdException w:name="Medium List 2 Accent 5" w:semiHidden="0" w:uiPriority="66" w:unhideWhenUsed="0"/>
-    <w:lsdException w:name="Medium Grid 1 Accent 5" w:semiHidden="0" w:uiPriority="67" w:unhideWhenUsed="0"/>
-    <w:lsdException w:name="Medium Grid 2 Accent 5" w:semiHidden="0" w:uiPriority="68" w:unhideWhenUsed="0"/>
-    <w:lsdException w:name="Medium Grid 3 Accent 5" w:semiHidden="0" w:uiPriority="69" w:unhideWhenUsed="0"/>
-    <w:lsdException w:name="Dark List Accent 5" w:semiHidden="0" w:uiPriority="70" w:unhideWhenUsed="0"/>
-    <w:lsdException w:name="Colorful Shading Accent 5" w:semiHidden="0" w:uiPriority="71" w:unhideWhenUsed="0"/>
-    <w:lsdException w:name="Colorful List Accent 5" w:semiHidden="0" w:uiPriority="72" w:unhideWhenUsed="0"/>
-    <w:lsdException w:name="Colorful Grid Accent 5" w:semiHidden="0" w:uiPriority="73" w:unhideWhenUsed="0"/>
-    <w:lsdException w:name="Light Shading Accent 6" w:semiHidden="0" w:uiPriority="60" w:unhideWhenUsed="0"/>
-    <w:lsdException w:name="Light List Accent 6" w:semiHidden="0" w:uiPriority="61" w:unhideWhenUsed="0"/>
-    <w:lsdException w:name="Light Grid Accent 6" w:semiHidden="0" w:uiPriority="62" w:unhideWhenUsed="0"/>
-    <w:lsdException w:name="Medium Shading 1 Accent 6" w:semiHidden="0" w:uiPriority="63" w:unhideWhenUsed="0"/>
-    <w:lsdException w:name="Medium Shading 2 Accent 6" w:semiHidden="0" w:uiPriority="64" w:unhideWhenUsed="0"/>
-    <w:lsdException w:name="Medium List 1 Accent 6" w:semiHidden="0" w:uiPriority="65" w:unhideWhenUsed="0"/>
-    <w:lsdException w:name="Medium List 2 Accent 6" w:semiHidden="0" w:uiPriority="66" w:unhideWhenUsed="0"/>
-    <w:lsdException w:name="Medium Grid 1 Accent 6" w:semiHidden="0" w:uiPriority="67" w:unhideWhenUsed="0"/>
-    <w:lsdException w:name="Medium Grid 2 Accent 6" w:semiHidden="0" w:uiPriority="68" w:unhideWhenUsed="0"/>
-    <w:lsdException w:name="Medium Grid 3 Accent 6" w:semiHidden="0" w:uiPriority="69" w:unhideWhenUsed="0"/>
-    <w:lsdException w:name="Dark List Accent 6" w:semiHidden="0" w:uiPriority="70" w:unhideWhenUsed="0"/>
-    <w:lsdException w:name="Colorful Shading Accent 6" w:semiHidden="0" w:uiPriority="71" w:unhideWhenUsed="0"/>
-    <w:lsdException w:name="Colorful List Accent 6" w:semiHidden="0" w:uiPriority="72" w:unhideWhenUsed="0"/>
-    <w:lsdException w:name="Colorful Grid Accent 6" w:semiHidden="0" w:uiPriority="73" w:unhideWhenUsed="0"/>
-    <w:lsdException w:name="Subtle Emphasis" w:semiHidden="0" w:uiPriority="19" w:unhideWhenUsed="0" w:qFormat="1"/>
-    <w:lsdException w:name="Intense Emphasis" w:semiHidden="0" w:uiPriority="21" w:unhideWhenUsed="0" w:qFormat="1"/>
-    <w:lsdException w:name="Subtle Reference" w:semiHidden="0" w:uiPriority="31" w:unhideWhenUsed="0" w:qFormat="1"/>
-    <w:lsdException w:name="Intense Reference" w:semiHidden="0" w:uiPriority="32" w:unhideWhenUsed="0" w:qFormat="1"/>
-    <w:lsdException w:name="Book Title" w:semiHidden="0" w:uiPriority="33" w:unhideWhenUsed="0" w:qFormat="1"/>
-    <w:lsdException w:name="Bibliography" w:uiPriority="37"/>
-    <w:lsdException w:name="TOC Heading" w:uiPriority="39" w:qFormat="1"/>
+  <w:latentStyles w:defLockedState="0" w:defUIPriority="99" w:defSemiHidden="0" w:defUnhideWhenUsed="0" w:defQFormat="0" w:count="376">
+    <w:lsdException w:name="Normal" w:uiPriority="0" w:qFormat="1"/>
+    <w:lsdException w:name="heading 1" w:uiPriority="9" w:qFormat="1"/>
+    <w:lsdException w:name="heading 2" w:semiHidden="1" w:uiPriority="9" w:unhideWhenUsed="1" w:qFormat="1"/>
+    <w:lsdException w:name="heading 3" w:semiHidden="1" w:uiPriority="9" w:unhideWhenUsed="1" w:qFormat="1"/>
+    <w:lsdException w:name="heading 4" w:semiHidden="1" w:uiPriority="9" w:unhideWhenUsed="1" w:qFormat="1"/>
+    <w:lsdException w:name="heading 5" w:semiHidden="1" w:uiPriority="9" w:unhideWhenUsed="1" w:qFormat="1"/>
+    <w:lsdException w:name="heading 6" w:semiHidden="1" w:uiPriority="9" w:unhideWhenUsed="1" w:qFormat="1"/>
+    <w:lsdException w:name="heading 7" w:semiHidden="1" w:uiPriority="9" w:unhideWhenUsed="1" w:qFormat="1"/>
+    <w:lsdException w:name="heading 8" w:semiHidden="1" w:uiPriority="9" w:unhideWhenUsed="1" w:qFormat="1"/>
+    <w:lsdException w:name="heading 9" w:semiHidden="1" w:uiPriority="9" w:unhideWhenUsed="1" w:qFormat="1"/>
+    <w:lsdException w:name="index 1" w:semiHidden="1" w:unhideWhenUsed="1"/>
+    <w:lsdException w:name="index 2" w:semiHidden="1" w:unhideWhenUsed="1"/>
+    <w:lsdException w:name="index 3" w:semiHidden="1" w:unhideWhenUsed="1"/>
+    <w:lsdException w:name="index 4" w:semiHidden="1" w:unhideWhenUsed="1"/>
+    <w:lsdException w:name="index 5" w:semiHidden="1" w:unhideWhenUsed="1"/>
+    <w:lsdException w:name="index 6" w:semiHidden="1" w:unhideWhenUsed="1"/>
+    <w:lsdException w:name="index 7" w:semiHidden="1" w:unhideWhenUsed="1"/>
+    <w:lsdException w:name="index 8" w:semiHidden="1" w:unhideWhenUsed="1"/>
+    <w:lsdException w:name="index 9" w:semiHidden="1" w:unhideWhenUsed="1"/>
+    <w:lsdException w:name="toc 1" w:semiHidden="1" w:uiPriority="39" w:unhideWhenUsed="1"/>
+    <w:lsdException w:name="toc 2" w:semiHidden="1" w:uiPriority="39" w:unhideWhenUsed="1"/>
+    <w:lsdException w:name="toc 3" w:semiHidden="1" w:uiPriority="39" w:unhideWhenUsed="1"/>
+    <w:lsdException w:name="toc 4" w:semiHidden="1" w:uiPriority="39" w:unhideWhenUsed="1"/>
+    <w:lsdException w:name="toc 5" w:semiHidden="1" w:uiPriority="39" w:unhideWhenUsed="1"/>
+    <w:lsdException w:name="toc 6" w:semiHidden="1" w:uiPriority="39" w:unhideWhenUsed="1"/>
+    <w:lsdException w:name="toc 7" w:semiHidden="1" w:uiPriority="39" w:unhideWhenUsed="1"/>
+    <w:lsdException w:name="toc 8" w:semiHidden="1" w:uiPriority="39" w:unhideWhenUsed="1"/>
+    <w:lsdException w:name="toc 9" w:semiHidden="1" w:uiPriority="39" w:unhideWhenUsed="1"/>
+    <w:lsdException w:name="Normal Indent" w:semiHidden="1" w:unhideWhenUsed="1"/>
+    <w:lsdException w:name="footnote text" w:semiHidden="1" w:unhideWhenUsed="1"/>
+    <w:lsdException w:name="annotation text" w:semiHidden="1" w:unhideWhenUsed="1"/>
+    <w:lsdException w:name="header" w:semiHidden="1" w:unhideWhenUsed="1"/>
+    <w:lsdException w:name="footer" w:semiHidden="1" w:unhideWhenUsed="1"/>
+    <w:lsdException w:name="index heading" w:semiHidden="1" w:unhideWhenUsed="1"/>
+    <w:lsdException w:name="caption" w:semiHidden="1" w:uiPriority="35" w:unhideWhenUsed="1" w:qFormat="1"/>
+    <w:lsdException w:name="table of figures" w:semiHidden="1" w:unhideWhenUsed="1"/>
+    <w:lsdException w:name="envelope address" w:semiHidden="1" w:unhideWhenUsed="1"/>
+    <w:lsdException w:name="envelope return" w:semiHidden="1" w:unhideWhenUsed="1"/>
+    <w:lsdException w:name="footnote reference" w:semiHidden="1" w:unhideWhenUsed="1"/>
+    <w:lsdException w:name="annotation reference" w:semiHidden="1" w:unhideWhenUsed="1"/>
+    <w:lsdException w:name="line number" w:semiHidden="1" w:unhideWhenUsed="1"/>
+    <w:lsdException w:name="page number" w:semiHidden="1" w:unhideWhenUsed="1"/>
+    <w:lsdException w:name="endnote reference" w:semiHidden="1" w:unhideWhenUsed="1"/>
+    <w:lsdException w:name="endnote text" w:semiHidden="1" w:unhideWhenUsed="1"/>
+    <w:lsdException w:name="table of authorities" w:semiHidden="1" w:unhideWhenUsed="1"/>
+    <w:lsdException w:name="macro" w:semiHidden="1" w:unhideWhenUsed="1"/>
+    <w:lsdException w:name="toa heading" w:semiHidden="1" w:unhideWhenUsed="1"/>
+    <w:lsdException w:name="List" w:semiHidden="1" w:unhideWhenUsed="1"/>
+    <w:lsdException w:name="List Bullet" w:semiHidden="1" w:unhideWhenUsed="1"/>
+    <w:lsdException w:name="List Number" w:semiHidden="1" w:unhideWhenUsed="1"/>
+    <w:lsdException w:name="List 2" w:semiHidden="1" w:unhideWhenUsed="1"/>
+    <w:lsdException w:name="List 3" w:semiHidden="1" w:unhideWhenUsed="1"/>
+    <w:lsdException w:name="List 4" w:semiHidden="1" w:unhideWhenUsed="1"/>
+    <w:lsdException w:name="List 5" w:semiHidden="1" w:unhideWhenUsed="1"/>
+    <w:lsdException w:name="List Bullet 2" w:semiHidden="1" w:unhideWhenUsed="1"/>
+    <w:lsdException w:name="List Bullet 3" w:semiHidden="1" w:unhideWhenUsed="1"/>
+    <w:lsdException w:name="List Bullet 4" w:semiHidden="1" w:unhideWhenUsed="1"/>
+    <w:lsdException w:name="List Bullet 5" w:semiHidden="1" w:unhideWhenUsed="1"/>
+    <w:lsdException w:name="List Number 2" w:semiHidden="1" w:unhideWhenUsed="1"/>
+    <w:lsdException w:name="List Number 3" w:semiHidden="1" w:unhideWhenUsed="1"/>
+    <w:lsdException w:name="List Number 4" w:semiHidden="1" w:unhideWhenUsed="1"/>
+    <w:lsdException w:name="List Number 5" w:semiHidden="1" w:unhideWhenUsed="1"/>
+    <w:lsdException w:name="Title" w:uiPriority="10" w:qFormat="1"/>
+    <w:lsdException w:name="Closing" w:semiHidden="1" w:unhideWhenUsed="1"/>
+    <w:lsdException w:name="Signature" w:semiHidden="1" w:unhideWhenUsed="1"/>
+    <w:lsdException w:name="Default Paragraph Font" w:semiHidden="1" w:uiPriority="1" w:unhideWhenUsed="1"/>
+    <w:lsdException w:name="Body Text" w:semiHidden="1" w:unhideWhenUsed="1"/>
+    <w:lsdException w:name="Body Text Indent" w:semiHidden="1" w:unhideWhenUsed="1"/>
+    <w:lsdException w:name="List Continue" w:semiHidden="1" w:unhideWhenUsed="1"/>
+    <w:lsdException w:name="List Continue 2" w:semiHidden="1" w:unhideWhenUsed="1"/>
+    <w:lsdException w:name="List Continue 3" w:semiHidden="1" w:unhideWhenUsed="1"/>
+    <w:lsdException w:name="List Continue 4" w:semiHidden="1" w:unhideWhenUsed="1"/>
+    <w:lsdException w:name="List Continue 5" w:semiHidden="1" w:unhideWhenUsed="1"/>
+    <w:lsdException w:name="Message Header" w:semiHidden="1" w:unhideWhenUsed="1"/>
+    <w:lsdException w:name="Subtitle" w:uiPriority="11" w:qFormat="1"/>
+    <w:lsdException w:name="Salutation" w:semiHidden="1" w:unhideWhenUsed="1"/>
+    <w:lsdException w:name="Date" w:semiHidden="1" w:unhideWhenUsed="1"/>
+    <w:lsdException w:name="Body Text First Indent" w:semiHidden="1" w:unhideWhenUsed="1"/>
+    <w:lsdException w:name="Body Text First Indent 2" w:semiHidden="1" w:unhideWhenUsed="1"/>
+    <w:lsdException w:name="Note Heading" w:semiHidden="1" w:unhideWhenUsed="1"/>
+    <w:lsdException w:name="Body Text 2" w:semiHidden="1" w:unhideWhenUsed="1"/>
+    <w:lsdException w:name="Body Text 3" w:semiHidden="1" w:unhideWhenUsed="1"/>
+    <w:lsdException w:name="Body Text Indent 2" w:semiHidden="1" w:unhideWhenUsed="1"/>
+    <w:lsdException w:name="Body Text Indent 3" w:semiHidden="1" w:unhideWhenUsed="1"/>
+    <w:lsdException w:name="Block Text" w:semiHidden="1" w:unhideWhenUsed="1"/>
+    <w:lsdException w:name="Hyperlink" w:semiHidden="1" w:unhideWhenUsed="1"/>
+    <w:lsdException w:name="FollowedHyperlink" w:semiHidden="1" w:unhideWhenUsed="1"/>
+    <w:lsdException w:name="Strong" w:uiPriority="22" w:qFormat="1"/>
+    <w:lsdException w:name="Emphasis" w:uiPriority="20" w:qFormat="1"/>
+    <w:lsdException w:name="Document Map" w:semiHidden="1" w:unhideWhenUsed="1"/>
+    <w:lsdException w:name="Plain Text" w:semiHidden="1" w:unhideWhenUsed="1"/>
+    <w:lsdException w:name="E-mail Signature" w:semiHidden="1" w:unhideWhenUsed="1"/>
+    <w:lsdException w:name="HTML Top of Form" w:semiHidden="1" w:unhideWhenUsed="1"/>
+    <w:lsdException w:name="HTML Bottom of Form" w:semiHidden="1" w:unhideWhenUsed="1"/>
+    <w:lsdException w:name="Normal (Web)" w:semiHidden="1" w:unhideWhenUsed="1"/>
+    <w:lsdException w:name="HTML Acronym" w:semiHidden="1" w:unhideWhenUsed="1"/>
+    <w:lsdException w:name="HTML Address" w:semiHidden="1" w:unhideWhenUsed="1"/>
+    <w:lsdException w:name="HTML Cite" w:semiHidden="1" w:unhideWhenUsed="1"/>
+    <w:lsdException w:name="HTML Code" w:semiHidden="1" w:unhideWhenUsed="1"/>
+    <w:lsdException w:name="HTML Definition" w:semiHidden="1" w:unhideWhenUsed="1"/>
+    <w:lsdException w:name="HTML Keyboard" w:semiHidden="1" w:unhideWhenUsed="1"/>
+    <w:lsdException w:name="HTML Preformatted" w:semiHidden="1" w:unhideWhenUsed="1"/>
+    <w:lsdException w:name="HTML Sample" w:semiHidden="1" w:unhideWhenUsed="1"/>
+    <w:lsdException w:name="HTML Typewriter" w:semiHidden="1" w:unhideWhenUsed="1"/>
+    <w:lsdException w:name="HTML Variable" w:semiHidden="1" w:unhideWhenUsed="1"/>
+    <w:lsdException w:name="Normal Table" w:semiHidden="1" w:unhideWhenUsed="1"/>
+    <w:lsdException w:name="annotation subject" w:semiHidden="1" w:unhideWhenUsed="1"/>
+    <w:lsdException w:name="No List" w:semiHidden="1" w:unhideWhenUsed="1"/>
+    <w:lsdException w:name="Outline List 1" w:semiHidden="1" w:unhideWhenUsed="1"/>
+    <w:lsdException w:name="Outline List 2" w:semiHidden="1" w:unhideWhenUsed="1"/>
+    <w:lsdException w:name="Outline List 3" w:semiHidden="1" w:unhideWhenUsed="1"/>
+    <w:lsdException w:name="Table Simple 1" w:semiHidden="1" w:unhideWhenUsed="1"/>
+    <w:lsdException w:name="Table Simple 2" w:semiHidden="1" w:unhideWhenUsed="1"/>
+    <w:lsdException w:name="Table Simple 3" w:semiHidden="1" w:unhideWhenUsed="1"/>
+    <w:lsdException w:name="Table Classic 1" w:semiHidden="1" w:unhideWhenUsed="1"/>
+    <w:lsdException w:name="Table Classic 2" w:semiHidden="1" w:unhideWhenUsed="1"/>
+    <w:lsdException w:name="Table Classic 3" w:semiHidden="1" w:unhideWhenUsed="1"/>
+    <w:lsdException w:name="Table Classic 4" w:semiHidden="1" w:unhideWhenUsed="1"/>
+    <w:lsdException w:name="Table Colorful 1" w:semiHidden="1" w:unhideWhenUsed="1"/>
+    <w:lsdException w:name="Table Colorful 2" w:semiHidden="1" w:unhideWhenUsed="1"/>
+    <w:lsdException w:name="Table Colorful 3" w:semiHidden="1" w:unhideWhenUsed="1"/>
+    <w:lsdException w:name="Table Columns 1" w:semiHidden="1" w:unhideWhenUsed="1"/>
+    <w:lsdException w:name="Table Columns 2" w:semiHidden="1" w:unhideWhenUsed="1"/>
+    <w:lsdException w:name="Table Columns 3" w:semiHidden="1" w:unhideWhenUsed="1"/>
+    <w:lsdException w:name="Table Columns 4" w:semiHidden="1" w:unhideWhenUsed="1"/>
+    <w:lsdException w:name="Table Columns 5" w:semiHidden="1" w:unhideWhenUsed="1"/>
+    <w:lsdException w:name="Table Grid 1" w:semiHidden="1" w:unhideWhenUsed="1"/>
+    <w:lsdException w:name="Table Grid 2" w:semiHidden="1" w:unhideWhenUsed="1"/>
+    <w:lsdException w:name="Table Grid 3" w:semiHidden="1" w:unhideWhenUsed="1"/>
+    <w:lsdException w:name="Table Grid 4" w:semiHidden="1" w:unhideWhenUsed="1"/>
+    <w:lsdException w:name="Table Grid 5" w:semiHidden="1" w:unhideWhenUsed="1"/>
+    <w:lsdException w:name="Table Grid 6" w:semiHidden="1" w:unhideWhenUsed="1"/>
+    <w:lsdException w:name="Table Grid 7" w:semiHidden="1" w:unhideWhenUsed="1"/>
+    <w:lsdException w:name="Table Grid 8" w:semiHidden="1" w:unhideWhenUsed="1"/>
+    <w:lsdException w:name="Table List 1" w:semiHidden="1" w:unhideWhenUsed="1"/>
+    <w:lsdException w:name="Table List 2" w:semiHidden="1" w:unhideWhenUsed="1"/>
+    <w:lsdException w:name="Table List 3" w:semiHidden="1" w:unhideWhenUsed="1"/>
+    <w:lsdException w:name="Table List 4" w:semiHidden="1" w:unhideWhenUsed="1"/>
+    <w:lsdException w:name="Table List 5" w:semiHidden="1" w:unhideWhenUsed="1"/>
+    <w:lsdException w:name="Table List 6" w:semiHidden="1" w:unhideWhenUsed="1"/>
+    <w:lsdException w:name="Table List 7" w:semiHidden="1" w:unhideWhenUsed="1"/>
+    <w:lsdException w:name="Table List 8" w:semiHidden="1" w:unhideWhenUsed="1"/>
+    <w:lsdException w:name="Table 3D effects 1" w:semiHidden="1" w:unhideWhenUsed="1"/>
+    <w:lsdException w:name="Table 3D effects 2" w:semiHidden="1" w:unhideWhenUsed="1"/>
+    <w:lsdException w:name="Table 3D effects 3" w:semiHidden="1" w:unhideWhenUsed="1"/>
+    <w:lsdException w:name="Table Contemporary" w:semiHidden="1" w:unhideWhenUsed="1"/>
+    <w:lsdException w:name="Table Elegant" w:semiHidden="1" w:unhideWhenUsed="1"/>
+    <w:lsdException w:name="Table Professional" w:semiHidden="1" w:unhideWhenUsed="1"/>
+    <w:lsdException w:name="Table Subtle 1" w:semiHidden="1" w:unhideWhenUsed="1"/>
+    <w:lsdException w:name="Table Subtle 2" w:semiHidden="1" w:unhideWhenUsed="1"/>
+    <w:lsdException w:name="Table Web 1" w:semiHidden="1" w:unhideWhenUsed="1"/>
+    <w:lsdException w:name="Table Web 2" w:semiHidden="1" w:unhideWhenUsed="1"/>
+    <w:lsdException w:name="Table Web 3" w:semiHidden="1" w:unhideWhenUsed="1"/>
+    <w:lsdException w:name="Balloon Text" w:semiHidden="1" w:unhideWhenUsed="1"/>
+    <w:lsdException w:name="Table Grid" w:uiPriority="59"/>
+    <w:lsdException w:name="Table Theme" w:semiHidden="1" w:unhideWhenUsed="1"/>
+    <w:lsdException w:name="Placeholder Text" w:semiHidden="1"/>
+    <w:lsdException w:name="No Spacing" w:uiPriority="1" w:qFormat="1"/>
+    <w:lsdException w:name="Light Shading" w:uiPriority="60"/>
+    <w:lsdException w:name="Light List" w:uiPriority="61"/>
+    <w:lsdException w:name="Light Grid" w:uiPriority="62"/>
+    <w:lsdException w:name="Medium Shading 1" w:uiPriority="63"/>
+    <w:lsdException w:name="Medium Shading 2" w:uiPriority="64"/>
+    <w:lsdException w:name="Medium List 1" w:uiPriority="65"/>
+    <w:lsdException w:name="Medium List 2" w:uiPriority="66"/>
+    <w:lsdException w:name="Medium Grid 1" w:uiPriority="67"/>
+    <w:lsdException w:name="Medium Grid 2" w:uiPriority="68"/>
+    <w:lsdException w:name="Medium Grid 3" w:uiPriority="69"/>
+    <w:lsdException w:name="Dark List" w:uiPriority="70"/>
+    <w:lsdException w:name="Colorful Shading" w:uiPriority="71"/>
+    <w:lsdException w:name="Colorful List" w:uiPriority="72"/>
+    <w:lsdException w:name="Colorful Grid" w:uiPriority="73"/>
+    <w:lsdException w:name="Light Shading Accent 1" w:uiPriority="60"/>
+    <w:lsdException w:name="Light List Accent 1" w:uiPriority="61"/>
+    <w:lsdException w:name="Light Grid Accent 1" w:uiPriority="62"/>
+    <w:lsdException w:name="Medium Shading 1 Accent 1" w:uiPriority="63"/>
+    <w:lsdException w:name="Medium Shading 2 Accent 1" w:uiPriority="64"/>
+    <w:lsdException w:name="Medium List 1 Accent 1" w:uiPriority="65"/>
+    <w:lsdException w:name="Revision" w:semiHidden="1"/>
+    <w:lsdException w:name="List Paragraph" w:uiPriority="34" w:qFormat="1"/>
+    <w:lsdException w:name="Quote" w:uiPriority="29" w:qFormat="1"/>
+    <w:lsdException w:name="Intense Quote" w:uiPriority="30" w:qFormat="1"/>
+    <w:lsdException w:name="Medium List 2 Accent 1" w:uiPriority="66"/>
+    <w:lsdException w:name="Medium Grid 1 Accent 1" w:uiPriority="67"/>
+    <w:lsdException w:name="Medium Grid 2 Accent 1" w:uiPriority="68"/>
+    <w:lsdException w:name="Medium Grid 3 Accent 1" w:uiPriority="69"/>
+    <w:lsdException w:name="Dark List Accent 1" w:uiPriority="70"/>
+    <w:lsdException w:name="Colorful Shading Accent 1" w:uiPriority="71"/>
+    <w:lsdException w:name="Colorful List Accent 1" w:uiPriority="72"/>
+    <w:lsdException w:name="Colorful Grid Accent 1" w:uiPriority="73"/>
+    <w:lsdException w:name="Light Shading Accent 2" w:uiPriority="60"/>
+    <w:lsdException w:name="Light List Accent 2" w:uiPriority="61"/>
+    <w:lsdException w:name="Light Grid Accent 2" w:uiPriority="62"/>
+    <w:lsdException w:name="Medium Shading 1 Accent 2" w:uiPriority="63"/>
+    <w:lsdException w:name="Medium Shading 2 Accent 2" w:uiPriority="64"/>
+    <w:lsdException w:name="Medium List 1 Accent 2" w:uiPriority="65"/>
+    <w:lsdException w:name="Medium List 2 Accent 2" w:uiPriority="66"/>
+    <w:lsdException w:name="Medium Grid 1 Accent 2" w:uiPriority="67"/>
+    <w:lsdException w:name="Medium Grid 2 Accent 2" w:uiPriority="68"/>
+    <w:lsdException w:name="Medium Grid 3 Accent 2" w:uiPriority="69"/>
+    <w:lsdException w:name="Dark List Accent 2" w:uiPriority="70"/>
+    <w:lsdException w:name="Colorful Shading Accent 2" w:uiPriority="71"/>
+    <w:lsdException w:name="Colorful List Accent 2" w:uiPriority="72"/>
+    <w:lsdException w:name="Colorful Grid Accent 2" w:uiPriority="73"/>
+    <w:lsdException w:name="Light Shading Accent 3" w:uiPriority="60"/>
+    <w:lsdException w:name="Light List Accent 3" w:uiPriority="61"/>
+    <w:lsdException w:name="Light Grid Accent 3" w:uiPriority="62"/>
+    <w:lsdException w:name="Medium Shading 1 Accent 3" w:uiPriority="63"/>
+    <w:lsdException w:name="Medium Shading 2 Accent 3" w:uiPriority="64"/>
+    <w:lsdException w:name="Medium List 1 Accent 3" w:uiPriority="65"/>
+    <w:lsdException w:name="Medium List 2 Accent 3" w:uiPriority="66"/>
+    <w:lsdException w:name="Medium Grid 1 Accent 3" w:uiPriority="67"/>
+    <w:lsdException w:name="Medium Grid 2 Accent 3" w:uiPriority="68"/>
+    <w:lsdException w:name="Medium Grid 3 Accent 3" w:uiPriority="69"/>
+    <w:lsdException w:name="Dark List Accent 3" w:uiPriority="70"/>
+    <w:lsdException w:name="Colorful Shading Accent 3" w:uiPriority="71"/>
+    <w:lsdException w:name="Colorful List Accent 3" w:uiPriority="72"/>
+    <w:lsdException w:name="Colorful Grid Accent 3" w:uiPriority="73"/>
+    <w:lsdException w:name="Light Shading Accent 4" w:uiPriority="60"/>
+    <w:lsdException w:name="Light List Accent 4" w:uiPriority="61"/>
+    <w:lsdException w:name="Light Grid Accent 4" w:uiPriority="62"/>
+    <w:lsdException w:name="Medium Shading 1 Accent 4" w:uiPriority="63"/>
+    <w:lsdException w:name="Medium Shading 2 Accent 4" w:uiPriority="64"/>
+    <w:lsdException w:name="Medium List 1 Accent 4" w:uiPriority="65"/>
+    <w:lsdException w:name="Medium List 2 Accent 4" w:uiPriority="66"/>
+    <w:lsdException w:name="Medium Grid 1 Accent 4" w:uiPriority="67"/>
+    <w:lsdException w:name="Medium Grid 2 Accent 4" w:uiPriority="68"/>
+    <w:lsdException w:name="Medium Grid 3 Accent 4" w:uiPriority="69"/>
+    <w:lsdException w:name="Dark List Accent 4" w:uiPriority="70"/>
+    <w:lsdException w:name="Colorful Shading Accent 4" w:uiPriority="71"/>
+    <w:lsdException w:name="Colorful List Accent 4" w:uiPriority="72"/>
+    <w:lsdException w:name="Colorful Grid Accent 4" w:uiPriority="73"/>
+    <w:lsdException w:name="Light Shading Accent 5" w:uiPriority="60"/>
+    <w:lsdException w:name="Light List Accent 5" w:uiPriority="61"/>
+    <w:lsdException w:name="Light Grid Accent 5" w:uiPriority="62"/>
+    <w:lsdException w:name="Medium Shading 1 Accent 5" w:uiPriority="63"/>
+    <w:lsdException w:name="Medium Shading 2 Accent 5" w:uiPriority="64"/>
+    <w:lsdException w:name="Medium List 1 Accent 5" w:uiPriority="65"/>
+    <w:lsdException w:name="Medium List 2 Accent 5" w:uiPriority="66"/>
+    <w:lsdException w:name="Medium Grid 1 Accent 5" w:uiPriority="67"/>
+    <w:lsdException w:name="Medium Grid 2 Accent 5" w:uiPriority="68"/>
+    <w:lsdException w:name="Medium Grid 3 Accent 5" w:uiPriority="69"/>
+    <w:lsdException w:name="Dark List Accent 5" w:uiPriority="70"/>
+    <w:lsdException w:name="Colorful Shading Accent 5" w:uiPriority="71"/>
+    <w:lsdException w:name="Colorful List Accent 5" w:uiPriority="72"/>
+    <w:lsdException w:name="Colorful Grid Accent 5" w:uiPriority="73"/>
+    <w:lsdException w:name="Light Shading Accent 6" w:uiPriority="60"/>
+    <w:lsdException w:name="Light List Accent 6" w:uiPriority="61"/>
+    <w:lsdException w:name="Light Grid Accent 6" w:uiPriority="62"/>
+    <w:lsdException w:name="Medium Shading 1 Accent 6" w:uiPriority="63"/>
+    <w:lsdException w:name="Medium Shading 2 Accent 6" w:uiPriority="64"/>
+    <w:lsdException w:name="Medium List 1 Accent 6" w:uiPriority="65"/>
+    <w:lsdException w:name="Medium List 2 Accent 6" w:uiPriority="66"/>
+    <w:lsdException w:name="Medium Grid 1 Accent 6" w:uiPriority="67"/>
+    <w:lsdException w:name="Medium Grid 2 Accent 6" w:uiPriority="68"/>
+    <w:lsdException w:name="Medium Grid 3 Accent 6" w:uiPriority="69"/>
+    <w:lsdException w:name="Dark List Accent 6" w:uiPriority="70"/>
+    <w:lsdException w:name="Colorful Shading Accent 6" w:uiPriority="71"/>
+    <w:lsdException w:name="Colorful List Accent 6" w:uiPriority="72"/>
+    <w:lsdException w:name="Colorful Grid Accent 6" w:uiPriority="73"/>
+    <w:lsdException w:name="Subtle Emphasis" w:uiPriority="19" w:qFormat="1"/>
+    <w:lsdException w:name="Intense Emphasis" w:uiPriority="21" w:qFormat="1"/>
+    <w:lsdException w:name="Subtle Reference" w:uiPriority="31" w:qFormat="1"/>
+    <w:lsdException w:name="Intense Reference" w:uiPriority="32" w:qFormat="1"/>
+    <w:lsdException w:name="Book Title" w:uiPriority="33" w:qFormat="1"/>
+    <w:lsdException w:name="Bibliography" w:semiHidden="1" w:uiPriority="37" w:unhideWhenUsed="1"/>
+    <w:lsdException w:name="TOC Heading" w:semiHidden="1" w:uiPriority="39" w:unhideWhenUsed="1" w:qFormat="1"/>
+    <w:lsdException w:name="Plain Table 1" w:uiPriority="41"/>
+    <w:lsdException w:name="Plain Table 2" w:uiPriority="42"/>
+    <w:lsdException w:name="Plain Table 3" w:uiPriority="43"/>
+    <w:lsdException w:name="Plain Table 4" w:uiPriority="44"/>
+    <w:lsdException w:name="Plain Table 5" w:uiPriority="45"/>
+    <w:lsdException w:name="Grid Table Light" w:uiPriority="40"/>
+    <w:lsdException w:name="Grid Table 1 Light" w:uiPriority="46"/>
+    <w:lsdException w:name="Grid Table 2" w:uiPriority="47"/>
+    <w:lsdException w:name="Grid Table 3" w:uiPriority="48"/>
+    <w:lsdException w:name="Grid Table 4" w:uiPriority="49"/>
+    <w:lsdException w:name="Grid Table 5 Dark" w:uiPriority="50"/>
+    <w:lsdException w:name="Grid Table 6 Colorful" w:uiPriority="51"/>
+    <w:lsdException w:name="Grid Table 7 Colorful" w:uiPriority="52"/>
+    <w:lsdException w:name="Grid Table 1 Light Accent 1" w:uiPriority="46"/>
+    <w:lsdException w:name="Grid Table 2 Accent 1" w:uiPriority="47"/>
+    <w:lsdException w:name="Grid Table 3 Accent 1" w:uiPriority="48"/>
+    <w:lsdException w:name="Grid Table 4 Accent 1" w:uiPriority="49"/>
+    <w:lsdException w:name="Grid Table 5 Dark Accent 1" w:uiPriority="50"/>
+    <w:lsdException w:name="Grid Table 6 Colorful Accent 1" w:uiPriority="51"/>
+    <w:lsdException w:name="Grid Table 7 Colorful Accent 1" w:uiPriority="52"/>
+    <w:lsdException w:name="Grid Table 1 Light Accent 2" w:uiPriority="46"/>
+    <w:lsdException w:name="Grid Table 2 Accent 2" w:uiPriority="47"/>
+    <w:lsdException w:name="Grid Table 3 Accent 2" w:uiPriority="48"/>
+    <w:lsdException w:name="Grid Table 4 Accent 2" w:uiPriority="49"/>
+    <w:lsdException w:name="Grid Table 5 Dark Accent 2" w:uiPriority="50"/>
+    <w:lsdException w:name="Grid Table 6 Colorful Accent 2" w:uiPriority="51"/>
+    <w:lsdException w:name="Grid Table 7 Colorful Accent 2" w:uiPriority="52"/>
+    <w:lsdException w:name="Grid Table 1 Light Accent 3" w:uiPriority="46"/>
+    <w:lsdException w:name="Grid Table 2 Accent 3" w:uiPriority="47"/>
+    <w:lsdException w:name="Grid Table 3 Accent 3" w:uiPriority="48"/>
+    <w:lsdException w:name="Grid Table 4 Accent 3" w:uiPriority="49"/>
+    <w:lsdException w:name="Grid Table 5 Dark Accent 3" w:uiPriority="50"/>
+    <w:lsdException w:name="Grid Table 6 Colorful Accent 3" w:uiPriority="51"/>
+    <w:lsdException w:name="Grid Table 7 Colorful Accent 3" w:uiPriority="52"/>
+    <w:lsdException w:name="Grid Table 1 Light Accent 4" w:uiPriority="46"/>
+    <w:lsdException w:name="Grid Table 2 Accent 4" w:uiPriority="47"/>
+    <w:lsdException w:name="Grid Table 3 Accent 4" w:uiPriority="48"/>
+    <w:lsdException w:name="Grid Table 4 Accent 4" w:uiPriority="49"/>
+    <w:lsdException w:name="Grid Table 5 Dark Accent 4" w:uiPriority="50"/>
+    <w:lsdException w:name="Grid Table 6 Colorful Accent 4" w:uiPriority="51"/>
+    <w:lsdException w:name="Grid Table 7 Colorful Accent 4" w:uiPriority="52"/>
+    <w:lsdException w:name="Grid Table 1 Light Accent 5" w:uiPriority="46"/>
+    <w:lsdException w:name="Grid Table 2 Accent 5" w:uiPriority="47"/>
+    <w:lsdException w:name="Grid Table 3 Accent 5" w:uiPriority="48"/>
+    <w:lsdException w:name="Grid Table 4 Accent 5" w:uiPriority="49"/>
+    <w:lsdException w:name="Grid Table 5 Dark Accent 5" w:uiPriority="50"/>
+    <w:lsdException w:name="Grid Table 6 Colorful Accent 5" w:uiPriority="51"/>
+    <w:lsdException w:name="Grid Table 7 Colorful Accent 5" w:uiPriority="52"/>
+    <w:lsdException w:name="Grid Table 1 Light Accent 6" w:uiPriority="46"/>
+    <w:lsdException w:name="Grid Table 2 Accent 6" w:uiPriority="47"/>
+    <w:lsdException w:name="Grid Table 3 Accent 6" w:uiPriority="48"/>
+    <w:lsdException w:name="Grid Table 4 Accent 6" w:uiPriority="49"/>
+    <w:lsdException w:name="Grid Table 5 Dark Accent 6" w:uiPriority="50"/>
+    <w:lsdException w:name="Grid Table 6 Colorful Accent 6" w:uiPriority="51"/>
+    <w:lsdException w:name="Grid Table 7 Colorful Accent 6" w:uiPriority="52"/>
+    <w:lsdException w:name="List Table 1 Light" w:uiPriority="46"/>
+    <w:lsdException w:name="List Table 2" w:uiPriority="47"/>
+    <w:lsdException w:name="List Table 3" w:uiPriority="48"/>
+    <w:lsdException w:name="List Table 4" w:uiPriority="49"/>
+    <w:lsdException w:name="List Table 5 Dark" w:uiPriority="50"/>
+    <w:lsdException w:name="List Table 6 Colorful" w:uiPriority="51"/>
+    <w:lsdException w:name="List Table 7 Colorful" w:uiPriority="52"/>
+    <w:lsdException w:name="List Table 1 Light Accent 1" w:uiPriority="46"/>
+    <w:lsdException w:name="List Table 2 Accent 1" w:uiPriority="47"/>
+    <w:lsdException w:name="List Table 3 Accent 1" w:uiPriority="48"/>
+    <w:lsdException w:name="List Table 4 Accent 1" w:uiPriority="49"/>
+    <w:lsdException w:name="List Table 5 Dark Accent 1" w:uiPriority="50"/>
+    <w:lsdException w:name="List Table 6 Colorful Accent 1" w:uiPriority="51"/>
+    <w:lsdException w:name="List Table 7 Colorful Accent 1" w:uiPriority="52"/>
+    <w:lsdException w:name="List Table 1 Light Accent 2" w:uiPriority="46"/>
+    <w:lsdException w:name="List Table 2 Accent 2" w:uiPriority="47"/>
+    <w:lsdException w:name="List Table 3 Accent 2" w:uiPriority="48"/>
+    <w:lsdException w:name="List Table 4 Accent 2" w:uiPriority="49"/>
+    <w:lsdException w:name="List Table 5 Dark Accent 2" w:uiPriority="50"/>
+    <w:lsdException w:name="List Table 6 Colorful Accent 2" w:uiPriority="51"/>
+    <w:lsdException w:name="List Table 7 Colorful Accent 2" w:uiPriority="52"/>
+    <w:lsdException w:name="List Table 1 Light Accent 3" w:uiPriority="46"/>
+    <w:lsdException w:name="List Table 2 Accent 3" w:uiPriority="47"/>
+    <w:lsdException w:name="List Table 3 Accent 3" w:uiPriority="48"/>
+    <w:lsdException w:name="List Table 4 Accent 3" w:uiPriority="49"/>
+    <w:lsdException w:name="List Table 5 Dark Accent 3" w:uiPriority="50"/>
+    <w:lsdException w:name="List Table 6 Colorful Accent 3" w:uiPriority="51"/>
+    <w:lsdException w:name="List Table 7 Colorful Accent 3" w:uiPriority="52"/>
+    <w:lsdException w:name="List Table 1 Light Accent 4" w:uiPriority="46"/>
+    <w:lsdException w:name="List Table 2 Accent 4" w:uiPriority="47"/>
+    <w:lsdException w:name="List Table 3 Accent 4" w:uiPriority="48"/>
+    <w:lsdException w:name="List Table 4 Accent 4" w:uiPriority="49"/>
+    <w:lsdException w:name="List Table 5 Dark Accent 4" w:uiPriority="50"/>
+    <w:lsdException w:name="List Table 6 Colorful Accent 4" w:uiPriority="51"/>
+    <w:lsdException w:name="List Table 7 Colorful Accent 4" w:uiPriority="52"/>
+    <w:lsdException w:name="List Table 1 Light Accent 5" w:uiPriority="46"/>
+    <w:lsdException w:name="List Table 2 Accent 5" w:uiPriority="47"/>
+    <w:lsdException w:name="List Table 3 Accent 5" w:uiPriority="48"/>
+    <w:lsdException w:name="List Table 4 Accent 5" w:uiPriority="49"/>
+    <w:lsdException w:name="List Table 5 Dark Accent 5" w:uiPriority="50"/>
+    <w:lsdException w:name="List Table 6 Colorful Accent 5" w:uiPriority="51"/>
+    <w:lsdException w:name="List Table 7 Colorful Accent 5" w:uiPriority="52"/>
+    <w:lsdException w:name="List Table 1 Light Accent 6" w:uiPriority="46"/>
+    <w:lsdException w:name="List Table 2 Accent 6" w:uiPriority="47"/>
+    <w:lsdException w:name="List Table 3 Accent 6" w:uiPriority="48"/>
+    <w:lsdException w:name="List Table 4 Accent 6" w:uiPriority="49"/>
+    <w:lsdException w:name="List Table 5 Dark Accent 6" w:uiPriority="50"/>
+    <w:lsdException w:name="List Table 6 Colorful Accent 6" w:uiPriority="51"/>
+    <w:lsdException w:name="List Table 7 Colorful Accent 6" w:uiPriority="52"/>
+    <w:lsdException w:name="Mention" w:semiHidden="1" w:unhideWhenUsed="1"/>
+    <w:lsdException w:name="Smart Hyperlink" w:semiHidden="1" w:unhideWhenUsed="1"/>
+    <w:lsdException w:name="Hashtag" w:semiHidden="1" w:unhideWhenUsed="1"/>
+    <w:lsdException w:name="Unresolved Mention" w:semiHidden="1" w:unhideWhenUsed="1"/>
+    <w:lsdException w:name="Smart Link" w:semiHidden="1" w:unhideWhenUsed="1"/>
   </w:latentStyles>
   <w:style w:type="paragraph" w:default="1" w:styleId="Normal">
     <w:name w:val="Normal"/>
@@ -7711,18 +7211,6 @@
     <w:semiHidden/>
     <w:unhideWhenUsed/>
   </w:style>
-  <w:style w:type="paragraph" w:customStyle="1" w:styleId="9A147807CDF4488BAE61E312F6384361">
-    <w:name w:val="9A147807CDF4488BAE61E312F6384361"/>
-    <w:rsid w:val="00AE1B17"/>
-  </w:style>
-  <w:style w:type="paragraph" w:customStyle="1" w:styleId="601743DDE08941C6B9C0C305755DAB96">
-    <w:name w:val="601743DDE08941C6B9C0C305755DAB96"/>
-    <w:rsid w:val="00AE1B17"/>
-  </w:style>
-  <w:style w:type="paragraph" w:customStyle="1" w:styleId="E7AC12EFF8814AA59DA808EE10F1A2CE">
-    <w:name w:val="E7AC12EFF8814AA59DA808EE10F1A2CE"/>
-    <w:rsid w:val="00AE1B17"/>
-  </w:style>
   <w:style w:type="paragraph" w:customStyle="1" w:styleId="0FC827DB0DE445C59F50FB892A2EBD80">
     <w:name w:val="0FC827DB0DE445C59F50FB892A2EBD80"/>
     <w:rsid w:val="00AE1B17"/>
@@ -7735,50 +7223,6 @@
     <w:name w:val="081B165BCE434FAB9802F9A7B3B71675"/>
     <w:rsid w:val="00AE1B17"/>
   </w:style>
-  <w:style w:type="paragraph" w:customStyle="1" w:styleId="1D802B6738504A24A35C3AB07947F317">
-    <w:name w:val="1D802B6738504A24A35C3AB07947F317"/>
-    <w:rsid w:val="00AE1B17"/>
-  </w:style>
-  <w:style w:type="paragraph" w:customStyle="1" w:styleId="1064BEB6DA0E43DFB80ADED6D353C119">
-    <w:name w:val="1064BEB6DA0E43DFB80ADED6D353C119"/>
-    <w:rsid w:val="00AE1B17"/>
-  </w:style>
-  <w:style w:type="paragraph" w:customStyle="1" w:styleId="4E0C5A50A4AF44C6BA2AFCE3341AD00F">
-    <w:name w:val="4E0C5A50A4AF44C6BA2AFCE3341AD00F"/>
-    <w:rsid w:val="00AE1B17"/>
-  </w:style>
-  <w:style w:type="paragraph" w:customStyle="1" w:styleId="F664393925304100883917A605C9EB51">
-    <w:name w:val="F664393925304100883917A605C9EB51"/>
-    <w:rsid w:val="00AE1B17"/>
-  </w:style>
-  <w:style w:type="paragraph" w:customStyle="1" w:styleId="5A4DAEB3D80E454CA8F3914BEB780A32">
-    <w:name w:val="5A4DAEB3D80E454CA8F3914BEB780A32"/>
-    <w:rsid w:val="00AE1B17"/>
-  </w:style>
-  <w:style w:type="paragraph" w:customStyle="1" w:styleId="DD58817537B2494DAD15120EE18AC888">
-    <w:name w:val="DD58817537B2494DAD15120EE18AC888"/>
-    <w:rsid w:val="00AE1B17"/>
-  </w:style>
-  <w:style w:type="paragraph" w:customStyle="1" w:styleId="FCD7CD67399549AE8F298B0953A2FD1D">
-    <w:name w:val="FCD7CD67399549AE8F298B0953A2FD1D"/>
-    <w:rsid w:val="00AE1B17"/>
-  </w:style>
-  <w:style w:type="paragraph" w:customStyle="1" w:styleId="3D1948A37AA242CFB5523840AFA469CE">
-    <w:name w:val="3D1948A37AA242CFB5523840AFA469CE"/>
-    <w:rsid w:val="00AE1B17"/>
-  </w:style>
-  <w:style w:type="paragraph" w:customStyle="1" w:styleId="8744BC6428C14FECBA98BF64EDCDFEF0">
-    <w:name w:val="8744BC6428C14FECBA98BF64EDCDFEF0"/>
-    <w:rsid w:val="00AE1B17"/>
-  </w:style>
-  <w:style w:type="paragraph" w:customStyle="1" w:styleId="B47B73BEA2B74178A93732338E1193E4">
-    <w:name w:val="B47B73BEA2B74178A93732338E1193E4"/>
-    <w:rsid w:val="00AE1B17"/>
-  </w:style>
-  <w:style w:type="paragraph" w:customStyle="1" w:styleId="EECC94B868E5464A963235585BFB7CC6">
-    <w:name w:val="EECC94B868E5464A963235585BFB7CC6"/>
-    <w:rsid w:val="00AE1B17"/>
-  </w:style>
   <w:style w:type="character" w:styleId="PlaceholderText">
     <w:name w:val="Placeholder Text"/>
     <w:basedOn w:val="DefaultParagraphFont"/>
@@ -7789,351 +7233,11 @@
       <w:color w:val="808080"/>
     </w:rPr>
   </w:style>
-  <w:style w:type="paragraph" w:customStyle="1" w:styleId="ACD9F2EB229F45E1AC68AFC3B41FC755">
-    <w:name w:val="ACD9F2EB229F45E1AC68AFC3B41FC755"/>
-    <w:rsid w:val="00AE1B17"/>
-  </w:style>
-  <w:style w:type="paragraph" w:customStyle="1" w:styleId="9D99A61BFCE843AAA875E79C6A10769C">
-    <w:name w:val="9D99A61BFCE843AAA875E79C6A10769C"/>
-    <w:rsid w:val="00AE1B17"/>
-  </w:style>
-  <w:style w:type="paragraph" w:customStyle="1" w:styleId="1B4FD25453D84E8FB3C5E54B187DC297">
-    <w:name w:val="1B4FD25453D84E8FB3C5E54B187DC297"/>
-    <w:rsid w:val="00AE7445"/>
-  </w:style>
-  <w:style w:type="paragraph" w:customStyle="1" w:styleId="19E8713D4D834A76A496C9550FAD54C1">
-    <w:name w:val="19E8713D4D834A76A496C9550FAD54C1"/>
-    <w:rsid w:val="00AE7445"/>
-  </w:style>
-  <w:style w:type="paragraph" w:customStyle="1" w:styleId="FF03ED9EC6FD4AF2A4E29B4EC3BC011D">
-    <w:name w:val="FF03ED9EC6FD4AF2A4E29B4EC3BC011D"/>
-    <w:rsid w:val="00AE7445"/>
-  </w:style>
-  <w:style w:type="paragraph" w:customStyle="1" w:styleId="33DC497796B84635A6F71E02B624EE63">
-    <w:name w:val="33DC497796B84635A6F71E02B624EE63"/>
-    <w:rsid w:val="00AE7445"/>
-  </w:style>
-  <w:style w:type="paragraph" w:customStyle="1" w:styleId="F80C070143494CB6B84F7A1994302516">
-    <w:name w:val="F80C070143494CB6B84F7A1994302516"/>
-    <w:rsid w:val="00AE7445"/>
-  </w:style>
-  <w:style w:type="paragraph" w:customStyle="1" w:styleId="E14ACEA30E2843F6B25ECE01116BA0F0">
-    <w:name w:val="E14ACEA30E2843F6B25ECE01116BA0F0"/>
-    <w:rsid w:val="00AE7445"/>
-  </w:style>
-  <w:style w:type="paragraph" w:customStyle="1" w:styleId="1E278D9ACE804913AFCB862C9B803ED5">
-    <w:name w:val="1E278D9ACE804913AFCB862C9B803ED5"/>
-    <w:rsid w:val="00AE7445"/>
-  </w:style>
-</w:styles>
-</file>
-
-<file path=word/glossary/stylesWithEffects.xml><?xml version="1.0" encoding="utf-8"?>
-<w:styles xmlns:wpc="http://schemas.microsoft.com/office/word/2010/wordprocessingCanvas" xmlns:mc="http://schemas.openxmlformats.org/markup-compatibility/2006" xmlns:o="urn:schemas-microsoft-com:office:office" xmlns:r="http://schemas.openxmlformats.org/officeDocument/2006/relationships" xmlns:m="http://schemas.openxmlformats.org/officeDocument/2006/math" xmlns:v="urn:schemas-microsoft-com:vml" xmlns:wp14="http://schemas.microsoft.com/office/word/2010/wordprocessingDrawing" xmlns:wp="http://schemas.openxmlformats.org/drawingml/2006/wordprocessingDrawing" xmlns:w10="urn:schemas-microsoft-com:office:word" xmlns:w="http://schemas.openxmlformats.org/wordprocessingml/2006/main" xmlns:w14="http://schemas.microsoft.com/office/word/2010/wordml" xmlns:wpg="http://schemas.microsoft.com/office/word/2010/wordprocessingGroup" xmlns:wpi="http://schemas.microsoft.com/office/word/2010/wordprocessingInk" xmlns:wne="http://schemas.microsoft.com/office/word/2006/wordml" xmlns:wps="http://schemas.microsoft.com/office/word/2010/wordprocessingShape" mc:Ignorable="w14 wp14">
-  <w:docDefaults>
-    <w:rPrDefault>
-      <w:rPr>
-        <w:rFonts w:asciiTheme="minorHAnsi" w:eastAsiaTheme="minorEastAsia" w:hAnsiTheme="minorHAnsi" w:cstheme="minorBidi"/>
-        <w:sz w:val="22"/>
-        <w:szCs w:val="22"/>
-        <w:lang w:val="en-US" w:eastAsia="en-US" w:bidi="ar-SA"/>
-      </w:rPr>
-    </w:rPrDefault>
-    <w:pPrDefault>
-      <w:pPr>
-        <w:spacing w:after="200" w:line="276" w:lineRule="auto"/>
-      </w:pPr>
-    </w:pPrDefault>
-  </w:docDefaults>
-  <w:latentStyles w:defLockedState="0" w:defUIPriority="99" w:defSemiHidden="1" w:defUnhideWhenUsed="1" w:defQFormat="0" w:count="267">
-    <w:lsdException w:name="Normal" w:semiHidden="0" w:uiPriority="0" w:unhideWhenUsed="0" w:qFormat="1"/>
-    <w:lsdException w:name="heading 1" w:semiHidden="0" w:uiPriority="9" w:unhideWhenUsed="0" w:qFormat="1"/>
-    <w:lsdException w:name="heading 2" w:uiPriority="9" w:qFormat="1"/>
-    <w:lsdException w:name="heading 3" w:uiPriority="9" w:qFormat="1"/>
-    <w:lsdException w:name="heading 4" w:uiPriority="9" w:qFormat="1"/>
-    <w:lsdException w:name="heading 5" w:uiPriority="9" w:qFormat="1"/>
-    <w:lsdException w:name="heading 6" w:uiPriority="9" w:qFormat="1"/>
-    <w:lsdException w:name="heading 7" w:uiPriority="9" w:qFormat="1"/>
-    <w:lsdException w:name="heading 8" w:uiPriority="9" w:qFormat="1"/>
-    <w:lsdException w:name="heading 9" w:uiPriority="9" w:qFormat="1"/>
-    <w:lsdException w:name="toc 1" w:uiPriority="39"/>
-    <w:lsdException w:name="toc 2" w:uiPriority="39"/>
-    <w:lsdException w:name="toc 3" w:uiPriority="39"/>
-    <w:lsdException w:name="toc 4" w:uiPriority="39"/>
-    <w:lsdException w:name="toc 5" w:uiPriority="39"/>
-    <w:lsdException w:name="toc 6" w:uiPriority="39"/>
-    <w:lsdException w:name="toc 7" w:uiPriority="39"/>
-    <w:lsdException w:name="toc 8" w:uiPriority="39"/>
-    <w:lsdException w:name="toc 9" w:uiPriority="39"/>
-    <w:lsdException w:name="caption" w:uiPriority="35" w:qFormat="1"/>
-    <w:lsdException w:name="Title" w:semiHidden="0" w:uiPriority="10" w:unhideWhenUsed="0" w:qFormat="1"/>
-    <w:lsdException w:name="Default Paragraph Font" w:uiPriority="1"/>
-    <w:lsdException w:name="Subtitle" w:semiHidden="0" w:uiPriority="11" w:unhideWhenUsed="0" w:qFormat="1"/>
-    <w:lsdException w:name="Strong" w:semiHidden="0" w:uiPriority="22" w:unhideWhenUsed="0" w:qFormat="1"/>
-    <w:lsdException w:name="Emphasis" w:semiHidden="0" w:uiPriority="20" w:unhideWhenUsed="0" w:qFormat="1"/>
-    <w:lsdException w:name="Table Grid" w:semiHidden="0" w:uiPriority="59" w:unhideWhenUsed="0"/>
-    <w:lsdException w:name="Placeholder Text" w:unhideWhenUsed="0"/>
-    <w:lsdException w:name="No Spacing" w:semiHidden="0" w:uiPriority="1" w:unhideWhenUsed="0" w:qFormat="1"/>
-    <w:lsdException w:name="Light Shading" w:semiHidden="0" w:uiPriority="60" w:unhideWhenUsed="0"/>
-    <w:lsdException w:name="Light List" w:semiHidden="0" w:uiPriority="61" w:unhideWhenUsed="0"/>
-    <w:lsdException w:name="Light Grid" w:semiHidden="0" w:uiPriority="62" w:unhideWhenUsed="0"/>
-    <w:lsdException w:name="Medium Shading 1" w:semiHidden="0" w:uiPriority="63" w:unhideWhenUsed="0"/>
-    <w:lsdException w:name="Medium Shading 2" w:semiHidden="0" w:uiPriority="64" w:unhideWhenUsed="0"/>
-    <w:lsdException w:name="Medium List 1" w:semiHidden="0" w:uiPriority="65" w:unhideWhenUsed="0"/>
-    <w:lsdException w:name="Medium List 2" w:semiHidden="0" w:uiPriority="66" w:unhideWhenUsed="0"/>
-    <w:lsdException w:name="Medium Grid 1" w:semiHidden="0" w:uiPriority="67" w:unhideWhenUsed="0"/>
-    <w:lsdException w:name="Medium Grid 2" w:semiHidden="0" w:uiPriority="68" w:unhideWhenUsed="0"/>
-    <w:lsdException w:name="Medium Grid 3" w:semiHidden="0" w:uiPriority="69" w:unhideWhenUsed="0"/>
-    <w:lsdException w:name="Dark List" w:semiHidden="0" w:uiPriority="70" w:unhideWhenUsed="0"/>
-    <w:lsdException w:name="Colorful Shading" w:semiHidden="0" w:uiPriority="71" w:unhideWhenUsed="0"/>
-    <w:lsdException w:name="Colorful List" w:semiHidden="0" w:uiPriority="72" w:unhideWhenUsed="0"/>
-    <w:lsdException w:name="Colorful Grid" w:semiHidden="0" w:uiPriority="73" w:unhideWhenUsed="0"/>
-    <w:lsdException w:name="Light Shading Accent 1" w:semiHidden="0" w:uiPriority="60" w:unhideWhenUsed="0"/>
-    <w:lsdException w:name="Light List Accent 1" w:semiHidden="0" w:uiPriority="61" w:unhideWhenUsed="0"/>
-    <w:lsdException w:name="Light Grid Accent 1" w:semiHidden="0" w:uiPriority="62" w:unhideWhenUsed="0"/>
-    <w:lsdException w:name="Medium Shading 1 Accent 1" w:semiHidden="0" w:uiPriority="63" w:unhideWhenUsed="0"/>
-    <w:lsdException w:name="Medium Shading 2 Accent 1" w:semiHidden="0" w:uiPriority="64" w:unhideWhenUsed="0"/>
-    <w:lsdException w:name="Medium List 1 Accent 1" w:semiHidden="0" w:uiPriority="65" w:unhideWhenUsed="0"/>
-    <w:lsdException w:name="Revision" w:unhideWhenUsed="0"/>
-    <w:lsdException w:name="List Paragraph" w:semiHidden="0" w:uiPriority="34" w:unhideWhenUsed="0" w:qFormat="1"/>
-    <w:lsdException w:name="Quote" w:semiHidden="0" w:uiPriority="29" w:unhideWhenUsed="0" w:qFormat="1"/>
-    <w:lsdException w:name="Intense Quote" w:semiHidden="0" w:uiPriority="30" w:unhideWhenUsed="0" w:qFormat="1"/>
-    <w:lsdException w:name="Medium List 2 Accent 1" w:semiHidden="0" w:uiPriority="66" w:unhideWhenUsed="0"/>
-    <w:lsdException w:name="Medium Grid 1 Accent 1" w:semiHidden="0" w:uiPriority="67" w:unhideWhenUsed="0"/>
-    <w:lsdException w:name="Medium Grid 2 Accent 1" w:semiHidden="0" w:uiPriority="68" w:unhideWhenUsed="0"/>
-    <w:lsdException w:name="Medium Grid 3 Accent 1" w:semiHidden="0" w:uiPriority="69" w:unhideWhenUsed="0"/>
-    <w:lsdException w:name="Dark List Accent 1" w:semiHidden="0" w:uiPriority="70" w:unhideWhenUsed="0"/>
-    <w:lsdException w:name="Colorful Shading Accent 1" w:semiHidden="0" w:uiPriority="71" w:unhideWhenUsed="0"/>
-    <w:lsdException w:name="Colorful List Accent 1" w:semiHidden="0" w:uiPriority="72" w:unhideWhenUsed="0"/>
-    <w:lsdException w:name="Colorful Grid Accent 1" w:semiHidden="0" w:uiPriority="73" w:unhideWhenUsed="0"/>
-    <w:lsdException w:name="Light Shading Accent 2" w:semiHidden="0" w:uiPriority="60" w:unhideWhenUsed="0"/>
-    <w:lsdException w:name="Light List Accent 2" w:semiHidden="0" w:uiPriority="61" w:unhideWhenUsed="0"/>
-    <w:lsdException w:name="Light Grid Accent 2" w:semiHidden="0" w:uiPriority="62" w:unhideWhenUsed="0"/>
-    <w:lsdException w:name="Medium Shading 1 Accent 2" w:semiHidden="0" w:uiPriority="63" w:unhideWhenUsed="0"/>
-    <w:lsdException w:name="Medium Shading 2 Accent 2" w:semiHidden="0" w:uiPriority="64" w:unhideWhenUsed="0"/>
-    <w:lsdException w:name="Medium List 1 Accent 2" w:semiHidden="0" w:uiPriority="65" w:unhideWhenUsed="0"/>
-    <w:lsdException w:name="Medium List 2 Accent 2" w:semiHidden="0" w:uiPriority="66" w:unhideWhenUsed="0"/>
-    <w:lsdException w:name="Medium Grid 1 Accent 2" w:semiHidden="0" w:uiPriority="67" w:unhideWhenUsed="0"/>
-    <w:lsdException w:name="Medium Grid 2 Accent 2" w:semiHidden="0" w:uiPriority="68" w:unhideWhenUsed="0"/>
-    <w:lsdException w:name="Medium Grid 3 Accent 2" w:semiHidden="0" w:uiPriority="69" w:unhideWhenUsed="0"/>
-    <w:lsdException w:name="Dark List Accent 2" w:semiHidden="0" w:uiPriority="70" w:unhideWhenUsed="0"/>
-    <w:lsdException w:name="Colorful Shading Accent 2" w:semiHidden="0" w:uiPriority="71" w:unhideWhenUsed="0"/>
-    <w:lsdException w:name="Colorful List Accent 2" w:semiHidden="0" w:uiPriority="72" w:unhideWhenUsed="0"/>
-    <w:lsdException w:name="Colorful Grid Accent 2" w:semiHidden="0" w:uiPriority="73" w:unhideWhenUsed="0"/>
-    <w:lsdException w:name="Light Shading Accent 3" w:semiHidden="0" w:uiPriority="60" w:unhideWhenUsed="0"/>
-    <w:lsdException w:name="Light List Accent 3" w:semiHidden="0" w:uiPriority="61" w:unhideWhenUsed="0"/>
-    <w:lsdException w:name="Light Grid Accent 3" w:semiHidden="0" w:uiPriority="62" w:unhideWhenUsed="0"/>
-    <w:lsdException w:name="Medium Shading 1 Accent 3" w:semiHidden="0" w:uiPriority="63" w:unhideWhenUsed="0"/>
-    <w:lsdException w:name="Medium Shading 2 Accent 3" w:semiHidden="0" w:uiPriority="64" w:unhideWhenUsed="0"/>
-    <w:lsdException w:name="Medium List 1 Accent 3" w:semiHidden="0" w:uiPriority="65" w:unhideWhenUsed="0"/>
-    <w:lsdException w:name="Medium List 2 Accent 3" w:semiHidden="0" w:uiPriority="66" w:unhideWhenUsed="0"/>
-    <w:lsdException w:name="Medium Grid 1 Accent 3" w:semiHidden="0" w:uiPriority="67" w:unhideWhenUsed="0"/>
-    <w:lsdException w:name="Medium Grid 2 Accent 3" w:semiHidden="0" w:uiPriority="68" w:unhideWhenUsed="0"/>
-    <w:lsdException w:name="Medium Grid 3 Accent 3" w:semiHidden="0" w:uiPriority="69" w:unhideWhenUsed="0"/>
-    <w:lsdException w:name="Dark List Accent 3" w:semiHidden="0" w:uiPriority="70" w:unhideWhenUsed="0"/>
-    <w:lsdException w:name="Colorful Shading Accent 3" w:semiHidden="0" w:uiPriority="71" w:unhideWhenUsed="0"/>
-    <w:lsdException w:name="Colorful List Accent 3" w:semiHidden="0" w:uiPriority="72" w:unhideWhenUsed="0"/>
-    <w:lsdException w:name="Colorful Grid Accent 3" w:semiHidden="0" w:uiPriority="73" w:unhideWhenUsed="0"/>
-    <w:lsdException w:name="Light Shading Accent 4" w:semiHidden="0" w:uiPriority="60" w:unhideWhenUsed="0"/>
-    <w:lsdException w:name="Light List Accent 4" w:semiHidden="0" w:uiPriority="61" w:unhideWhenUsed="0"/>
-    <w:lsdException w:name="Light Grid Accent 4" w:semiHidden="0" w:uiPriority="62" w:unhideWhenUsed="0"/>
-    <w:lsdException w:name="Medium Shading 1 Accent 4" w:semiHidden="0" w:uiPriority="63" w:unhideWhenUsed="0"/>
-    <w:lsdException w:name="Medium Shading 2 Accent 4" w:semiHidden="0" w:uiPriority="64" w:unhideWhenUsed="0"/>
-    <w:lsdException w:name="Medium List 1 Accent 4" w:semiHidden="0" w:uiPriority="65" w:unhideWhenUsed="0"/>
-    <w:lsdException w:name="Medium List 2 Accent 4" w:semiHidden="0" w:uiPriority="66" w:unhideWhenUsed="0"/>
-    <w:lsdException w:name="Medium Grid 1 Accent 4" w:semiHidden="0" w:uiPriority="67" w:unhideWhenUsed="0"/>
-    <w:lsdException w:name="Medium Grid 2 Accent 4" w:semiHidden="0" w:uiPriority="68" w:unhideWhenUsed="0"/>
-    <w:lsdException w:name="Medium Grid 3 Accent 4" w:semiHidden="0" w:uiPriority="69" w:unhideWhenUsed="0"/>
-    <w:lsdException w:name="Dark List Accent 4" w:semiHidden="0" w:uiPriority="70" w:unhideWhenUsed="0"/>
-    <w:lsdException w:name="Colorful Shading Accent 4" w:semiHidden="0" w:uiPriority="71" w:unhideWhenUsed="0"/>
-    <w:lsdException w:name="Colorful List Accent 4" w:semiHidden="0" w:uiPriority="72" w:unhideWhenUsed="0"/>
-    <w:lsdException w:name="Colorful Grid Accent 4" w:semiHidden="0" w:uiPriority="73" w:unhideWhenUsed="0"/>
-    <w:lsdException w:name="Light Shading Accent 5" w:semiHidden="0" w:uiPriority="60" w:unhideWhenUsed="0"/>
-    <w:lsdException w:name="Light List Accent 5" w:semiHidden="0" w:uiPriority="61" w:unhideWhenUsed="0"/>
-    <w:lsdException w:name="Light Grid Accent 5" w:semiHidden="0" w:uiPriority="62" w:unhideWhenUsed="0"/>
-    <w:lsdException w:name="Medium Shading 1 Accent 5" w:semiHidden="0" w:uiPriority="63" w:unhideWhenUsed="0"/>
-    <w:lsdException w:name="Medium Shading 2 Accent 5" w:semiHidden="0" w:uiPriority="64" w:unhideWhenUsed="0"/>
-    <w:lsdException w:name="Medium List 1 Accent 5" w:semiHidden="0" w:uiPriority="65" w:unhideWhenUsed="0"/>
-    <w:lsdException w:name="Medium List 2 Accent 5" w:semiHidden="0" w:uiPriority="66" w:unhideWhenUsed="0"/>
-    <w:lsdException w:name="Medium Grid 1 Accent 5" w:semiHidden="0" w:uiPriority="67" w:unhideWhenUsed="0"/>
-    <w:lsdException w:name="Medium Grid 2 Accent 5" w:semiHidden="0" w:uiPriority="68" w:unhideWhenUsed="0"/>
-    <w:lsdException w:name="Medium Grid 3 Accent 5" w:semiHidden="0" w:uiPriority="69" w:unhideWhenUsed="0"/>
-    <w:lsdException w:name="Dark List Accent 5" w:semiHidden="0" w:uiPriority="70" w:unhideWhenUsed="0"/>
-    <w:lsdException w:name="Colorful Shading Accent 5" w:semiHidden="0" w:uiPriority="71" w:unhideWhenUsed="0"/>
-    <w:lsdException w:name="Colorful List Accent 5" w:semiHidden="0" w:uiPriority="72" w:unhideWhenUsed="0"/>
-    <w:lsdException w:name="Colorful Grid Accent 5" w:semiHidden="0" w:uiPriority="73" w:unhideWhenUsed="0"/>
-    <w:lsdException w:name="Light Shading Accent 6" w:semiHidden="0" w:uiPriority="60" w:unhideWhenUsed="0"/>
-    <w:lsdException w:name="Light List Accent 6" w:semiHidden="0" w:uiPriority="61" w:unhideWhenUsed="0"/>
-    <w:lsdException w:name="Light Grid Accent 6" w:semiHidden="0" w:uiPriority="62" w:unhideWhenUsed="0"/>
-    <w:lsdException w:name="Medium Shading 1 Accent 6" w:semiHidden="0" w:uiPriority="63" w:unhideWhenUsed="0"/>
-    <w:lsdException w:name="Medium Shading 2 Accent 6" w:semiHidden="0" w:uiPriority="64" w:unhideWhenUsed="0"/>
-    <w:lsdException w:name="Medium List 1 Accent 6" w:semiHidden="0" w:uiPriority="65" w:unhideWhenUsed="0"/>
-    <w:lsdException w:name="Medium List 2 Accent 6" w:semiHidden="0" w:uiPriority="66" w:unhideWhenUsed="0"/>
-    <w:lsdException w:name="Medium Grid 1 Accent 6" w:semiHidden="0" w:uiPriority="67" w:unhideWhenUsed="0"/>
-    <w:lsdException w:name="Medium Grid 2 Accent 6" w:semiHidden="0" w:uiPriority="68" w:unhideWhenUsed="0"/>
-    <w:lsdException w:name="Medium Grid 3 Accent 6" w:semiHidden="0" w:uiPriority="69" w:unhideWhenUsed="0"/>
-    <w:lsdException w:name="Dark List Accent 6" w:semiHidden="0" w:uiPriority="70" w:unhideWhenUsed="0"/>
-    <w:lsdException w:name="Colorful Shading Accent 6" w:semiHidden="0" w:uiPriority="71" w:unhideWhenUsed="0"/>
-    <w:lsdException w:name="Colorful List Accent 6" w:semiHidden="0" w:uiPriority="72" w:unhideWhenUsed="0"/>
-    <w:lsdException w:name="Colorful Grid Accent 6" w:semiHidden="0" w:uiPriority="73" w:unhideWhenUsed="0"/>
-    <w:lsdException w:name="Subtle Emphasis" w:semiHidden="0" w:uiPriority="19" w:unhideWhenUsed="0" w:qFormat="1"/>
-    <w:lsdException w:name="Intense Emphasis" w:semiHidden="0" w:uiPriority="21" w:unhideWhenUsed="0" w:qFormat="1"/>
-    <w:lsdException w:name="Subtle Reference" w:semiHidden="0" w:uiPriority="31" w:unhideWhenUsed="0" w:qFormat="1"/>
-    <w:lsdException w:name="Intense Reference" w:semiHidden="0" w:uiPriority="32" w:unhideWhenUsed="0" w:qFormat="1"/>
-    <w:lsdException w:name="Book Title" w:semiHidden="0" w:uiPriority="33" w:unhideWhenUsed="0" w:qFormat="1"/>
-    <w:lsdException w:name="Bibliography" w:uiPriority="37"/>
-    <w:lsdException w:name="TOC Heading" w:uiPriority="39" w:qFormat="1"/>
-  </w:latentStyles>
-  <w:style w:type="paragraph" w:default="1" w:styleId="Normal">
-    <w:name w:val="Normal"/>
-    <w:qFormat/>
-  </w:style>
-  <w:style w:type="character" w:default="1" w:styleId="DefaultParagraphFont">
-    <w:name w:val="Default Paragraph Font"/>
-    <w:uiPriority w:val="1"/>
-    <w:semiHidden/>
-    <w:unhideWhenUsed/>
-  </w:style>
-  <w:style w:type="table" w:default="1" w:styleId="TableNormal">
-    <w:name w:val="Normal Table"/>
-    <w:uiPriority w:val="99"/>
-    <w:semiHidden/>
-    <w:unhideWhenUsed/>
-    <w:tblPr>
-      <w:tblInd w:w="0" w:type="dxa"/>
-      <w:tblCellMar>
-        <w:top w:w="0" w:type="dxa"/>
-        <w:left w:w="108" w:type="dxa"/>
-        <w:bottom w:w="0" w:type="dxa"/>
-        <w:right w:w="108" w:type="dxa"/>
-      </w:tblCellMar>
-    </w:tblPr>
-  </w:style>
-  <w:style w:type="numbering" w:default="1" w:styleId="NoList">
-    <w:name w:val="No List"/>
-    <w:uiPriority w:val="99"/>
-    <w:semiHidden/>
-    <w:unhideWhenUsed/>
-  </w:style>
-  <w:style w:type="paragraph" w:customStyle="1" w:styleId="9A147807CDF4488BAE61E312F6384361">
-    <w:name w:val="9A147807CDF4488BAE61E312F6384361"/>
-    <w:rsid w:val="00AE1B17"/>
-  </w:style>
-  <w:style w:type="paragraph" w:customStyle="1" w:styleId="601743DDE08941C6B9C0C305755DAB96">
-    <w:name w:val="601743DDE08941C6B9C0C305755DAB96"/>
-    <w:rsid w:val="00AE1B17"/>
-  </w:style>
-  <w:style w:type="paragraph" w:customStyle="1" w:styleId="E7AC12EFF8814AA59DA808EE10F1A2CE">
-    <w:name w:val="E7AC12EFF8814AA59DA808EE10F1A2CE"/>
-    <w:rsid w:val="00AE1B17"/>
-  </w:style>
-  <w:style w:type="paragraph" w:customStyle="1" w:styleId="0FC827DB0DE445C59F50FB892A2EBD80">
-    <w:name w:val="0FC827DB0DE445C59F50FB892A2EBD80"/>
-    <w:rsid w:val="00AE1B17"/>
-  </w:style>
-  <w:style w:type="paragraph" w:customStyle="1" w:styleId="859AF9CF530048AE9A242CBA62F1C53C">
-    <w:name w:val="859AF9CF530048AE9A242CBA62F1C53C"/>
-    <w:rsid w:val="00AE1B17"/>
-  </w:style>
-  <w:style w:type="paragraph" w:customStyle="1" w:styleId="081B165BCE434FAB9802F9A7B3B71675">
-    <w:name w:val="081B165BCE434FAB9802F9A7B3B71675"/>
-    <w:rsid w:val="00AE1B17"/>
-  </w:style>
-  <w:style w:type="paragraph" w:customStyle="1" w:styleId="1D802B6738504A24A35C3AB07947F317">
-    <w:name w:val="1D802B6738504A24A35C3AB07947F317"/>
-    <w:rsid w:val="00AE1B17"/>
-  </w:style>
-  <w:style w:type="paragraph" w:customStyle="1" w:styleId="1064BEB6DA0E43DFB80ADED6D353C119">
-    <w:name w:val="1064BEB6DA0E43DFB80ADED6D353C119"/>
-    <w:rsid w:val="00AE1B17"/>
-  </w:style>
-  <w:style w:type="paragraph" w:customStyle="1" w:styleId="4E0C5A50A4AF44C6BA2AFCE3341AD00F">
-    <w:name w:val="4E0C5A50A4AF44C6BA2AFCE3341AD00F"/>
-    <w:rsid w:val="00AE1B17"/>
-  </w:style>
-  <w:style w:type="paragraph" w:customStyle="1" w:styleId="F664393925304100883917A605C9EB51">
-    <w:name w:val="F664393925304100883917A605C9EB51"/>
-    <w:rsid w:val="00AE1B17"/>
-  </w:style>
-  <w:style w:type="paragraph" w:customStyle="1" w:styleId="5A4DAEB3D80E454CA8F3914BEB780A32">
-    <w:name w:val="5A4DAEB3D80E454CA8F3914BEB780A32"/>
-    <w:rsid w:val="00AE1B17"/>
-  </w:style>
-  <w:style w:type="paragraph" w:customStyle="1" w:styleId="DD58817537B2494DAD15120EE18AC888">
-    <w:name w:val="DD58817537B2494DAD15120EE18AC888"/>
-    <w:rsid w:val="00AE1B17"/>
-  </w:style>
-  <w:style w:type="paragraph" w:customStyle="1" w:styleId="FCD7CD67399549AE8F298B0953A2FD1D">
-    <w:name w:val="FCD7CD67399549AE8F298B0953A2FD1D"/>
-    <w:rsid w:val="00AE1B17"/>
-  </w:style>
-  <w:style w:type="paragraph" w:customStyle="1" w:styleId="3D1948A37AA242CFB5523840AFA469CE">
-    <w:name w:val="3D1948A37AA242CFB5523840AFA469CE"/>
-    <w:rsid w:val="00AE1B17"/>
-  </w:style>
-  <w:style w:type="paragraph" w:customStyle="1" w:styleId="8744BC6428C14FECBA98BF64EDCDFEF0">
-    <w:name w:val="8744BC6428C14FECBA98BF64EDCDFEF0"/>
-    <w:rsid w:val="00AE1B17"/>
-  </w:style>
-  <w:style w:type="paragraph" w:customStyle="1" w:styleId="B47B73BEA2B74178A93732338E1193E4">
-    <w:name w:val="B47B73BEA2B74178A93732338E1193E4"/>
-    <w:rsid w:val="00AE1B17"/>
-  </w:style>
-  <w:style w:type="paragraph" w:customStyle="1" w:styleId="EECC94B868E5464A963235585BFB7CC6">
-    <w:name w:val="EECC94B868E5464A963235585BFB7CC6"/>
-    <w:rsid w:val="00AE1B17"/>
-  </w:style>
-  <w:style w:type="character" w:styleId="PlaceholderText">
-    <w:name w:val="Placeholder Text"/>
-    <w:basedOn w:val="DefaultParagraphFont"/>
-    <w:uiPriority w:val="99"/>
-    <w:semiHidden/>
-    <w:rsid w:val="00AE1B17"/>
-    <w:rPr>
-      <w:color w:val="808080"/>
-    </w:rPr>
-  </w:style>
-  <w:style w:type="paragraph" w:customStyle="1" w:styleId="ACD9F2EB229F45E1AC68AFC3B41FC755">
-    <w:name w:val="ACD9F2EB229F45E1AC68AFC3B41FC755"/>
-    <w:rsid w:val="00AE1B17"/>
-  </w:style>
-  <w:style w:type="paragraph" w:customStyle="1" w:styleId="9D99A61BFCE843AAA875E79C6A10769C">
-    <w:name w:val="9D99A61BFCE843AAA875E79C6A10769C"/>
-    <w:rsid w:val="00AE1B17"/>
-  </w:style>
-  <w:style w:type="paragraph" w:customStyle="1" w:styleId="1B4FD25453D84E8FB3C5E54B187DC297">
-    <w:name w:val="1B4FD25453D84E8FB3C5E54B187DC297"/>
-    <w:rsid w:val="00AE7445"/>
-  </w:style>
-  <w:style w:type="paragraph" w:customStyle="1" w:styleId="19E8713D4D834A76A496C9550FAD54C1">
-    <w:name w:val="19E8713D4D834A76A496C9550FAD54C1"/>
-    <w:rsid w:val="00AE7445"/>
-  </w:style>
-  <w:style w:type="paragraph" w:customStyle="1" w:styleId="FF03ED9EC6FD4AF2A4E29B4EC3BC011D">
-    <w:name w:val="FF03ED9EC6FD4AF2A4E29B4EC3BC011D"/>
-    <w:rsid w:val="00AE7445"/>
-  </w:style>
-  <w:style w:type="paragraph" w:customStyle="1" w:styleId="33DC497796B84635A6F71E02B624EE63">
-    <w:name w:val="33DC497796B84635A6F71E02B624EE63"/>
-    <w:rsid w:val="00AE7445"/>
-  </w:style>
-  <w:style w:type="paragraph" w:customStyle="1" w:styleId="F80C070143494CB6B84F7A1994302516">
-    <w:name w:val="F80C070143494CB6B84F7A1994302516"/>
-    <w:rsid w:val="00AE7445"/>
-  </w:style>
-  <w:style w:type="paragraph" w:customStyle="1" w:styleId="E14ACEA30E2843F6B25ECE01116BA0F0">
-    <w:name w:val="E14ACEA30E2843F6B25ECE01116BA0F0"/>
-    <w:rsid w:val="00AE7445"/>
-  </w:style>
-  <w:style w:type="paragraph" w:customStyle="1" w:styleId="1E278D9ACE804913AFCB862C9B803ED5">
-    <w:name w:val="1E278D9ACE804913AFCB862C9B803ED5"/>
-    <w:rsid w:val="00AE7445"/>
-  </w:style>
 </w:styles>
 </file>
 
 <file path=word/glossary/webSettings.xml><?xml version="1.0" encoding="utf-8"?>
-<w:webSettings xmlns:mc="http://schemas.openxmlformats.org/markup-compatibility/2006" xmlns:r="http://schemas.openxmlformats.org/officeDocument/2006/relationships" xmlns:w="http://schemas.openxmlformats.org/wordprocessingml/2006/main" xmlns:w14="http://schemas.microsoft.com/office/word/2010/wordml" mc:Ignorable="w14">
+<w:webSettings xmlns:mc="http://schemas.openxmlformats.org/markup-compatibility/2006" xmlns:r="http://schemas.openxmlformats.org/officeDocument/2006/relationships" xmlns:w="http://schemas.openxmlformats.org/wordprocessingml/2006/main" xmlns:w14="http://schemas.microsoft.com/office/word/2010/wordml" xmlns:w15="http://schemas.microsoft.com/office/word/2012/wordml" xmlns:w16cex="http://schemas.microsoft.com/office/word/2018/wordml/cex" xmlns:w16cid="http://schemas.microsoft.com/office/word/2016/wordml/cid" xmlns:w16="http://schemas.microsoft.com/office/word/2018/wordml" xmlns:w16sdtdh="http://schemas.microsoft.com/office/word/2020/wordml/sdtdatahash" xmlns:w16se="http://schemas.microsoft.com/office/word/2015/wordml/symex" mc:Ignorable="w14 w15 w16se w16cid w16 w16cex w16sdtdh">
   <w:optimizeForBrowser/>
   <w:allowPNG/>
 </w:webSettings>

--- a/doc/command interface.docx
+++ b/doc/command interface.docx
@@ -2591,10 +2591,10 @@
             <v:path o:extrusionok="f" gradientshapeok="t" o:connecttype="rect"/>
             <o:lock v:ext="edit" aspectratio="t"/>
           </v:shapetype>
-          <v:shape id="_x0000_i1025" type="#_x0000_t75" style="width:291.75pt;height:273pt" o:ole="">
+          <v:shape id="_x0000_i1025" type="#_x0000_t75" style="width:292.05pt;height:273pt" o:ole="">
             <v:imagedata r:id="rId8" o:title=""/>
           </v:shape>
-          <o:OLEObject Type="Embed" ProgID="Visio.Drawing.11" ShapeID="_x0000_i1025" DrawAspect="Content" ObjectID="_1834512658" r:id="rId9"/>
+          <o:OLEObject Type="Embed" ProgID="Visio.Drawing.11" ShapeID="_x0000_i1025" DrawAspect="Content" ObjectID="_1834557837" r:id="rId9"/>
         </w:object>
       </w:r>
     </w:p>
@@ -3715,13 +3715,7 @@
               <w:rPr>
                 <w:bCs/>
               </w:rPr>
-              <w:t>1.</w:t>
-            </w:r>
-            <w:r>
-              <w:rPr>
-                <w:bCs/>
-              </w:rPr>
-              <w:t>1</w:t>
+              <w:t>1.0</w:t>
             </w:r>
           </w:fldSimple>
           <w:r>
@@ -6752,6 +6746,7 @@
     <w:rsid w:val="000E5C16"/>
     <w:rsid w:val="00114319"/>
     <w:rsid w:val="003D7F14"/>
+    <w:rsid w:val="003E5D94"/>
     <w:rsid w:val="00427F76"/>
     <w:rsid w:val="00563128"/>
     <w:rsid w:val="006E2CD5"/>
@@ -6761,7 +6756,6 @@
     <w:rsid w:val="00AE1B17"/>
     <w:rsid w:val="00AE7445"/>
     <w:rsid w:val="00B8324E"/>
-    <w:rsid w:val="00C311CD"/>
     <w:rsid w:val="00C76122"/>
   </w:rsids>
   <m:mathPr>
